--- a/files/original_student_files/fur4_ci_t_formulario.docx
+++ b/files/original_student_files/fur4_ci_t_formulario.docx
@@ -359,8 +359,8 @@
                 <w:rPr>
                   <w:rFonts w:ascii="Arial" w:hAnsi="Arial" w:cs="Arial"/>
                   <w:color w:val="000000"/>
-                  <w:sz w:val="20"/>
-                  <w:szCs w:val="20"/>
+                  <w:sz w:val="18"/>
+                  <w:szCs w:val="18"/>
                 </w:rPr>
                 <w:alias w:val="full_name"/>
                 <w:tag w:val="full_name"/>
@@ -376,8 +376,8 @@
                   <w:rPr>
                     <w:rFonts w:ascii="Arial" w:hAnsi="Arial" w:cs="Arial"/>
                     <w:color w:val="000000"/>
-                    <w:sz w:val="20"/>
-                    <w:szCs w:val="20"/>
+                    <w:sz w:val="18"/>
+                    <w:szCs w:val="18"/>
                     <w:lang w:val="es-CL" w:eastAsia="es-CL"/>
                   </w:rPr>
                   <w:t>Escriba aquí</w:t>
@@ -437,8 +437,8 @@
                   <w:rFonts w:ascii="Arial" w:hAnsi="Arial" w:cs="Arial"/>
                   <w:b/>
                   <w:color w:val="000000"/>
-                  <w:sz w:val="20"/>
-                  <w:szCs w:val="20"/>
+                  <w:sz w:val="18"/>
+                  <w:szCs w:val="18"/>
                 </w:rPr>
                 <w:alias w:val="born_date"/>
                 <w:tag w:val="born_date"/>
@@ -454,8 +454,8 @@
                   <w:rPr>
                     <w:rFonts w:ascii="Arial" w:hAnsi="Arial" w:cs="Arial"/>
                     <w:color w:val="000000"/>
-                    <w:sz w:val="20"/>
-                    <w:szCs w:val="20"/>
+                    <w:sz w:val="18"/>
+                    <w:szCs w:val="18"/>
                     <w:lang w:val="es-CL" w:eastAsia="es-CL"/>
                   </w:rPr>
                   <w:t>Escriba aquí</w:t>
@@ -533,8 +533,8 @@
               <w:rPr>
                 <w:rFonts w:ascii="Arial" w:hAnsi="Arial" w:cs="Arial"/>
                 <w:color w:val="000000"/>
-                <w:sz w:val="20"/>
-                <w:szCs w:val="20"/>
+                <w:sz w:val="18"/>
+                <w:szCs w:val="18"/>
               </w:rPr>
               <w:alias w:val="age"/>
               <w:tag w:val="age"/>
@@ -552,16 +552,16 @@
                   <w:rPr>
                     <w:rFonts w:ascii="Arial" w:hAnsi="Arial" w:cs="Arial"/>
                     <w:color w:val="000000"/>
-                    <w:sz w:val="20"/>
-                    <w:szCs w:val="20"/>
+                    <w:sz w:val="18"/>
+                    <w:szCs w:val="18"/>
                   </w:rPr>
                 </w:pPr>
                 <w:r>
                   <w:rPr>
                     <w:rFonts w:ascii="Arial" w:hAnsi="Arial" w:cs="Arial"/>
                     <w:color w:val="000000"/>
-                    <w:sz w:val="20"/>
-                    <w:szCs w:val="20"/>
+                    <w:sz w:val="18"/>
+                    <w:szCs w:val="18"/>
                     <w:lang w:val="es-CL" w:eastAsia="es-CL"/>
                   </w:rPr>
                   <w:t>Escriba aquí</w:t>
@@ -629,8 +629,8 @@
                 <w:rPr>
                   <w:rFonts w:ascii="Arial" w:hAnsi="Arial" w:cs="Arial"/>
                   <w:color w:val="000000"/>
-                  <w:sz w:val="20"/>
-                  <w:szCs w:val="20"/>
+                  <w:sz w:val="18"/>
+                  <w:szCs w:val="18"/>
                 </w:rPr>
                 <w:alias w:val="identification_number"/>
                 <w:tag w:val="identification_number"/>
@@ -646,8 +646,8 @@
                   <w:rPr>
                     <w:rFonts w:ascii="Arial" w:hAnsi="Arial" w:cs="Arial"/>
                     <w:color w:val="000000"/>
-                    <w:sz w:val="20"/>
-                    <w:szCs w:val="20"/>
+                    <w:sz w:val="18"/>
+                    <w:szCs w:val="18"/>
                     <w:lang w:val="es-CL" w:eastAsia="es-CL"/>
                   </w:rPr>
                   <w:t>Escriba aquí</w:t>
@@ -841,8 +841,8 @@
             <w:rPr>
               <w:rFonts w:ascii="Arial" w:hAnsi="Arial" w:cs="Arial"/>
               <w:color w:val="000000"/>
-              <w:sz w:val="20"/>
-              <w:szCs w:val="20"/>
+              <w:sz w:val="18"/>
+              <w:szCs w:val="18"/>
             </w:rPr>
             <w:alias w:val="in_pie_since"/>
             <w:tag w:val="in_pie_since"/>
@@ -870,16 +870,16 @@
                   <w:rPr>
                     <w:rFonts w:ascii="Arial" w:hAnsi="Arial" w:cs="Arial"/>
                     <w:color w:val="000000"/>
-                    <w:sz w:val="20"/>
-                    <w:szCs w:val="20"/>
+                    <w:sz w:val="18"/>
+                    <w:szCs w:val="18"/>
                   </w:rPr>
                 </w:pPr>
                 <w:r>
                   <w:rPr>
                     <w:rFonts w:ascii="Arial" w:hAnsi="Arial" w:cs="Arial"/>
                     <w:color w:val="000000"/>
-                    <w:sz w:val="20"/>
-                    <w:szCs w:val="20"/>
+                    <w:sz w:val="18"/>
+                    <w:szCs w:val="18"/>
                     <w:lang w:val="es-CL" w:eastAsia="es-CL"/>
                   </w:rPr>
                   <w:t>Escriba aquí</w:t>
@@ -893,8 +893,8 @@
             <w:rPr>
               <w:rFonts w:ascii="Arial" w:hAnsi="Arial" w:cs="Arial"/>
               <w:color w:val="000000"/>
-              <w:sz w:val="20"/>
-              <w:szCs w:val="20"/>
+              <w:sz w:val="18"/>
+              <w:szCs w:val="18"/>
             </w:rPr>
             <w:alias w:val="current_year"/>
             <w:tag w:val="current_year"/>
@@ -922,16 +922,16 @@
                   <w:rPr>
                     <w:rFonts w:ascii="Arial" w:hAnsi="Arial" w:cs="Arial"/>
                     <w:color w:val="000000"/>
-                    <w:sz w:val="20"/>
-                    <w:szCs w:val="20"/>
+                    <w:sz w:val="18"/>
+                    <w:szCs w:val="18"/>
                   </w:rPr>
                 </w:pPr>
                 <w:r>
                   <w:rPr>
                     <w:rFonts w:ascii="Arial" w:hAnsi="Arial" w:cs="Arial"/>
                     <w:color w:val="000000"/>
-                    <w:sz w:val="20"/>
-                    <w:szCs w:val="20"/>
+                    <w:sz w:val="18"/>
+                    <w:szCs w:val="18"/>
                     <w:lang w:val="es-CL" w:eastAsia="es-CL"/>
                   </w:rPr>
                   <w:t>Escriba aquí</w:t>
@@ -945,8 +945,8 @@
             <w:rPr>
               <w:rFonts w:ascii="Arial" w:hAnsi="Arial" w:cs="Arial"/>
               <w:color w:val="000000"/>
-              <w:sz w:val="20"/>
-              <w:szCs w:val="20"/>
+              <w:sz w:val="18"/>
+              <w:szCs w:val="18"/>
             </w:rPr>
             <w:alias w:val="current_course"/>
             <w:tag w:val="current_course"/>
@@ -974,16 +974,16 @@
                   <w:rPr>
                     <w:rFonts w:ascii="Arial" w:hAnsi="Arial" w:cs="Arial"/>
                     <w:color w:val="000000"/>
-                    <w:sz w:val="20"/>
-                    <w:szCs w:val="20"/>
+                    <w:sz w:val="18"/>
+                    <w:szCs w:val="18"/>
                   </w:rPr>
                 </w:pPr>
                 <w:r>
                   <w:rPr>
                     <w:rFonts w:ascii="Arial" w:hAnsi="Arial" w:cs="Arial"/>
                     <w:color w:val="000000"/>
-                    <w:sz w:val="20"/>
-                    <w:szCs w:val="20"/>
+                    <w:sz w:val="18"/>
+                    <w:szCs w:val="18"/>
                     <w:lang w:val="es-CL" w:eastAsia="es-CL"/>
                   </w:rPr>
                   <w:t>Escriba aquí</w:t>
@@ -1029,8 +1029,8 @@
               <w:rFonts w:ascii="MS Gothic" w:hAnsi="MS Gothic" w:cs="MS Gothic" w:eastAsia="MS Gothic"/>
               <w:b/>
               <w:color w:val="000000"/>
-              <w:sz w:val="20"/>
-              <w:szCs w:val="20"/>
+              <w:sz w:val="18"/>
+              <w:szCs w:val="18"/>
             </w:rPr>
             <w:alias w:val="revaluation_type__proceso"/>
             <w:tag w:val="revaluation_type__proceso"/>
@@ -1067,8 +1067,8 @@
                     <w:rFonts w:ascii="MS Gothic" w:hAnsi="MS Gothic" w:cs="MS Gothic" w:eastAsia="MS Gothic"/>
                     <w:b/>
                     <w:color w:val="000000"/>
-                    <w:sz w:val="20"/>
-                    <w:szCs w:val="20"/>
+                    <w:sz w:val="18"/>
+                    <w:szCs w:val="18"/>
                   </w:rPr>
                   <w:t>☐</w:t>
                 </w:r>
@@ -1230,8 +1230,8 @@
               <w:rFonts w:ascii="MS Gothic" w:hAnsi="MS Gothic" w:cs="MS Gothic" w:eastAsia="MS Gothic"/>
               <w:b/>
               <w:color w:val="000000"/>
-              <w:sz w:val="20"/>
-              <w:szCs w:val="20"/>
+              <w:sz w:val="18"/>
+              <w:szCs w:val="18"/>
               <w:shd w:val="clear" w:color="auto" w:fill="EAF1DD"/>
             </w:rPr>
             <w:alias w:val="revaluation_type__egreso"/>
@@ -1271,8 +1271,8 @@
                     <w:rFonts w:ascii="MS Gothic" w:hAnsi="MS Gothic" w:cs="MS Gothic" w:eastAsia="MS Gothic"/>
                     <w:b/>
                     <w:color w:val="000000"/>
-                    <w:sz w:val="20"/>
-                    <w:szCs w:val="20"/>
+                    <w:sz w:val="18"/>
+                    <w:szCs w:val="18"/>
                     <w:shd w:val="clear" w:color="auto" w:fill="EAF1DD"/>
                   </w:rPr>
                   <w:t>☐</w:t>
@@ -1304,8 +1304,8 @@
               <w:rPr>
                 <w:rFonts w:ascii="Arial" w:hAnsi="Arial" w:cs="Arial"/>
                 <w:color w:val="000000"/>
-                <w:sz w:val="20"/>
-                <w:szCs w:val="20"/>
+                <w:sz w:val="18"/>
+                <w:szCs w:val="18"/>
               </w:rPr>
               <w:alias w:val="establishment_name"/>
               <w:tag w:val="establishment_name"/>
@@ -1322,16 +1322,16 @@
                   <w:rPr>
                     <w:rFonts w:ascii="Arial" w:hAnsi="Arial" w:cs="Arial"/>
                     <w:color w:val="000000"/>
-                    <w:sz w:val="20"/>
-                    <w:szCs w:val="20"/>
+                    <w:sz w:val="18"/>
+                    <w:szCs w:val="18"/>
                   </w:rPr>
                 </w:pPr>
                 <w:r>
                   <w:rPr>
                     <w:rFonts w:ascii="Arial" w:hAnsi="Arial" w:cs="Arial"/>
                     <w:color w:val="000000"/>
-                    <w:sz w:val="20"/>
-                    <w:szCs w:val="20"/>
+                    <w:sz w:val="18"/>
+                    <w:szCs w:val="18"/>
                     <w:lang w:val="es-CL" w:eastAsia="es-CL"/>
                   </w:rPr>
                   <w:t>Escriba aquí</w:t>
@@ -1366,8 +1366,8 @@
               <w:rPr>
                 <w:rFonts w:ascii="Arial" w:hAnsi="Arial" w:cs="Arial"/>
                 <w:color w:val="000000"/>
-                <w:sz w:val="20"/>
-                <w:szCs w:val="20"/>
+                <w:sz w:val="18"/>
+                <w:szCs w:val="18"/>
               </w:rPr>
               <w:alias w:val="director_name"/>
               <w:tag w:val="director_name"/>
@@ -1386,16 +1386,16 @@
                   <w:rPr>
                     <w:rFonts w:ascii="Arial" w:hAnsi="Arial" w:cs="Arial"/>
                     <w:color w:val="000000"/>
-                    <w:sz w:val="20"/>
-                    <w:szCs w:val="20"/>
+                    <w:sz w:val="18"/>
+                    <w:szCs w:val="18"/>
                   </w:rPr>
                 </w:pPr>
                 <w:r>
                   <w:rPr>
                     <w:rFonts w:ascii="Arial" w:hAnsi="Arial" w:cs="Arial"/>
                     <w:color w:val="000000"/>
-                    <w:sz w:val="20"/>
-                    <w:szCs w:val="20"/>
+                    <w:sz w:val="18"/>
+                    <w:szCs w:val="18"/>
                     <w:lang w:val="es-CL" w:eastAsia="es-CL"/>
                   </w:rPr>
                   <w:t>Escriba aquí</w:t>
@@ -1430,8 +1430,8 @@
               <w:rPr>
                 <w:rFonts w:ascii="Arial" w:hAnsi="Arial" w:cs="Arial"/>
                 <w:color w:val="000000"/>
-                <w:sz w:val="20"/>
-                <w:szCs w:val="20"/>
+                <w:sz w:val="18"/>
+                <w:szCs w:val="18"/>
               </w:rPr>
               <w:alias w:val="rbd"/>
               <w:tag w:val="rbd"/>
@@ -1448,16 +1448,16 @@
                   <w:rPr>
                     <w:rFonts w:ascii="Arial" w:hAnsi="Arial" w:cs="Arial"/>
                     <w:color w:val="000000"/>
-                    <w:sz w:val="20"/>
-                    <w:szCs w:val="20"/>
+                    <w:sz w:val="18"/>
+                    <w:szCs w:val="18"/>
                   </w:rPr>
                 </w:pPr>
                 <w:r>
                   <w:rPr>
                     <w:rFonts w:ascii="Arial" w:hAnsi="Arial" w:cs="Arial"/>
                     <w:color w:val="000000"/>
-                    <w:sz w:val="20"/>
-                    <w:szCs w:val="20"/>
+                    <w:sz w:val="18"/>
+                    <w:szCs w:val="18"/>
                     <w:lang w:val="es-CL" w:eastAsia="es-CL"/>
                   </w:rPr>
                   <w:t>Escriba aquí</w:t>
@@ -1746,8 +1746,8 @@
               <w:rPr>
                 <w:rFonts w:ascii="Arial" w:hAnsi="Arial" w:cs="Arial"/>
                 <w:color w:val="000000"/>
-                <w:sz w:val="20"/>
-                <w:szCs w:val="20"/>
+                <w:sz w:val="18"/>
+                <w:szCs w:val="18"/>
               </w:rPr>
               <w:alias w:val="professional_id"/>
               <w:tag w:val="professional_id"/>
@@ -1764,16 +1764,16 @@
                   <w:rPr>
                     <w:rFonts w:ascii="Arial" w:hAnsi="Arial" w:cs="Arial"/>
                     <w:color w:val="000000"/>
-                    <w:sz w:val="20"/>
-                    <w:szCs w:val="20"/>
+                    <w:sz w:val="18"/>
+                    <w:szCs w:val="18"/>
                   </w:rPr>
                 </w:pPr>
                 <w:r>
                   <w:rPr>
                     <w:rFonts w:ascii="Arial" w:hAnsi="Arial" w:cs="Arial"/>
                     <w:color w:val="000000"/>
-                    <w:sz w:val="20"/>
-                    <w:szCs w:val="20"/>
+                    <w:sz w:val="18"/>
+                    <w:szCs w:val="18"/>
                     <w:lang w:val="es-CL" w:eastAsia="es-CL"/>
                   </w:rPr>
                   <w:t>Escriba aquí</w:t>
@@ -1831,8 +1831,8 @@
               <w:rPr>
                 <w:rFonts w:ascii="Arial" w:hAnsi="Arial" w:cs="Arial"/>
                 <w:color w:val="000000"/>
-                <w:sz w:val="20"/>
-                <w:szCs w:val="20"/>
+                <w:sz w:val="18"/>
+                <w:szCs w:val="18"/>
               </w:rPr>
               <w:alias w:val="professional_identification_number"/>
               <w:tag w:val="professional_identification_number"/>
@@ -1849,16 +1849,16 @@
                   <w:rPr>
                     <w:rFonts w:ascii="Arial" w:hAnsi="Arial" w:cs="Arial"/>
                     <w:color w:val="000000"/>
-                    <w:sz w:val="20"/>
-                    <w:szCs w:val="20"/>
+                    <w:sz w:val="18"/>
+                    <w:szCs w:val="18"/>
                   </w:rPr>
                 </w:pPr>
                 <w:r>
                   <w:rPr>
                     <w:rFonts w:ascii="Arial" w:hAnsi="Arial" w:cs="Arial"/>
                     <w:color w:val="000000"/>
-                    <w:sz w:val="20"/>
-                    <w:szCs w:val="20"/>
+                    <w:sz w:val="18"/>
+                    <w:szCs w:val="18"/>
                     <w:lang w:val="es-CL" w:eastAsia="es-CL"/>
                   </w:rPr>
                   <w:t>Escriba aquí</w:t>
@@ -1994,8 +1994,8 @@
               <w:rPr>
                 <w:rFonts w:ascii="Arial" w:hAnsi="Arial" w:cs="Arial"/>
                 <w:color w:val="000000"/>
-                <w:sz w:val="20"/>
-                <w:szCs w:val="20"/>
+                <w:sz w:val="18"/>
+                <w:szCs w:val="18"/>
               </w:rPr>
               <w:alias w:val="profession_specialty_id"/>
               <w:tag w:val="profession_specialty_id"/>
@@ -2012,16 +2012,16 @@
                   <w:rPr>
                     <w:rFonts w:ascii="Arial" w:hAnsi="Arial" w:cs="Arial"/>
                     <w:color w:val="000000"/>
-                    <w:sz w:val="20"/>
-                    <w:szCs w:val="20"/>
+                    <w:sz w:val="18"/>
+                    <w:szCs w:val="18"/>
                   </w:rPr>
                 </w:pPr>
                 <w:r>
                   <w:rPr>
                     <w:rFonts w:ascii="Arial" w:hAnsi="Arial" w:cs="Arial"/>
                     <w:color w:val="000000"/>
-                    <w:sz w:val="20"/>
-                    <w:szCs w:val="20"/>
+                    <w:sz w:val="18"/>
+                    <w:szCs w:val="18"/>
                     <w:lang w:val="es-CL" w:eastAsia="es-CL"/>
                   </w:rPr>
                   <w:t>Escriba aquí</w:t>
@@ -2055,8 +2055,8 @@
               <w:rPr>
                 <w:rFonts w:ascii="Arial" w:hAnsi="Arial" w:cs="Arial"/>
                 <w:color w:val="000000"/>
-                <w:sz w:val="20"/>
-                <w:szCs w:val="20"/>
+                <w:sz w:val="18"/>
+                <w:szCs w:val="18"/>
               </w:rPr>
               <w:alias w:val="position_id"/>
               <w:tag w:val="position_id"/>
@@ -2073,16 +2073,16 @@
                   <w:rPr>
                     <w:rFonts w:ascii="Arial" w:hAnsi="Arial" w:cs="Arial"/>
                     <w:color w:val="000000"/>
-                    <w:sz w:val="20"/>
-                    <w:szCs w:val="20"/>
+                    <w:sz w:val="18"/>
+                    <w:szCs w:val="18"/>
                   </w:rPr>
                 </w:pPr>
                 <w:r>
                   <w:rPr>
                     <w:rFonts w:ascii="Arial" w:hAnsi="Arial" w:cs="Arial"/>
                     <w:color w:val="000000"/>
-                    <w:sz w:val="20"/>
-                    <w:szCs w:val="20"/>
+                    <w:sz w:val="18"/>
+                    <w:szCs w:val="18"/>
                     <w:lang w:val="es-CL" w:eastAsia="es-CL"/>
                   </w:rPr>
                   <w:t>Escriba aquí</w:t>
@@ -2115,8 +2115,8 @@
               <w:rPr>
                 <w:rFonts w:ascii="Arial" w:hAnsi="Arial" w:cs="Arial"/>
                 <w:color w:val="000000"/>
-                <w:sz w:val="20"/>
-                <w:szCs w:val="20"/>
+                <w:sz w:val="18"/>
+                <w:szCs w:val="18"/>
               </w:rPr>
               <w:alias w:val="contact_phone"/>
               <w:tag w:val="contact_phone"/>
@@ -2133,16 +2133,16 @@
                   <w:rPr>
                     <w:rFonts w:ascii="Arial" w:hAnsi="Arial" w:cs="Arial"/>
                     <w:color w:val="000000"/>
-                    <w:sz w:val="20"/>
-                    <w:szCs w:val="20"/>
+                    <w:sz w:val="18"/>
+                    <w:szCs w:val="18"/>
                   </w:rPr>
                 </w:pPr>
                 <w:r>
                   <w:rPr>
                     <w:rFonts w:ascii="Arial" w:hAnsi="Arial" w:cs="Arial"/>
                     <w:color w:val="000000"/>
-                    <w:sz w:val="20"/>
-                    <w:szCs w:val="20"/>
+                    <w:sz w:val="18"/>
+                    <w:szCs w:val="18"/>
                     <w:lang w:val="es-CL" w:eastAsia="es-CL"/>
                   </w:rPr>
                   <w:t>Escriba aquí</w:t>
@@ -2289,8 +2289,8 @@
               <w:rPr>
                 <w:rFonts w:ascii="Arial" w:hAnsi="Arial" w:cs="Arial"/>
                 <w:color w:val="000000"/>
-                <w:sz w:val="20"/>
-                <w:szCs w:val="20"/>
+                <w:sz w:val="18"/>
+                <w:szCs w:val="18"/>
               </w:rPr>
               <w:alias w:val="contact_email"/>
               <w:tag w:val="contact_email"/>
@@ -2307,16 +2307,16 @@
                   <w:rPr>
                     <w:rFonts w:ascii="Arial" w:hAnsi="Arial" w:cs="Arial"/>
                     <w:color w:val="000000"/>
-                    <w:sz w:val="20"/>
-                    <w:szCs w:val="20"/>
+                    <w:sz w:val="18"/>
+                    <w:szCs w:val="18"/>
                   </w:rPr>
                 </w:pPr>
                 <w:r>
                   <w:rPr>
                     <w:rFonts w:ascii="Arial" w:hAnsi="Arial" w:cs="Arial"/>
                     <w:color w:val="000000"/>
-                    <w:sz w:val="20"/>
-                    <w:szCs w:val="20"/>
+                    <w:sz w:val="18"/>
+                    <w:szCs w:val="18"/>
                     <w:lang w:val="es-CL" w:eastAsia="es-CL"/>
                   </w:rPr>
                   <w:t>Escriba aquí</w:t>
@@ -2368,8 +2368,8 @@
             <w:rPr>
               <w:rFonts w:ascii="Arial" w:hAnsi="Arial" w:cs="Arial"/>
               <w:color w:val="000000"/>
-              <w:sz w:val="20"/>
-              <w:szCs w:val="20"/>
+              <w:sz w:val="18"/>
+              <w:szCs w:val="18"/>
             </w:rPr>
             <w:alias w:val="registration_date"/>
             <w:tag w:val="registration_date"/>
@@ -2397,16 +2397,16 @@
                   <w:rPr>
                     <w:rFonts w:ascii="Arial" w:hAnsi="Arial" w:cs="Arial"/>
                     <w:color w:val="000000"/>
-                    <w:sz w:val="20"/>
-                    <w:szCs w:val="20"/>
+                    <w:sz w:val="18"/>
+                    <w:szCs w:val="18"/>
                   </w:rPr>
                 </w:pPr>
                 <w:r>
                   <w:rPr>
                     <w:rFonts w:ascii="Arial" w:hAnsi="Arial" w:cs="Arial"/>
                     <w:color w:val="000000"/>
-                    <w:sz w:val="20"/>
-                    <w:szCs w:val="20"/>
+                    <w:sz w:val="18"/>
+                    <w:szCs w:val="18"/>
                     <w:lang w:val="es-CL" w:eastAsia="es-CL"/>
                   </w:rPr>
                   <w:t>Escriba aquí</w:t>
@@ -2750,8 +2750,8 @@
               <w:rPr>
                 <w:rFonts w:ascii="Arial" w:hAnsi="Arial" w:cs="Arial"/>
                 <w:color w:val="000000"/>
-                <w:sz w:val="20"/>
-                <w:szCs w:val="20"/>
+                <w:sz w:val="18"/>
+                <w:szCs w:val="18"/>
               </w:rPr>
               <w:alias w:val="participating_professionals[0].professional_id"/>
               <w:tag w:val="participating_professionals[0].professional_id"/>
@@ -2768,16 +2768,16 @@
                   <w:rPr>
                     <w:rFonts w:ascii="Arial" w:hAnsi="Arial" w:cs="Arial"/>
                     <w:color w:val="000000"/>
-                    <w:sz w:val="20"/>
-                    <w:szCs w:val="20"/>
+                    <w:sz w:val="18"/>
+                    <w:szCs w:val="18"/>
                   </w:rPr>
                 </w:pPr>
                 <w:r>
                   <w:rPr>
                     <w:rFonts w:ascii="Arial" w:hAnsi="Arial" w:cs="Arial"/>
                     <w:color w:val="000000"/>
-                    <w:sz w:val="20"/>
-                    <w:szCs w:val="20"/>
+                    <w:sz w:val="18"/>
+                    <w:szCs w:val="18"/>
                     <w:lang w:val="es-CL" w:eastAsia="es-CL"/>
                   </w:rPr>
                   <w:t>Escriba aquí</w:t>
@@ -2931,8 +2931,8 @@
             <w:rPr>
               <w:rFonts w:ascii="Arial" w:hAnsi="Arial" w:cs="Arial"/>
               <w:color w:val="000000"/>
-              <w:sz w:val="20"/>
-              <w:szCs w:val="20"/>
+              <w:sz w:val="18"/>
+              <w:szCs w:val="18"/>
             </w:rPr>
             <w:alias w:val="participating_professionals[0].profession_id"/>
             <w:tag w:val="participating_professionals[0].profession_id"/>
@@ -2954,16 +2954,16 @@
                   <w:rPr>
                     <w:rFonts w:ascii="Arial" w:hAnsi="Arial" w:cs="Arial"/>
                     <w:color w:val="000000"/>
-                    <w:sz w:val="20"/>
-                    <w:szCs w:val="20"/>
+                    <w:sz w:val="18"/>
+                    <w:szCs w:val="18"/>
                   </w:rPr>
                 </w:pPr>
                 <w:r>
                   <w:rPr>
                     <w:rFonts w:ascii="Arial" w:hAnsi="Arial" w:cs="Arial"/>
                     <w:color w:val="000000"/>
-                    <w:sz w:val="20"/>
-                    <w:szCs w:val="20"/>
+                    <w:sz w:val="18"/>
+                    <w:szCs w:val="18"/>
                     <w:lang w:val="es-CL" w:eastAsia="es-CL"/>
                   </w:rPr>
                   <w:t>Escriba aquí</w:t>
@@ -2977,8 +2977,8 @@
             <w:rPr>
               <w:rFonts w:ascii="Arial" w:hAnsi="Arial" w:cs="Arial"/>
               <w:color w:val="000000"/>
-              <w:sz w:val="20"/>
-              <w:szCs w:val="20"/>
+              <w:sz w:val="18"/>
+              <w:szCs w:val="18"/>
             </w:rPr>
             <w:alias w:val="participating_professionals[0].phone_email"/>
             <w:tag w:val="participating_professionals[0].phone_email"/>
@@ -3000,16 +3000,16 @@
                   <w:rPr>
                     <w:rFonts w:ascii="Arial" w:hAnsi="Arial" w:cs="Arial"/>
                     <w:color w:val="000000"/>
-                    <w:sz w:val="20"/>
-                    <w:szCs w:val="20"/>
+                    <w:sz w:val="18"/>
+                    <w:szCs w:val="18"/>
                   </w:rPr>
                 </w:pPr>
                 <w:r>
                   <w:rPr>
                     <w:rFonts w:ascii="Arial" w:hAnsi="Arial" w:cs="Arial"/>
                     <w:color w:val="000000"/>
-                    <w:sz w:val="20"/>
-                    <w:szCs w:val="20"/>
+                    <w:sz w:val="18"/>
+                    <w:szCs w:val="18"/>
                     <w:lang w:val="es-CL" w:eastAsia="es-CL"/>
                   </w:rPr>
                   <w:t>Escriba aquí</w:t>
@@ -3023,8 +3023,8 @@
             <w:rPr>
               <w:rFonts w:ascii="Arial" w:hAnsi="Arial" w:cs="Arial"/>
               <w:color w:val="000000"/>
-              <w:sz w:val="20"/>
-              <w:szCs w:val="20"/>
+              <w:sz w:val="18"/>
+              <w:szCs w:val="18"/>
             </w:rPr>
             <w:alias w:val="participating_professionals[0].professional_registration"/>
             <w:tag w:val="participating_professionals[0].professional_registration"/>
@@ -3046,16 +3046,16 @@
                   <w:rPr>
                     <w:rFonts w:ascii="Arial" w:hAnsi="Arial" w:cs="Arial"/>
                     <w:color w:val="000000"/>
-                    <w:sz w:val="20"/>
-                    <w:szCs w:val="20"/>
+                    <w:sz w:val="18"/>
+                    <w:szCs w:val="18"/>
                   </w:rPr>
                 </w:pPr>
                 <w:r>
                   <w:rPr>
                     <w:rFonts w:ascii="Arial" w:hAnsi="Arial" w:cs="Arial"/>
                     <w:color w:val="000000"/>
-                    <w:sz w:val="20"/>
-                    <w:szCs w:val="20"/>
+                    <w:sz w:val="18"/>
+                    <w:szCs w:val="18"/>
                     <w:lang w:val="es-CL" w:eastAsia="es-CL"/>
                   </w:rPr>
                   <w:t>Escriba aquí</w:t>
@@ -3075,8 +3075,8 @@
             <w:rPr>
               <w:rFonts w:ascii="Arial" w:hAnsi="Arial" w:cs="Arial"/>
               <w:color w:val="000000"/>
-              <w:sz w:val="20"/>
-              <w:szCs w:val="20"/>
+              <w:sz w:val="18"/>
+              <w:szCs w:val="18"/>
             </w:rPr>
             <w:alias w:val="participating_professionals[1].professional_id"/>
             <w:tag w:val="participating_professionals[1].professional_id"/>
@@ -3098,16 +3098,16 @@
                   <w:rPr>
                     <w:rFonts w:ascii="Arial" w:hAnsi="Arial" w:cs="Arial"/>
                     <w:color w:val="000000"/>
-                    <w:sz w:val="20"/>
-                    <w:szCs w:val="20"/>
+                    <w:sz w:val="18"/>
+                    <w:szCs w:val="18"/>
                   </w:rPr>
                 </w:pPr>
                 <w:r>
                   <w:rPr>
                     <w:rFonts w:ascii="Arial" w:hAnsi="Arial" w:cs="Arial"/>
                     <w:color w:val="000000"/>
-                    <w:sz w:val="20"/>
-                    <w:szCs w:val="20"/>
+                    <w:sz w:val="18"/>
+                    <w:szCs w:val="18"/>
                     <w:lang w:val="es-CL" w:eastAsia="es-CL"/>
                   </w:rPr>
                   <w:t>Escriba aquí</w:t>
@@ -3121,8 +3121,8 @@
             <w:rPr>
               <w:rFonts w:ascii="Arial" w:hAnsi="Arial" w:cs="Arial"/>
               <w:color w:val="000000"/>
-              <w:sz w:val="20"/>
-              <w:szCs w:val="20"/>
+              <w:sz w:val="18"/>
+              <w:szCs w:val="18"/>
             </w:rPr>
             <w:alias w:val="participating_professionals[1].profession_id"/>
             <w:tag w:val="participating_professionals[1].profession_id"/>
@@ -3144,16 +3144,16 @@
                   <w:rPr>
                     <w:rFonts w:ascii="Arial" w:hAnsi="Arial" w:cs="Arial"/>
                     <w:color w:val="000000"/>
-                    <w:sz w:val="20"/>
-                    <w:szCs w:val="20"/>
+                    <w:sz w:val="18"/>
+                    <w:szCs w:val="18"/>
                   </w:rPr>
                 </w:pPr>
                 <w:r>
                   <w:rPr>
                     <w:rFonts w:ascii="Arial" w:hAnsi="Arial" w:cs="Arial"/>
                     <w:color w:val="000000"/>
-                    <w:sz w:val="20"/>
-                    <w:szCs w:val="20"/>
+                    <w:sz w:val="18"/>
+                    <w:szCs w:val="18"/>
                     <w:lang w:val="es-CL" w:eastAsia="es-CL"/>
                   </w:rPr>
                   <w:t>Escriba aquí</w:t>
@@ -3167,8 +3167,8 @@
             <w:rPr>
               <w:rFonts w:ascii="Arial" w:hAnsi="Arial" w:cs="Arial"/>
               <w:color w:val="000000"/>
-              <w:sz w:val="20"/>
-              <w:szCs w:val="20"/>
+              <w:sz w:val="18"/>
+              <w:szCs w:val="18"/>
             </w:rPr>
             <w:alias w:val="participating_professionals[1].phone_email"/>
             <w:tag w:val="participating_professionals[1].phone_email"/>
@@ -3190,16 +3190,16 @@
                   <w:rPr>
                     <w:rFonts w:ascii="Arial" w:hAnsi="Arial" w:cs="Arial"/>
                     <w:color w:val="000000"/>
-                    <w:sz w:val="20"/>
-                    <w:szCs w:val="20"/>
+                    <w:sz w:val="18"/>
+                    <w:szCs w:val="18"/>
                   </w:rPr>
                 </w:pPr>
                 <w:r>
                   <w:rPr>
                     <w:rFonts w:ascii="Arial" w:hAnsi="Arial" w:cs="Arial"/>
                     <w:color w:val="000000"/>
-                    <w:sz w:val="20"/>
-                    <w:szCs w:val="20"/>
+                    <w:sz w:val="18"/>
+                    <w:szCs w:val="18"/>
                     <w:lang w:val="es-CL" w:eastAsia="es-CL"/>
                   </w:rPr>
                   <w:t>Escriba aquí</w:t>
@@ -3213,8 +3213,8 @@
             <w:rPr>
               <w:rFonts w:ascii="Arial" w:hAnsi="Arial" w:cs="Arial"/>
               <w:color w:val="000000"/>
-              <w:sz w:val="20"/>
-              <w:szCs w:val="20"/>
+              <w:sz w:val="18"/>
+              <w:szCs w:val="18"/>
             </w:rPr>
             <w:alias w:val="participating_professionals[1].professional_registration"/>
             <w:tag w:val="participating_professionals[1].professional_registration"/>
@@ -3236,16 +3236,16 @@
                   <w:rPr>
                     <w:rFonts w:ascii="Arial" w:hAnsi="Arial" w:cs="Arial"/>
                     <w:color w:val="000000"/>
-                    <w:sz w:val="20"/>
-                    <w:szCs w:val="20"/>
+                    <w:sz w:val="18"/>
+                    <w:szCs w:val="18"/>
                   </w:rPr>
                 </w:pPr>
                 <w:r>
                   <w:rPr>
                     <w:rFonts w:ascii="Arial" w:hAnsi="Arial" w:cs="Arial"/>
                     <w:color w:val="000000"/>
-                    <w:sz w:val="20"/>
-                    <w:szCs w:val="20"/>
+                    <w:sz w:val="18"/>
+                    <w:szCs w:val="18"/>
                     <w:lang w:val="es-CL" w:eastAsia="es-CL"/>
                   </w:rPr>
                   <w:t>Escriba aquí</w:t>
@@ -3265,8 +3265,8 @@
             <w:rPr>
               <w:rFonts w:ascii="Arial" w:hAnsi="Arial" w:cs="Arial"/>
               <w:color w:val="000000"/>
-              <w:sz w:val="20"/>
-              <w:szCs w:val="20"/>
+              <w:sz w:val="18"/>
+              <w:szCs w:val="18"/>
             </w:rPr>
             <w:alias w:val="participating_professionals[2].professional_id"/>
             <w:tag w:val="participating_professionals[2].professional_id"/>
@@ -3288,16 +3288,16 @@
                   <w:rPr>
                     <w:rFonts w:ascii="Arial" w:hAnsi="Arial" w:cs="Arial"/>
                     <w:color w:val="000000"/>
-                    <w:sz w:val="20"/>
-                    <w:szCs w:val="20"/>
+                    <w:sz w:val="18"/>
+                    <w:szCs w:val="18"/>
                   </w:rPr>
                 </w:pPr>
                 <w:r>
                   <w:rPr>
                     <w:rFonts w:ascii="Arial" w:hAnsi="Arial" w:cs="Arial"/>
                     <w:color w:val="000000"/>
-                    <w:sz w:val="20"/>
-                    <w:szCs w:val="20"/>
+                    <w:sz w:val="18"/>
+                    <w:szCs w:val="18"/>
                     <w:lang w:val="es-CL" w:eastAsia="es-CL"/>
                   </w:rPr>
                   <w:t>Escriba aquí</w:t>
@@ -3311,8 +3311,8 @@
             <w:rPr>
               <w:rFonts w:ascii="Arial" w:hAnsi="Arial" w:cs="Arial"/>
               <w:color w:val="000000"/>
-              <w:sz w:val="20"/>
-              <w:szCs w:val="20"/>
+              <w:sz w:val="18"/>
+              <w:szCs w:val="18"/>
             </w:rPr>
             <w:alias w:val="participating_professionals[2].profession_id"/>
             <w:tag w:val="participating_professionals[2].profession_id"/>
@@ -3334,16 +3334,16 @@
                   <w:rPr>
                     <w:rFonts w:ascii="Arial" w:hAnsi="Arial" w:cs="Arial"/>
                     <w:color w:val="000000"/>
-                    <w:sz w:val="20"/>
-                    <w:szCs w:val="20"/>
+                    <w:sz w:val="18"/>
+                    <w:szCs w:val="18"/>
                   </w:rPr>
                 </w:pPr>
                 <w:r>
                   <w:rPr>
                     <w:rFonts w:ascii="Arial" w:hAnsi="Arial" w:cs="Arial"/>
                     <w:color w:val="000000"/>
-                    <w:sz w:val="20"/>
-                    <w:szCs w:val="20"/>
+                    <w:sz w:val="18"/>
+                    <w:szCs w:val="18"/>
                     <w:lang w:val="es-CL" w:eastAsia="es-CL"/>
                   </w:rPr>
                   <w:t>Escriba aquí</w:t>
@@ -3357,8 +3357,8 @@
             <w:rPr>
               <w:rFonts w:ascii="Arial" w:hAnsi="Arial" w:cs="Arial"/>
               <w:color w:val="000000"/>
-              <w:sz w:val="20"/>
-              <w:szCs w:val="20"/>
+              <w:sz w:val="18"/>
+              <w:szCs w:val="18"/>
             </w:rPr>
             <w:alias w:val="participating_professionals[2].phone_email"/>
             <w:tag w:val="participating_professionals[2].phone_email"/>
@@ -3380,16 +3380,16 @@
                   <w:rPr>
                     <w:rFonts w:ascii="Arial" w:hAnsi="Arial" w:cs="Arial"/>
                     <w:color w:val="000000"/>
-                    <w:sz w:val="20"/>
-                    <w:szCs w:val="20"/>
+                    <w:sz w:val="18"/>
+                    <w:szCs w:val="18"/>
                   </w:rPr>
                 </w:pPr>
                 <w:r>
                   <w:rPr>
                     <w:rFonts w:ascii="Arial" w:hAnsi="Arial" w:cs="Arial"/>
                     <w:color w:val="000000"/>
-                    <w:sz w:val="20"/>
-                    <w:szCs w:val="20"/>
+                    <w:sz w:val="18"/>
+                    <w:szCs w:val="18"/>
                     <w:lang w:val="es-CL" w:eastAsia="es-CL"/>
                   </w:rPr>
                   <w:t>Escriba aquí</w:t>
@@ -3403,8 +3403,8 @@
             <w:rPr>
               <w:rFonts w:ascii="Arial" w:hAnsi="Arial" w:cs="Arial"/>
               <w:color w:val="000000"/>
-              <w:sz w:val="20"/>
-              <w:szCs w:val="20"/>
+              <w:sz w:val="18"/>
+              <w:szCs w:val="18"/>
             </w:rPr>
             <w:alias w:val="participating_professionals[2].professional_registration"/>
             <w:tag w:val="participating_professionals[2].professional_registration"/>
@@ -3426,16 +3426,16 @@
                   <w:rPr>
                     <w:rFonts w:ascii="Arial" w:hAnsi="Arial" w:cs="Arial"/>
                     <w:color w:val="000000"/>
-                    <w:sz w:val="20"/>
-                    <w:szCs w:val="20"/>
+                    <w:sz w:val="18"/>
+                    <w:szCs w:val="18"/>
                   </w:rPr>
                 </w:pPr>
                 <w:r>
                   <w:rPr>
                     <w:rFonts w:ascii="Arial" w:hAnsi="Arial" w:cs="Arial"/>
                     <w:color w:val="000000"/>
-                    <w:sz w:val="20"/>
-                    <w:szCs w:val="20"/>
+                    <w:sz w:val="18"/>
+                    <w:szCs w:val="18"/>
                     <w:lang w:val="es-CL" w:eastAsia="es-CL"/>
                   </w:rPr>
                   <w:t>Escriba aquí</w:t>
@@ -3455,8 +3455,8 @@
             <w:rPr>
               <w:rFonts w:ascii="Arial" w:hAnsi="Arial" w:cs="Arial"/>
               <w:color w:val="000000"/>
-              <w:sz w:val="20"/>
-              <w:szCs w:val="20"/>
+              <w:sz w:val="18"/>
+              <w:szCs w:val="18"/>
             </w:rPr>
             <w:alias w:val="participating_professionals[3].professional_id"/>
             <w:tag w:val="participating_professionals[3].professional_id"/>
@@ -3478,16 +3478,16 @@
                   <w:rPr>
                     <w:rFonts w:ascii="Arial" w:hAnsi="Arial" w:cs="Arial"/>
                     <w:color w:val="000000"/>
-                    <w:sz w:val="20"/>
-                    <w:szCs w:val="20"/>
+                    <w:sz w:val="18"/>
+                    <w:szCs w:val="18"/>
                   </w:rPr>
                 </w:pPr>
                 <w:r>
                   <w:rPr>
                     <w:rFonts w:ascii="Arial" w:hAnsi="Arial" w:cs="Arial"/>
                     <w:color w:val="000000"/>
-                    <w:sz w:val="20"/>
-                    <w:szCs w:val="20"/>
+                    <w:sz w:val="18"/>
+                    <w:szCs w:val="18"/>
                     <w:lang w:val="es-CL" w:eastAsia="es-CL"/>
                   </w:rPr>
                   <w:t>Escriba aquí</w:t>
@@ -3501,8 +3501,8 @@
             <w:rPr>
               <w:rFonts w:ascii="Arial" w:hAnsi="Arial" w:cs="Arial"/>
               <w:color w:val="000000"/>
-              <w:sz w:val="20"/>
-              <w:szCs w:val="20"/>
+              <w:sz w:val="18"/>
+              <w:szCs w:val="18"/>
             </w:rPr>
             <w:alias w:val="participating_professionals[3].profession_id"/>
             <w:tag w:val="participating_professionals[3].profession_id"/>
@@ -3524,16 +3524,16 @@
                   <w:rPr>
                     <w:rFonts w:ascii="Arial" w:hAnsi="Arial" w:cs="Arial"/>
                     <w:color w:val="000000"/>
-                    <w:sz w:val="20"/>
-                    <w:szCs w:val="20"/>
+                    <w:sz w:val="18"/>
+                    <w:szCs w:val="18"/>
                   </w:rPr>
                 </w:pPr>
                 <w:r>
                   <w:rPr>
                     <w:rFonts w:ascii="Arial" w:hAnsi="Arial" w:cs="Arial"/>
                     <w:color w:val="000000"/>
-                    <w:sz w:val="20"/>
-                    <w:szCs w:val="20"/>
+                    <w:sz w:val="18"/>
+                    <w:szCs w:val="18"/>
                     <w:lang w:val="es-CL" w:eastAsia="es-CL"/>
                   </w:rPr>
                   <w:t>Escriba aquí</w:t>
@@ -3547,8 +3547,8 @@
             <w:rPr>
               <w:rFonts w:ascii="Arial" w:hAnsi="Arial" w:cs="Arial"/>
               <w:color w:val="000000"/>
-              <w:sz w:val="20"/>
-              <w:szCs w:val="20"/>
+              <w:sz w:val="18"/>
+              <w:szCs w:val="18"/>
             </w:rPr>
             <w:alias w:val="participating_professionals[3].phone_email"/>
             <w:tag w:val="participating_professionals[3].phone_email"/>
@@ -3570,16 +3570,16 @@
                   <w:rPr>
                     <w:rFonts w:ascii="Arial" w:hAnsi="Arial" w:cs="Arial"/>
                     <w:color w:val="000000"/>
-                    <w:sz w:val="20"/>
-                    <w:szCs w:val="20"/>
+                    <w:sz w:val="18"/>
+                    <w:szCs w:val="18"/>
                   </w:rPr>
                 </w:pPr>
                 <w:r>
                   <w:rPr>
                     <w:rFonts w:ascii="Arial" w:hAnsi="Arial" w:cs="Arial"/>
                     <w:color w:val="000000"/>
-                    <w:sz w:val="20"/>
-                    <w:szCs w:val="20"/>
+                    <w:sz w:val="18"/>
+                    <w:szCs w:val="18"/>
                     <w:lang w:val="es-CL" w:eastAsia="es-CL"/>
                   </w:rPr>
                   <w:t>Escriba aquí</w:t>
@@ -3593,8 +3593,8 @@
             <w:rPr>
               <w:rFonts w:ascii="Arial" w:hAnsi="Arial" w:cs="Arial"/>
               <w:color w:val="000000"/>
-              <w:sz w:val="20"/>
-              <w:szCs w:val="20"/>
+              <w:sz w:val="18"/>
+              <w:szCs w:val="18"/>
             </w:rPr>
             <w:alias w:val="participating_professionals[3].professional_registration"/>
             <w:tag w:val="participating_professionals[3].professional_registration"/>
@@ -3616,16 +3616,16 @@
                   <w:rPr>
                     <w:rFonts w:ascii="Arial" w:hAnsi="Arial" w:cs="Arial"/>
                     <w:color w:val="000000"/>
-                    <w:sz w:val="20"/>
-                    <w:szCs w:val="20"/>
+                    <w:sz w:val="18"/>
+                    <w:szCs w:val="18"/>
                   </w:rPr>
                 </w:pPr>
                 <w:r>
                   <w:rPr>
                     <w:rFonts w:ascii="Arial" w:hAnsi="Arial" w:cs="Arial"/>
                     <w:color w:val="000000"/>
-                    <w:sz w:val="20"/>
-                    <w:szCs w:val="20"/>
+                    <w:sz w:val="18"/>
+                    <w:szCs w:val="18"/>
                     <w:lang w:val="es-CL" w:eastAsia="es-CL"/>
                   </w:rPr>
                   <w:t>Escriba aquí</w:t>
@@ -3645,8 +3645,8 @@
             <w:rPr>
               <w:rFonts w:ascii="Arial" w:hAnsi="Arial" w:cs="Arial"/>
               <w:color w:val="000000"/>
-              <w:sz w:val="20"/>
-              <w:szCs w:val="20"/>
+              <w:sz w:val="18"/>
+              <w:szCs w:val="18"/>
             </w:rPr>
             <w:alias w:val="participating_professionals[4].professional_id"/>
             <w:tag w:val="participating_professionals[4].professional_id"/>
@@ -3668,16 +3668,16 @@
                   <w:rPr>
                     <w:rFonts w:ascii="Arial" w:hAnsi="Arial" w:cs="Arial"/>
                     <w:color w:val="000000"/>
-                    <w:sz w:val="20"/>
-                    <w:szCs w:val="20"/>
+                    <w:sz w:val="18"/>
+                    <w:szCs w:val="18"/>
                   </w:rPr>
                 </w:pPr>
                 <w:r>
                   <w:rPr>
                     <w:rFonts w:ascii="Arial" w:hAnsi="Arial" w:cs="Arial"/>
                     <w:color w:val="000000"/>
-                    <w:sz w:val="20"/>
-                    <w:szCs w:val="20"/>
+                    <w:sz w:val="18"/>
+                    <w:szCs w:val="18"/>
                     <w:lang w:val="es-CL" w:eastAsia="es-CL"/>
                   </w:rPr>
                   <w:t>Escriba aquí</w:t>
@@ -3691,8 +3691,8 @@
             <w:rPr>
               <w:rFonts w:ascii="Arial" w:hAnsi="Arial" w:cs="Arial"/>
               <w:color w:val="000000"/>
-              <w:sz w:val="20"/>
-              <w:szCs w:val="20"/>
+              <w:sz w:val="18"/>
+              <w:szCs w:val="18"/>
             </w:rPr>
             <w:alias w:val="participating_professionals[4].profession_id"/>
             <w:tag w:val="participating_professionals[4].profession_id"/>
@@ -3714,16 +3714,16 @@
                   <w:rPr>
                     <w:rFonts w:ascii="Arial" w:hAnsi="Arial" w:cs="Arial"/>
                     <w:color w:val="000000"/>
-                    <w:sz w:val="20"/>
-                    <w:szCs w:val="20"/>
+                    <w:sz w:val="18"/>
+                    <w:szCs w:val="18"/>
                   </w:rPr>
                 </w:pPr>
                 <w:r>
                   <w:rPr>
                     <w:rFonts w:ascii="Arial" w:hAnsi="Arial" w:cs="Arial"/>
                     <w:color w:val="000000"/>
-                    <w:sz w:val="20"/>
-                    <w:szCs w:val="20"/>
+                    <w:sz w:val="18"/>
+                    <w:szCs w:val="18"/>
                     <w:lang w:val="es-CL" w:eastAsia="es-CL"/>
                   </w:rPr>
                   <w:t>Escriba aquí</w:t>
@@ -3737,8 +3737,8 @@
             <w:rPr>
               <w:rFonts w:ascii="Arial" w:hAnsi="Arial" w:cs="Arial"/>
               <w:color w:val="000000"/>
-              <w:sz w:val="20"/>
-              <w:szCs w:val="20"/>
+              <w:sz w:val="18"/>
+              <w:szCs w:val="18"/>
             </w:rPr>
             <w:alias w:val="participating_professionals[4].phone_email"/>
             <w:tag w:val="participating_professionals[4].phone_email"/>
@@ -3760,16 +3760,16 @@
                   <w:rPr>
                     <w:rFonts w:ascii="Arial" w:hAnsi="Arial" w:cs="Arial"/>
                     <w:color w:val="000000"/>
-                    <w:sz w:val="20"/>
-                    <w:szCs w:val="20"/>
+                    <w:sz w:val="18"/>
+                    <w:szCs w:val="18"/>
                   </w:rPr>
                 </w:pPr>
                 <w:r>
                   <w:rPr>
                     <w:rFonts w:ascii="Arial" w:hAnsi="Arial" w:cs="Arial"/>
                     <w:color w:val="000000"/>
-                    <w:sz w:val="20"/>
-                    <w:szCs w:val="20"/>
+                    <w:sz w:val="18"/>
+                    <w:szCs w:val="18"/>
                     <w:lang w:val="es-CL" w:eastAsia="es-CL"/>
                   </w:rPr>
                   <w:t>Escriba aquí</w:t>
@@ -3783,8 +3783,8 @@
             <w:rPr>
               <w:rFonts w:ascii="Arial" w:hAnsi="Arial" w:cs="Arial"/>
               <w:color w:val="000000"/>
-              <w:sz w:val="20"/>
-              <w:szCs w:val="20"/>
+              <w:sz w:val="18"/>
+              <w:szCs w:val="18"/>
             </w:rPr>
             <w:alias w:val="participating_professionals[4].professional_registration"/>
             <w:tag w:val="participating_professionals[4].professional_registration"/>
@@ -3806,16 +3806,16 @@
                   <w:rPr>
                     <w:rFonts w:ascii="Arial" w:hAnsi="Arial" w:cs="Arial"/>
                     <w:color w:val="000000"/>
-                    <w:sz w:val="20"/>
-                    <w:szCs w:val="20"/>
+                    <w:sz w:val="18"/>
+                    <w:szCs w:val="18"/>
                   </w:rPr>
                 </w:pPr>
                 <w:r>
                   <w:rPr>
                     <w:rFonts w:ascii="Arial" w:hAnsi="Arial" w:cs="Arial"/>
                     <w:color w:val="000000"/>
-                    <w:sz w:val="20"/>
-                    <w:szCs w:val="20"/>
+                    <w:sz w:val="18"/>
+                    <w:szCs w:val="18"/>
                     <w:lang w:val="es-CL" w:eastAsia="es-CL"/>
                   </w:rPr>
                   <w:t>Escriba aquí</w:t>
@@ -4090,8 +4090,8 @@
                   <w:rFonts w:ascii="MS Gothic" w:hAnsi="MS Gothic" w:cs="MS Gothic" w:eastAsia="MS Gothic"/>
                   <w:b/>
                   <w:color w:val="000000"/>
-                  <w:sz w:val="20"/>
-                  <w:szCs w:val="20"/>
+                  <w:sz w:val="18"/>
+                  <w:szCs w:val="18"/>
                 </w:rPr>
                 <w:alias w:val="nee_is_fil"/>
                 <w:tag w:val="nee_is_fil"/>
@@ -4109,8 +4109,8 @@
                     <w:rFonts w:ascii="MS Gothic" w:hAnsi="MS Gothic" w:cs="MS Gothic" w:eastAsia="MS Gothic"/>
                     <w:b/>
                     <w:color w:val="000000"/>
-                    <w:sz w:val="20"/>
-                    <w:szCs w:val="20"/>
+                    <w:sz w:val="18"/>
+                    <w:szCs w:val="18"/>
                   </w:rPr>
                   <w:t>☐</w:t>
                 </w:r>
@@ -4231,8 +4231,8 @@
             <w:rPr>
               <w:rFonts w:ascii="Arial" w:hAnsi="Arial" w:cs="Arial"/>
               <w:color w:val="000000"/>
-              <w:sz w:val="20"/>
-              <w:szCs w:val="20"/>
+              <w:sz w:val="18"/>
+              <w:szCs w:val="18"/>
             </w:rPr>
             <w:alias w:val="current_diagnosis_issue_date"/>
             <w:tag w:val="current_diagnosis_issue_date"/>
@@ -4260,16 +4260,16 @@
                   <w:rPr>
                     <w:rFonts w:ascii="Arial" w:hAnsi="Arial" w:cs="Arial"/>
                     <w:color w:val="000000"/>
-                    <w:sz w:val="20"/>
-                    <w:szCs w:val="20"/>
+                    <w:sz w:val="18"/>
+                    <w:szCs w:val="18"/>
                   </w:rPr>
                 </w:pPr>
                 <w:r>
                   <w:rPr>
                     <w:rFonts w:ascii="Arial" w:hAnsi="Arial" w:cs="Arial"/>
                     <w:color w:val="000000"/>
-                    <w:sz w:val="20"/>
-                    <w:szCs w:val="20"/>
+                    <w:sz w:val="18"/>
+                    <w:szCs w:val="18"/>
                     <w:lang w:val="es-CL" w:eastAsia="es-CL"/>
                   </w:rPr>
                   <w:t>Escriba aquí</w:t>
@@ -4352,8 +4352,8 @@
               <w:rPr>
                 <w:rFonts w:ascii="MS Gothic" w:hAnsi="MS Gothic" w:cs="MS Gothic" w:eastAsia="MS Gothic"/>
                 <w:color w:val="000000"/>
-                <w:sz w:val="20"/>
-                <w:szCs w:val="20"/>
+                <w:sz w:val="18"/>
+                <w:szCs w:val="18"/>
               </w:rPr>
               <w:alias w:val="diagnosis_changed_from_admission__si"/>
               <w:tag w:val="diagnosis_changed_from_admission__si"/>
@@ -4379,8 +4379,8 @@
                   <w:rPr>
                     <w:rFonts w:ascii="MS Gothic" w:hAnsi="MS Gothic" w:cs="MS Gothic" w:eastAsia="MS Gothic"/>
                     <w:color w:val="000000"/>
-                    <w:sz w:val="20"/>
-                    <w:szCs w:val="20"/>
+                    <w:sz w:val="18"/>
+                    <w:szCs w:val="18"/>
                   </w:rPr>
                   <w:t>☐</w:t>
                 </w:r>
@@ -4420,8 +4420,8 @@
               <w:rPr>
                 <w:rFonts w:ascii="MS Gothic" w:hAnsi="MS Gothic" w:cs="MS Gothic" w:eastAsia="MS Gothic"/>
                 <w:color w:val="000000"/>
-                <w:sz w:val="20"/>
-                <w:szCs w:val="20"/>
+                <w:sz w:val="18"/>
+                <w:szCs w:val="18"/>
               </w:rPr>
               <w:alias w:val="diagnosis_changed_from_admission__no"/>
               <w:tag w:val="diagnosis_changed_from_admission__no"/>
@@ -4447,8 +4447,8 @@
                   <w:rPr>
                     <w:rFonts w:ascii="MS Gothic" w:hAnsi="MS Gothic" w:cs="MS Gothic" w:eastAsia="MS Gothic"/>
                     <w:color w:val="000000"/>
-                    <w:sz w:val="20"/>
-                    <w:szCs w:val="20"/>
+                    <w:sz w:val="18"/>
+                    <w:szCs w:val="18"/>
                   </w:rPr>
                   <w:t>☐</w:t>
                 </w:r>
@@ -4584,8 +4584,8 @@
               <w:rPr>
                 <w:rFonts w:ascii="Arial" w:hAnsi="Arial" w:cs="Arial"/>
                 <w:color w:val="000000"/>
-                <w:sz w:val="20"/>
-                <w:szCs w:val="20"/>
+                <w:sz w:val="18"/>
+                <w:szCs w:val="18"/>
               </w:rPr>
               <w:alias w:val="new_evaluations_revaluations"/>
               <w:tag w:val="new_evaluations_revaluations"/>
@@ -4602,16 +4602,16 @@
                   <w:rPr>
                     <w:rFonts w:ascii="Arial" w:hAnsi="Arial" w:cs="Arial"/>
                     <w:color w:val="000000"/>
-                    <w:sz w:val="20"/>
-                    <w:szCs w:val="20"/>
+                    <w:sz w:val="18"/>
+                    <w:szCs w:val="18"/>
                   </w:rPr>
                 </w:pPr>
                 <w:r>
                   <w:rPr>
                     <w:rFonts w:ascii="Arial" w:hAnsi="Arial" w:cs="Arial"/>
                     <w:color w:val="000000"/>
-                    <w:sz w:val="20"/>
-                    <w:szCs w:val="20"/>
+                    <w:sz w:val="18"/>
+                    <w:szCs w:val="18"/>
                     <w:lang w:val="es-CL" w:eastAsia="es-CL"/>
                   </w:rPr>
                   <w:t>Escriba aquí</w:t>
@@ -4668,8 +4668,8 @@
               <w:rPr>
                 <w:rFonts w:ascii="Arial" w:hAnsi="Arial" w:cs="Arial"/>
                 <w:color w:val="000000"/>
-                <w:sz w:val="20"/>
-                <w:szCs w:val="20"/>
+                <w:sz w:val="18"/>
+                <w:szCs w:val="18"/>
               </w:rPr>
               <w:alias w:val="new_diagnosis_professional_data"/>
               <w:tag w:val="new_diagnosis_professional_data"/>
@@ -4686,16 +4686,16 @@
                   <w:rPr>
                     <w:rFonts w:ascii="Arial" w:hAnsi="Arial" w:cs="Arial"/>
                     <w:color w:val="000000"/>
-                    <w:sz w:val="20"/>
-                    <w:szCs w:val="20"/>
+                    <w:sz w:val="18"/>
+                    <w:szCs w:val="18"/>
                   </w:rPr>
                 </w:pPr>
                 <w:r>
                   <w:rPr>
                     <w:rFonts w:ascii="Arial" w:hAnsi="Arial" w:cs="Arial"/>
                     <w:color w:val="000000"/>
-                    <w:sz w:val="20"/>
-                    <w:szCs w:val="20"/>
+                    <w:sz w:val="18"/>
+                    <w:szCs w:val="18"/>
                     <w:lang w:val="es-CL" w:eastAsia="es-CL"/>
                   </w:rPr>
                   <w:t>Escriba aquí</w:t>
@@ -5099,8 +5099,8 @@
               <w:rPr>
                 <w:rFonts w:ascii="Arial" w:hAnsi="Arial" w:cs="Arial"/>
                 <w:color w:val="000000"/>
-                <w:sz w:val="20"/>
-                <w:szCs w:val="20"/>
+                <w:sz w:val="18"/>
+                <w:szCs w:val="18"/>
               </w:rPr>
               <w:alias w:val="student_educational_progress_sen"/>
               <w:tag w:val="student_educational_progress_sen"/>
@@ -5118,16 +5118,16 @@
                   <w:rPr>
                     <w:rFonts w:ascii="Arial" w:hAnsi="Arial" w:cs="Arial"/>
                     <w:color w:val="000000"/>
-                    <w:sz w:val="20"/>
-                    <w:szCs w:val="20"/>
+                    <w:sz w:val="18"/>
+                    <w:szCs w:val="18"/>
                   </w:rPr>
                 </w:pPr>
                 <w:r>
                   <w:rPr>
                     <w:rFonts w:ascii="Arial" w:hAnsi="Arial" w:cs="Arial"/>
                     <w:color w:val="000000"/>
-                    <w:sz w:val="20"/>
-                    <w:szCs w:val="20"/>
+                    <w:sz w:val="18"/>
+                    <w:szCs w:val="18"/>
                     <w:lang w:val="es-CL" w:eastAsia="es-CL"/>
                   </w:rPr>
                   <w:t>Escriba aquí</w:t>
@@ -5475,8 +5475,8 @@
               <w:rPr>
                 <w:rFonts w:ascii="Arial" w:hAnsi="Arial" w:cs="Arial"/>
                 <w:color w:val="000000"/>
-                <w:sz w:val="20"/>
-                <w:szCs w:val="20"/>
+                <w:sz w:val="18"/>
+                <w:szCs w:val="18"/>
               </w:rPr>
               <w:alias w:val="main_difficulty_areas_summary"/>
               <w:tag w:val="main_difficulty_areas_summary"/>
@@ -5494,16 +5494,16 @@
                   <w:rPr>
                     <w:rFonts w:ascii="Arial" w:hAnsi="Arial" w:cs="Arial"/>
                     <w:color w:val="000000"/>
-                    <w:sz w:val="20"/>
-                    <w:szCs w:val="20"/>
+                    <w:sz w:val="18"/>
+                    <w:szCs w:val="18"/>
                   </w:rPr>
                 </w:pPr>
                 <w:r>
                   <w:rPr>
                     <w:rFonts w:ascii="Arial" w:hAnsi="Arial" w:cs="Arial"/>
                     <w:color w:val="000000"/>
-                    <w:sz w:val="20"/>
-                    <w:szCs w:val="20"/>
+                    <w:sz w:val="18"/>
+                    <w:szCs w:val="18"/>
                     <w:lang w:val="es-CL" w:eastAsia="es-CL"/>
                   </w:rPr>
                   <w:t>Escriba aquí</w:t>
@@ -5564,8 +5564,8 @@
                 <w:rPr>
                   <w:rFonts w:ascii="MS Gothic" w:hAnsi="MS Gothic" w:cs="MS Gothic" w:eastAsia="MS Gothic"/>
                   <w:color w:val="000000"/>
-                  <w:sz w:val="20"/>
-                  <w:szCs w:val="20"/>
+                  <w:sz w:val="18"/>
+                  <w:szCs w:val="18"/>
                 </w:rPr>
                 <w:alias w:val="nee_maintained__si"/>
                 <w:tag w:val="nee_maintained__si"/>
@@ -5582,8 +5582,8 @@
                   <w:rPr>
                     <w:rFonts w:ascii="MS Gothic" w:hAnsi="MS Gothic" w:cs="MS Gothic" w:eastAsia="MS Gothic"/>
                     <w:color w:val="000000"/>
-                    <w:sz w:val="20"/>
-                    <w:szCs w:val="20"/>
+                    <w:sz w:val="18"/>
+                    <w:szCs w:val="18"/>
                   </w:rPr>
                   <w:t>☐</w:t>
                 </w:r>
@@ -5618,8 +5618,8 @@
                 <w:rPr>
                   <w:rFonts w:ascii="MS Gothic" w:hAnsi="MS Gothic" w:cs="MS Gothic" w:eastAsia="MS Gothic"/>
                   <w:color w:val="000000"/>
-                  <w:sz w:val="20"/>
-                  <w:szCs w:val="20"/>
+                  <w:sz w:val="18"/>
+                  <w:szCs w:val="18"/>
                 </w:rPr>
                 <w:alias w:val="nee_maintained__no"/>
                 <w:tag w:val="nee_maintained__no"/>
@@ -5636,8 +5636,8 @@
                   <w:rPr>
                     <w:rFonts w:ascii="MS Gothic" w:hAnsi="MS Gothic" w:cs="MS Gothic" w:eastAsia="MS Gothic"/>
                     <w:color w:val="000000"/>
-                    <w:sz w:val="20"/>
-                    <w:szCs w:val="20"/>
+                    <w:sz w:val="18"/>
+                    <w:szCs w:val="18"/>
                   </w:rPr>
                   <w:t>☐</w:t>
                 </w:r>
@@ -5750,8 +5750,8 @@
                 <w:rPr>
                   <w:rFonts w:ascii="MS Gothic" w:hAnsi="MS Gothic" w:cs="MS Gothic" w:eastAsia="MS Gothic"/>
                   <w:color w:val="000000"/>
-                  <w:sz w:val="20"/>
-                  <w:szCs w:val="20"/>
+                  <w:sz w:val="18"/>
+                  <w:szCs w:val="18"/>
                 </w:rPr>
                 <w:alias w:val="requires_specialized_support__si"/>
                 <w:tag w:val="requires_specialized_support__si"/>
@@ -5768,8 +5768,8 @@
                   <w:rPr>
                     <w:rFonts w:ascii="MS Gothic" w:hAnsi="MS Gothic" w:cs="MS Gothic" w:eastAsia="MS Gothic"/>
                     <w:color w:val="000000"/>
-                    <w:sz w:val="20"/>
-                    <w:szCs w:val="20"/>
+                    <w:sz w:val="18"/>
+                    <w:szCs w:val="18"/>
                   </w:rPr>
                   <w:t>☐</w:t>
                 </w:r>
@@ -5804,8 +5804,8 @@
                 <w:rPr>
                   <w:rFonts w:ascii="MS Gothic" w:hAnsi="MS Gothic" w:cs="MS Gothic" w:eastAsia="MS Gothic"/>
                   <w:color w:val="000000"/>
-                  <w:sz w:val="20"/>
-                  <w:szCs w:val="20"/>
+                  <w:sz w:val="18"/>
+                  <w:szCs w:val="18"/>
                 </w:rPr>
                 <w:alias w:val="requires_specialized_support__no"/>
                 <w:tag w:val="requires_specialized_support__no"/>
@@ -5822,8 +5822,8 @@
                   <w:rPr>
                     <w:rFonts w:ascii="MS Gothic" w:hAnsi="MS Gothic" w:cs="MS Gothic" w:eastAsia="MS Gothic"/>
                     <w:color w:val="000000"/>
-                    <w:sz w:val="20"/>
-                    <w:szCs w:val="20"/>
+                    <w:sz w:val="18"/>
+                    <w:szCs w:val="18"/>
                   </w:rPr>
                   <w:t>☐</w:t>
                 </w:r>
@@ -5974,8 +5974,8 @@
                 <w:rPr>
                   <w:rFonts w:ascii="Arial" w:hAnsi="Arial" w:cs="Arial"/>
                   <w:color w:val="000000"/>
-                  <w:sz w:val="20"/>
-                  <w:szCs w:val="20"/>
+                  <w:sz w:val="18"/>
+                  <w:szCs w:val="18"/>
                 </w:rPr>
                 <w:alias w:val="evidence_documents_count"/>
                 <w:tag w:val="evidence_documents_count"/>
@@ -5991,8 +5991,8 @@
                   <w:rPr>
                     <w:rFonts w:ascii="Arial" w:hAnsi="Arial" w:cs="Arial"/>
                     <w:color w:val="000000"/>
-                    <w:sz w:val="20"/>
-                    <w:szCs w:val="20"/>
+                    <w:sz w:val="18"/>
+                    <w:szCs w:val="18"/>
                     <w:lang w:val="es-CL" w:eastAsia="es-CL"/>
                   </w:rPr>
                   <w:t>Escriba aquí</w:t>
@@ -6068,8 +6068,8 @@
                 <w:rPr>
                   <w:rFonts w:ascii="MS Gothic" w:hAnsi="MS Gothic" w:cs="MS Gothic" w:eastAsia="MS Gothic"/>
                   <w:color w:val="000000"/>
-                  <w:sz w:val="20"/>
-                  <w:szCs w:val="20"/>
+                  <w:sz w:val="18"/>
+                  <w:szCs w:val="18"/>
                 </w:rPr>
                 <w:alias w:val="evidence_anamnesis"/>
                 <w:tag w:val="evidence_anamnesis"/>
@@ -6086,8 +6086,8 @@
                   <w:rPr>
                     <w:rFonts w:ascii="MS Gothic" w:hAnsi="MS Gothic" w:cs="MS Gothic" w:eastAsia="MS Gothic"/>
                     <w:color w:val="000000"/>
-                    <w:sz w:val="20"/>
-                    <w:szCs w:val="20"/>
+                    <w:sz w:val="18"/>
+                    <w:szCs w:val="18"/>
                   </w:rPr>
                   <w:t>☐</w:t>
                 </w:r>
@@ -6106,8 +6106,8 @@
                 <w:rPr>
                   <w:rFonts w:ascii="MS Gothic" w:hAnsi="MS Gothic" w:cs="MS Gothic" w:eastAsia="MS Gothic"/>
                   <w:color w:val="000000"/>
-                  <w:sz w:val="20"/>
-                  <w:szCs w:val="20"/>
+                  <w:sz w:val="18"/>
+                  <w:szCs w:val="18"/>
                 </w:rPr>
                 <w:alias w:val="evidence_family_interview"/>
                 <w:tag w:val="evidence_family_interview"/>
@@ -6124,8 +6124,8 @@
                   <w:rPr>
                     <w:rFonts w:ascii="MS Gothic" w:hAnsi="MS Gothic" w:cs="MS Gothic" w:eastAsia="MS Gothic"/>
                     <w:color w:val="000000"/>
-                    <w:sz w:val="20"/>
-                    <w:szCs w:val="20"/>
+                    <w:sz w:val="18"/>
+                    <w:szCs w:val="18"/>
                   </w:rPr>
                   <w:t>☐</w:t>
                 </w:r>
@@ -6160,8 +6160,8 @@
                 <w:rPr>
                   <w:rFonts w:ascii="MS Gothic" w:hAnsi="MS Gothic" w:cs="MS Gothic" w:eastAsia="MS Gothic"/>
                   <w:color w:val="000000"/>
-                  <w:sz w:val="20"/>
-                  <w:szCs w:val="20"/>
+                  <w:sz w:val="18"/>
+                  <w:szCs w:val="18"/>
                 </w:rPr>
                 <w:alias w:val="evidence_observation_guideline"/>
                 <w:tag w:val="evidence_observation_guideline"/>
@@ -6178,8 +6178,8 @@
                   <w:rPr>
                     <w:rFonts w:ascii="MS Gothic" w:hAnsi="MS Gothic" w:cs="MS Gothic" w:eastAsia="MS Gothic"/>
                     <w:color w:val="000000"/>
-                    <w:sz w:val="20"/>
-                    <w:szCs w:val="20"/>
+                    <w:sz w:val="18"/>
+                    <w:szCs w:val="18"/>
                   </w:rPr>
                   <w:t>☐</w:t>
                 </w:r>
@@ -6214,8 +6214,8 @@
                 <w:rPr>
                   <w:rFonts w:ascii="MS Gothic" w:hAnsi="MS Gothic" w:cs="MS Gothic" w:eastAsia="MS Gothic"/>
                   <w:color w:val="000000"/>
-                  <w:sz w:val="20"/>
-                  <w:szCs w:val="20"/>
+                  <w:sz w:val="18"/>
+                  <w:szCs w:val="18"/>
                 </w:rPr>
                 <w:alias w:val="evidence_evaluation_protocols"/>
                 <w:tag w:val="evidence_evaluation_protocols"/>
@@ -6232,8 +6232,8 @@
                   <w:rPr>
                     <w:rFonts w:ascii="MS Gothic" w:hAnsi="MS Gothic" w:cs="MS Gothic" w:eastAsia="MS Gothic"/>
                     <w:color w:val="000000"/>
-                    <w:sz w:val="20"/>
-                    <w:szCs w:val="20"/>
+                    <w:sz w:val="18"/>
+                    <w:szCs w:val="18"/>
                   </w:rPr>
                   <w:t>☐</w:t>
                 </w:r>
@@ -6262,8 +6262,8 @@
                 <w:rPr>
                   <w:rFonts w:ascii="MS Gothic" w:hAnsi="MS Gothic" w:cs="MS Gothic" w:eastAsia="MS Gothic"/>
                   <w:color w:val="000000"/>
-                  <w:sz w:val="20"/>
-                  <w:szCs w:val="20"/>
+                  <w:sz w:val="18"/>
+                  <w:szCs w:val="18"/>
                 </w:rPr>
                 <w:alias w:val="evidence_report_school"/>
                 <w:tag w:val="evidence_report_school"/>
@@ -6280,8 +6280,8 @@
                   <w:rPr>
                     <w:rFonts w:ascii="MS Gothic" w:hAnsi="MS Gothic" w:cs="MS Gothic" w:eastAsia="MS Gothic"/>
                     <w:color w:val="000000"/>
-                    <w:sz w:val="20"/>
-                    <w:szCs w:val="20"/>
+                    <w:sz w:val="18"/>
+                    <w:szCs w:val="18"/>
                   </w:rPr>
                   <w:t>☐</w:t>
                 </w:r>
@@ -6300,8 +6300,8 @@
                 <w:rPr>
                   <w:rFonts w:ascii="MS Gothic" w:hAnsi="MS Gothic" w:cs="MS Gothic" w:eastAsia="MS Gothic"/>
                   <w:color w:val="000000"/>
-                  <w:sz w:val="20"/>
-                  <w:szCs w:val="20"/>
+                  <w:sz w:val="18"/>
+                  <w:szCs w:val="18"/>
                 </w:rPr>
                 <w:alias w:val="evidence_report_social"/>
                 <w:tag w:val="evidence_report_social"/>
@@ -6318,8 +6318,8 @@
                   <w:rPr>
                     <w:rFonts w:ascii="MS Gothic" w:hAnsi="MS Gothic" w:cs="MS Gothic" w:eastAsia="MS Gothic"/>
                     <w:color w:val="000000"/>
-                    <w:sz w:val="20"/>
-                    <w:szCs w:val="20"/>
+                    <w:sz w:val="18"/>
+                    <w:szCs w:val="18"/>
                   </w:rPr>
                   <w:t>☐</w:t>
                 </w:r>
@@ -6346,8 +6346,8 @@
                 <w:rPr>
                   <w:rFonts w:ascii="MS Gothic" w:hAnsi="MS Gothic" w:cs="MS Gothic" w:eastAsia="MS Gothic"/>
                   <w:color w:val="000000"/>
-                  <w:sz w:val="20"/>
-                  <w:szCs w:val="20"/>
+                  <w:sz w:val="18"/>
+                  <w:szCs w:val="18"/>
                 </w:rPr>
                 <w:alias w:val="evidence_report_psychological"/>
                 <w:tag w:val="evidence_report_psychological"/>
@@ -6364,8 +6364,8 @@
                   <w:rPr>
                     <w:rFonts w:ascii="MS Gothic" w:hAnsi="MS Gothic" w:cs="MS Gothic" w:eastAsia="MS Gothic"/>
                     <w:color w:val="000000"/>
-                    <w:sz w:val="20"/>
-                    <w:szCs w:val="20"/>
+                    <w:sz w:val="18"/>
+                    <w:szCs w:val="18"/>
                   </w:rPr>
                   <w:t>☐</w:t>
                 </w:r>
@@ -6408,8 +6408,8 @@
                 <w:rPr>
                   <w:rFonts w:ascii="MS Gothic" w:hAnsi="MS Gothic" w:cs="MS Gothic" w:eastAsia="MS Gothic"/>
                   <w:color w:val="000000"/>
-                  <w:sz w:val="20"/>
-                  <w:szCs w:val="20"/>
+                  <w:sz w:val="18"/>
+                  <w:szCs w:val="18"/>
                 </w:rPr>
                 <w:alias w:val="evidence_report_fonoaudiological"/>
                 <w:tag w:val="evidence_report_fonoaudiological"/>
@@ -6426,8 +6426,8 @@
                   <w:rPr>
                     <w:rFonts w:ascii="MS Gothic" w:hAnsi="MS Gothic" w:cs="MS Gothic" w:eastAsia="MS Gothic"/>
                     <w:color w:val="000000"/>
-                    <w:sz w:val="20"/>
-                    <w:szCs w:val="20"/>
+                    <w:sz w:val="18"/>
+                    <w:szCs w:val="18"/>
                   </w:rPr>
                   <w:t>☐</w:t>
                 </w:r>
@@ -6462,8 +6462,8 @@
                 <w:rPr>
                   <w:rFonts w:ascii="MS Gothic" w:hAnsi="MS Gothic" w:cs="MS Gothic" w:eastAsia="MS Gothic"/>
                   <w:color w:val="000000"/>
-                  <w:sz w:val="20"/>
-                  <w:szCs w:val="20"/>
+                  <w:sz w:val="18"/>
+                  <w:szCs w:val="18"/>
                 </w:rPr>
                 <w:alias w:val="evidence_report_pedagogical"/>
                 <w:tag w:val="evidence_report_pedagogical"/>
@@ -6480,8 +6480,8 @@
                   <w:rPr>
                     <w:rFonts w:ascii="MS Gothic" w:hAnsi="MS Gothic" w:cs="MS Gothic" w:eastAsia="MS Gothic"/>
                     <w:color w:val="000000"/>
-                    <w:sz w:val="20"/>
-                    <w:szCs w:val="20"/>
+                    <w:sz w:val="18"/>
+                    <w:szCs w:val="18"/>
                   </w:rPr>
                   <w:t>☐</w:t>
                 </w:r>
@@ -6500,8 +6500,8 @@
                 <w:rPr>
                   <w:rFonts w:ascii="MS Gothic" w:hAnsi="MS Gothic" w:cs="MS Gothic" w:eastAsia="MS Gothic"/>
                   <w:color w:val="000000"/>
-                  <w:sz w:val="20"/>
-                  <w:szCs w:val="20"/>
+                  <w:sz w:val="18"/>
+                  <w:szCs w:val="18"/>
                 </w:rPr>
                 <w:alias w:val="evidence_report_psychopedagogical"/>
                 <w:tag w:val="evidence_report_psychopedagogical"/>
@@ -6518,8 +6518,8 @@
                   <w:rPr>
                     <w:rFonts w:ascii="MS Gothic" w:hAnsi="MS Gothic" w:cs="MS Gothic" w:eastAsia="MS Gothic"/>
                     <w:color w:val="000000"/>
-                    <w:sz w:val="20"/>
-                    <w:szCs w:val="20"/>
+                    <w:sz w:val="18"/>
+                    <w:szCs w:val="18"/>
                   </w:rPr>
                   <w:t>☐</w:t>
                 </w:r>
@@ -6538,8 +6538,8 @@
                 <w:rPr>
                   <w:rFonts w:ascii="MS Gothic" w:hAnsi="MS Gothic" w:cs="MS Gothic" w:eastAsia="MS Gothic"/>
                   <w:color w:val="000000"/>
-                  <w:sz w:val="20"/>
-                  <w:szCs w:val="20"/>
+                  <w:sz w:val="18"/>
+                  <w:szCs w:val="18"/>
                 </w:rPr>
                 <w:alias w:val="evidence_learning_evaluation"/>
                 <w:tag w:val="evidence_learning_evaluation"/>
@@ -6556,8 +6556,8 @@
                   <w:rPr>
                     <w:rFonts w:ascii="MS Gothic" w:hAnsi="MS Gothic" w:cs="MS Gothic" w:eastAsia="MS Gothic"/>
                     <w:color w:val="000000"/>
-                    <w:sz w:val="20"/>
-                    <w:szCs w:val="20"/>
+                    <w:sz w:val="18"/>
+                    <w:szCs w:val="18"/>
                   </w:rPr>
                   <w:t>☐</w:t>
                 </w:r>
@@ -6594,8 +6594,8 @@
                 <w:rPr>
                   <w:rFonts w:ascii="MS Gothic" w:hAnsi="MS Gothic" w:cs="MS Gothic" w:eastAsia="MS Gothic"/>
                   <w:color w:val="000000"/>
-                  <w:sz w:val="20"/>
-                  <w:szCs w:val="20"/>
+                  <w:sz w:val="18"/>
+                  <w:szCs w:val="18"/>
                 </w:rPr>
                 <w:alias w:val="evidence_general_health_exam"/>
                 <w:tag w:val="evidence_general_health_exam"/>
@@ -6612,8 +6612,8 @@
                   <w:rPr>
                     <w:rFonts w:ascii="MS Gothic" w:hAnsi="MS Gothic" w:cs="MS Gothic" w:eastAsia="MS Gothic"/>
                     <w:color w:val="000000"/>
-                    <w:sz w:val="20"/>
-                    <w:szCs w:val="20"/>
+                    <w:sz w:val="18"/>
+                    <w:szCs w:val="18"/>
                   </w:rPr>
                   <w:t>☐</w:t>
                 </w:r>
@@ -6648,8 +6648,8 @@
                 <w:rPr>
                   <w:rFonts w:ascii="MS Gothic" w:hAnsi="MS Gothic" w:cs="MS Gothic" w:eastAsia="MS Gothic"/>
                   <w:color w:val="000000"/>
-                  <w:sz w:val="20"/>
-                  <w:szCs w:val="20"/>
+                  <w:sz w:val="18"/>
+                  <w:szCs w:val="18"/>
                 </w:rPr>
                 <w:alias w:val="evidence_specialized_health_exam"/>
                 <w:tag w:val="evidence_specialized_health_exam"/>
@@ -6666,8 +6666,8 @@
                   <w:rPr>
                     <w:rFonts w:ascii="MS Gothic" w:hAnsi="MS Gothic" w:cs="MS Gothic" w:eastAsia="MS Gothic"/>
                     <w:color w:val="000000"/>
-                    <w:sz w:val="20"/>
-                    <w:szCs w:val="20"/>
+                    <w:sz w:val="18"/>
+                    <w:szCs w:val="18"/>
                   </w:rPr>
                   <w:t>☐</w:t>
                 </w:r>
@@ -6686,8 +6686,8 @@
                 <w:rPr>
                   <w:rFonts w:ascii="Arial" w:hAnsi="Arial" w:cs="Arial"/>
                   <w:color w:val="000000"/>
-                  <w:sz w:val="20"/>
-                  <w:szCs w:val="20"/>
+                  <w:sz w:val="18"/>
+                  <w:szCs w:val="18"/>
                 </w:rPr>
                 <w:alias w:val="evidence_specialized_health_detail"/>
                 <w:tag w:val="evidence_specialized_health_detail"/>
@@ -6703,8 +6703,8 @@
                   <w:rPr>
                     <w:rFonts w:ascii="Arial" w:hAnsi="Arial" w:cs="Arial"/>
                     <w:color w:val="000000"/>
-                    <w:sz w:val="20"/>
-                    <w:szCs w:val="20"/>
+                    <w:sz w:val="18"/>
+                    <w:szCs w:val="18"/>
                     <w:lang w:val="es-CL" w:eastAsia="es-CL"/>
                   </w:rPr>
                   <w:t>Escriba aquí</w:t>
@@ -6755,8 +6755,8 @@
                 <w:rPr>
                   <w:rFonts w:ascii="MS Gothic" w:hAnsi="MS Gothic" w:cs="MS Gothic" w:eastAsia="MS Gothic"/>
                   <w:color w:val="000000"/>
-                  <w:sz w:val="20"/>
-                  <w:szCs w:val="20"/>
+                  <w:sz w:val="18"/>
+                  <w:szCs w:val="18"/>
                 </w:rPr>
                 <w:alias w:val="evidence_other"/>
                 <w:tag w:val="evidence_other"/>
@@ -6773,8 +6773,8 @@
                   <w:rPr>
                     <w:rFonts w:ascii="MS Gothic" w:hAnsi="MS Gothic" w:cs="MS Gothic" w:eastAsia="MS Gothic"/>
                     <w:color w:val="000000"/>
-                    <w:sz w:val="20"/>
-                    <w:szCs w:val="20"/>
+                    <w:sz w:val="18"/>
+                    <w:szCs w:val="18"/>
                   </w:rPr>
                   <w:t>☐</w:t>
                 </w:r>
@@ -6801,8 +6801,8 @@
                 <w:rPr>
                   <w:rFonts w:ascii="Arial" w:hAnsi="Arial" w:cs="Arial"/>
                   <w:color w:val="000000"/>
-                  <w:sz w:val="20"/>
-                  <w:szCs w:val="20"/>
+                  <w:sz w:val="18"/>
+                  <w:szCs w:val="18"/>
                 </w:rPr>
                 <w:alias w:val="evidence_other_detail"/>
                 <w:tag w:val="evidence_other_detail"/>
@@ -6818,8 +6818,8 @@
                   <w:rPr>
                     <w:rFonts w:ascii="Arial" w:hAnsi="Arial" w:cs="Arial"/>
                     <w:color w:val="000000"/>
-                    <w:sz w:val="20"/>
-                    <w:szCs w:val="20"/>
+                    <w:sz w:val="18"/>
+                    <w:szCs w:val="18"/>
                     <w:lang w:val="es-CL" w:eastAsia="es-CL"/>
                   </w:rPr>
                   <w:t>Escriba aquí</w:t>
@@ -6997,8 +6997,8 @@
                   <w:rFonts w:ascii="Arial" w:hAnsi="Arial" w:cs="Arial"/>
                   <w:b/>
                   <w:color w:val="000000"/>
-                  <w:sz w:val="20"/>
-                  <w:szCs w:val="20"/>
+                  <w:sz w:val="18"/>
+                  <w:szCs w:val="18"/>
                   <w:shd w:val="clear" w:color="auto" w:fill="D9D9D9"/>
                 </w:rPr>
                 <w:alias w:val="identification_number"/>
@@ -7015,8 +7015,8 @@
                   <w:rPr>
                     <w:rFonts w:ascii="Arial" w:hAnsi="Arial" w:cs="Arial"/>
                     <w:color w:val="000000"/>
-                    <w:sz w:val="20"/>
-                    <w:szCs w:val="20"/>
+                    <w:sz w:val="18"/>
+                    <w:szCs w:val="18"/>
                     <w:lang w:val="es-CL" w:eastAsia="es-CL"/>
                   </w:rPr>
                   <w:t>Escriba aquí</w:t>
@@ -7364,8 +7364,8 @@
               <w:rPr>
                 <w:rFonts w:ascii="Arial" w:hAnsi="Arial" w:cs="Arial"/>
                 <w:color w:val="000000"/>
-                <w:sz w:val="20"/>
-                <w:szCs w:val="20"/>
+                <w:sz w:val="18"/>
+                <w:szCs w:val="18"/>
               </w:rPr>
               <w:alias w:val="specialized_curricular_achievements"/>
               <w:tag w:val="specialized_curricular_achievements"/>
@@ -7384,16 +7384,16 @@
                   <w:rPr>
                     <w:rFonts w:ascii="Arial" w:hAnsi="Arial" w:cs="Arial"/>
                     <w:color w:val="000000"/>
-                    <w:sz w:val="20"/>
-                    <w:szCs w:val="20"/>
+                    <w:sz w:val="18"/>
+                    <w:szCs w:val="18"/>
                   </w:rPr>
                 </w:pPr>
                 <w:r>
                   <w:rPr>
                     <w:rFonts w:ascii="Arial" w:hAnsi="Arial" w:cs="Arial"/>
                     <w:color w:val="000000"/>
-                    <w:sz w:val="20"/>
-                    <w:szCs w:val="20"/>
+                    <w:sz w:val="18"/>
+                    <w:szCs w:val="18"/>
                     <w:lang w:val="es-CL" w:eastAsia="es-CL"/>
                   </w:rPr>
                   <w:t>Escriba aquí</w:t>
@@ -7521,8 +7521,8 @@
               <w:rPr>
                 <w:rFonts w:ascii="Arial" w:hAnsi="Arial" w:cs="Arial"/>
                 <w:color w:val="000000"/>
-                <w:sz w:val="20"/>
-                <w:szCs w:val="20"/>
+                <w:sz w:val="18"/>
+                <w:szCs w:val="18"/>
               </w:rPr>
               <w:alias w:val="specialized_unachieved_learning"/>
               <w:tag w:val="specialized_unachieved_learning"/>
@@ -7540,16 +7540,16 @@
                   <w:rPr>
                     <w:rFonts w:ascii="Arial" w:hAnsi="Arial" w:cs="Arial"/>
                     <w:color w:val="000000"/>
-                    <w:sz w:val="20"/>
-                    <w:szCs w:val="20"/>
+                    <w:sz w:val="18"/>
+                    <w:szCs w:val="18"/>
                   </w:rPr>
                 </w:pPr>
                 <w:r>
                   <w:rPr>
                     <w:rFonts w:ascii="Arial" w:hAnsi="Arial" w:cs="Arial"/>
                     <w:color w:val="000000"/>
-                    <w:sz w:val="20"/>
-                    <w:szCs w:val="20"/>
+                    <w:sz w:val="18"/>
+                    <w:szCs w:val="18"/>
                     <w:lang w:val="es-CL" w:eastAsia="es-CL"/>
                   </w:rPr>
                   <w:t>Escriba aquí</w:t>
@@ -7771,8 +7771,8 @@
               <w:rPr>
                 <w:rFonts w:ascii="Arial" w:hAnsi="Arial" w:cs="Arial"/>
                 <w:color w:val="000000"/>
-                <w:sz w:val="20"/>
-                <w:szCs w:val="20"/>
+                <w:sz w:val="18"/>
+                <w:szCs w:val="18"/>
               </w:rPr>
               <w:alias w:val="specialized_context_participation"/>
               <w:tag w:val="specialized_context_participation"/>
@@ -7790,16 +7790,16 @@
                   <w:rPr>
                     <w:rFonts w:ascii="Arial" w:hAnsi="Arial" w:cs="Arial"/>
                     <w:color w:val="000000"/>
-                    <w:sz w:val="20"/>
-                    <w:szCs w:val="20"/>
+                    <w:sz w:val="18"/>
+                    <w:szCs w:val="18"/>
                   </w:rPr>
                 </w:pPr>
                 <w:r>
                   <w:rPr>
                     <w:rFonts w:ascii="Arial" w:hAnsi="Arial" w:cs="Arial"/>
                     <w:color w:val="000000"/>
-                    <w:sz w:val="20"/>
-                    <w:szCs w:val="20"/>
+                    <w:sz w:val="18"/>
+                    <w:szCs w:val="18"/>
                     <w:lang w:val="es-CL" w:eastAsia="es-CL"/>
                   </w:rPr>
                   <w:t>Escriba aquí</w:t>
@@ -7913,8 +7913,8 @@
               <w:rPr>
                 <w:rFonts w:ascii="Arial" w:hAnsi="Arial" w:cs="Arial"/>
                 <w:color w:val="000000"/>
-                <w:sz w:val="20"/>
-                <w:szCs w:val="20"/>
+                <w:sz w:val="18"/>
+                <w:szCs w:val="18"/>
               </w:rPr>
               <w:alias w:val="specialized_barriers_reduction"/>
               <w:tag w:val="specialized_barriers_reduction"/>
@@ -7932,16 +7932,16 @@
                   <w:rPr>
                     <w:rFonts w:ascii="Arial" w:hAnsi="Arial" w:cs="Arial"/>
                     <w:color w:val="000000"/>
-                    <w:sz w:val="20"/>
-                    <w:szCs w:val="20"/>
+                    <w:sz w:val="18"/>
+                    <w:szCs w:val="18"/>
                   </w:rPr>
                 </w:pPr>
                 <w:r>
                   <w:rPr>
                     <w:rFonts w:ascii="Arial" w:hAnsi="Arial" w:cs="Arial"/>
                     <w:color w:val="000000"/>
-                    <w:sz w:val="20"/>
-                    <w:szCs w:val="20"/>
+                    <w:sz w:val="18"/>
+                    <w:szCs w:val="18"/>
                     <w:lang w:val="es-CL" w:eastAsia="es-CL"/>
                   </w:rPr>
                   <w:t>Escriba aquí</w:t>
@@ -8123,8 +8123,8 @@
               <w:rPr>
                 <w:rFonts w:ascii="Arial" w:hAnsi="Arial" w:cs="Arial"/>
                 <w:color w:val="000000"/>
-                <w:sz w:val="20"/>
-                <w:szCs w:val="20"/>
+                <w:sz w:val="18"/>
+                <w:szCs w:val="18"/>
               </w:rPr>
               <w:alias w:val="specialized_family_participation"/>
               <w:tag w:val="specialized_family_participation"/>
@@ -8141,16 +8141,16 @@
                   <w:rPr>
                     <w:rFonts w:ascii="Arial" w:hAnsi="Arial" w:cs="Arial"/>
                     <w:color w:val="000000"/>
-                    <w:sz w:val="20"/>
-                    <w:szCs w:val="20"/>
+                    <w:sz w:val="18"/>
+                    <w:szCs w:val="18"/>
                   </w:rPr>
                 </w:pPr>
                 <w:r>
                   <w:rPr>
                     <w:rFonts w:ascii="Arial" w:hAnsi="Arial" w:cs="Arial"/>
                     <w:color w:val="000000"/>
-                    <w:sz w:val="20"/>
-                    <w:szCs w:val="20"/>
+                    <w:sz w:val="18"/>
+                    <w:szCs w:val="18"/>
                     <w:lang w:val="es-CL" w:eastAsia="es-CL"/>
                   </w:rPr>
                   <w:t>Escriba aquí</w:t>
@@ -8251,8 +8251,8 @@
               <w:rPr>
                 <w:rFonts w:ascii="Arial" w:hAnsi="Arial" w:cs="Arial"/>
                 <w:color w:val="000000"/>
-                <w:sz w:val="20"/>
-                <w:szCs w:val="20"/>
+                <w:sz w:val="18"/>
+                <w:szCs w:val="18"/>
               </w:rPr>
               <w:alias w:val="specialized_next_period_emphasis"/>
               <w:tag w:val="specialized_next_period_emphasis"/>
@@ -8269,16 +8269,16 @@
                   <w:rPr>
                     <w:rFonts w:ascii="Arial" w:hAnsi="Arial" w:cs="Arial"/>
                     <w:color w:val="000000"/>
-                    <w:sz w:val="20"/>
-                    <w:szCs w:val="20"/>
+                    <w:sz w:val="18"/>
+                    <w:szCs w:val="18"/>
                   </w:rPr>
                 </w:pPr>
                 <w:r>
                   <w:rPr>
                     <w:rFonts w:ascii="Arial" w:hAnsi="Arial" w:cs="Arial"/>
                     <w:color w:val="000000"/>
-                    <w:sz w:val="20"/>
-                    <w:szCs w:val="20"/>
+                    <w:sz w:val="18"/>
+                    <w:szCs w:val="18"/>
                     <w:lang w:val="es-CL" w:eastAsia="es-CL"/>
                   </w:rPr>
                   <w:t>Escriba aquí</w:t>
@@ -8602,8 +8602,8 @@
               <w:rPr>
                 <w:rFonts w:ascii="Arial" w:hAnsi="Arial" w:cs="Arial"/>
                 <w:color w:val="000000"/>
-                <w:sz w:val="20"/>
-                <w:szCs w:val="20"/>
+                <w:sz w:val="18"/>
+                <w:szCs w:val="18"/>
               </w:rPr>
               <w:alias w:val="specialized_dea_literacy_math_progress"/>
               <w:tag w:val="specialized_dea_literacy_math_progress"/>
@@ -8621,16 +8621,16 @@
                   <w:rPr>
                     <w:rFonts w:ascii="Arial" w:hAnsi="Arial" w:cs="Arial"/>
                     <w:color w:val="000000"/>
-                    <w:sz w:val="20"/>
-                    <w:szCs w:val="20"/>
+                    <w:sz w:val="18"/>
+                    <w:szCs w:val="18"/>
                   </w:rPr>
                 </w:pPr>
                 <w:r>
                   <w:rPr>
                     <w:rFonts w:ascii="Arial" w:hAnsi="Arial" w:cs="Arial"/>
                     <w:color w:val="000000"/>
-                    <w:sz w:val="20"/>
-                    <w:szCs w:val="20"/>
+                    <w:sz w:val="18"/>
+                    <w:szCs w:val="18"/>
                     <w:lang w:val="es-CL" w:eastAsia="es-CL"/>
                   </w:rPr>
                   <w:t>Escriba aquí</w:t>
@@ -8819,8 +8819,8 @@
               <w:rPr>
                 <w:rFonts w:ascii="Arial" w:hAnsi="Arial" w:cs="Arial"/>
                 <w:color w:val="000000"/>
-                <w:sz w:val="20"/>
-                <w:szCs w:val="20"/>
+                <w:sz w:val="18"/>
+                <w:szCs w:val="18"/>
                 <w:highlight w:val="yellow"/>
               </w:rPr>
               <w:alias w:val="specialized_next_period_other"/>
@@ -8839,8 +8839,8 @@
                   <w:rPr>
                     <w:rFonts w:ascii="Arial" w:hAnsi="Arial" w:cs="Arial"/>
                     <w:color w:val="000000"/>
-                    <w:sz w:val="20"/>
-                    <w:szCs w:val="20"/>
+                    <w:sz w:val="18"/>
+                    <w:szCs w:val="18"/>
                     <w:highlight w:val="yellow"/>
                   </w:rPr>
                 </w:pPr>
@@ -8848,8 +8848,8 @@
                   <w:rPr>
                     <w:rFonts w:ascii="Arial" w:hAnsi="Arial" w:cs="Arial"/>
                     <w:color w:val="000000"/>
-                    <w:sz w:val="20"/>
-                    <w:szCs w:val="20"/>
+                    <w:sz w:val="18"/>
+                    <w:szCs w:val="18"/>
                     <w:lang w:val="es-CL" w:eastAsia="es-CL"/>
                   </w:rPr>
                   <w:t>Escriba aquí</w:t>
@@ -8920,8 +8920,8 @@
               <w:rPr>
                 <w:rFonts w:ascii="Arial" w:hAnsi="Arial" w:cs="Arial"/>
                 <w:color w:val="000000"/>
-                <w:sz w:val="20"/>
-                <w:szCs w:val="20"/>
+                <w:sz w:val="18"/>
+                <w:szCs w:val="18"/>
               </w:rPr>
               <w:alias w:val="specialized_tab_observations"/>
               <w:tag w:val="specialized_tab_observations"/>
@@ -8939,16 +8939,16 @@
                   <w:rPr>
                     <w:rFonts w:ascii="Arial" w:hAnsi="Arial" w:cs="Arial"/>
                     <w:color w:val="000000"/>
-                    <w:sz w:val="20"/>
-                    <w:szCs w:val="20"/>
+                    <w:sz w:val="18"/>
+                    <w:szCs w:val="18"/>
                   </w:rPr>
                 </w:pPr>
                 <w:r>
                   <w:rPr>
                     <w:rFonts w:ascii="Arial" w:hAnsi="Arial" w:cs="Arial"/>
                     <w:color w:val="000000"/>
-                    <w:sz w:val="20"/>
-                    <w:szCs w:val="20"/>
+                    <w:sz w:val="18"/>
+                    <w:szCs w:val="18"/>
                     <w:lang w:val="es-CL" w:eastAsia="es-CL"/>
                   </w:rPr>
                   <w:t>Escriba aquí</w:t>
@@ -9211,8 +9211,8 @@
                   <w:rFonts w:ascii="Arial" w:hAnsi="Arial" w:cs="Arial"/>
                   <w:b/>
                   <w:color w:val="000000"/>
-                  <w:sz w:val="20"/>
-                  <w:szCs w:val="20"/>
+                  <w:sz w:val="18"/>
+                  <w:szCs w:val="18"/>
                   <w:shd w:val="clear" w:color="auto" w:fill="D9D9D9"/>
                 </w:rPr>
                 <w:alias w:val="identification_number"/>
@@ -9229,8 +9229,8 @@
                   <w:rPr>
                     <w:rFonts w:ascii="Arial" w:hAnsi="Arial" w:cs="Arial"/>
                     <w:color w:val="000000"/>
-                    <w:sz w:val="20"/>
-                    <w:szCs w:val="20"/>
+                    <w:sz w:val="18"/>
+                    <w:szCs w:val="18"/>
                     <w:lang w:val="es-CL" w:eastAsia="es-CL"/>
                   </w:rPr>
                   <w:t>Escriba aquí</w:t>
@@ -9319,8 +9319,8 @@
                 <w:rPr>
                   <w:rFonts w:ascii="MS Gothic" w:hAnsi="MS Gothic" w:cs="MS Gothic" w:eastAsia="MS Gothic"/>
                   <w:color w:val="000000"/>
-                  <w:sz w:val="20"/>
-                  <w:szCs w:val="20"/>
+                  <w:sz w:val="18"/>
+                  <w:szCs w:val="18"/>
                 </w:rPr>
                 <w:alias w:val="support_area_curricular_general"/>
                 <w:tag w:val="support_area_curricular_general"/>
@@ -9337,8 +9337,8 @@
                   <w:rPr>
                     <w:rFonts w:ascii="MS Gothic" w:hAnsi="MS Gothic" w:cs="MS Gothic" w:eastAsia="MS Gothic"/>
                     <w:color w:val="000000"/>
-                    <w:sz w:val="20"/>
-                    <w:szCs w:val="20"/>
+                    <w:sz w:val="18"/>
+                    <w:szCs w:val="18"/>
                   </w:rPr>
                   <w:t>☐</w:t>
                 </w:r>
@@ -9357,8 +9357,8 @@
                 <w:rPr>
                   <w:rFonts w:ascii="MS Gothic" w:hAnsi="MS Gothic" w:cs="MS Gothic" w:eastAsia="MS Gothic"/>
                   <w:color w:val="000000"/>
-                  <w:sz w:val="20"/>
-                  <w:szCs w:val="20"/>
+                  <w:sz w:val="18"/>
+                  <w:szCs w:val="18"/>
                 </w:rPr>
                 <w:alias w:val="support_area_specific_subjects"/>
                 <w:tag w:val="support_area_specific_subjects"/>
@@ -9375,8 +9375,8 @@
                   <w:rPr>
                     <w:rFonts w:ascii="MS Gothic" w:hAnsi="MS Gothic" w:cs="MS Gothic" w:eastAsia="MS Gothic"/>
                     <w:color w:val="000000"/>
-                    <w:sz w:val="20"/>
-                    <w:szCs w:val="20"/>
+                    <w:sz w:val="18"/>
+                    <w:szCs w:val="18"/>
                   </w:rPr>
                   <w:t>☐</w:t>
                 </w:r>
@@ -9411,8 +9411,8 @@
                 <w:rPr>
                   <w:rFonts w:ascii="MS Gothic" w:hAnsi="MS Gothic" w:cs="MS Gothic" w:eastAsia="MS Gothic"/>
                   <w:color w:val="000000"/>
-                  <w:sz w:val="20"/>
-                  <w:szCs w:val="20"/>
+                  <w:sz w:val="18"/>
+                  <w:szCs w:val="18"/>
                 </w:rPr>
                 <w:alias w:val="support_area_oral_language"/>
                 <w:tag w:val="support_area_oral_language"/>
@@ -9429,8 +9429,8 @@
                   <w:rPr>
                     <w:rFonts w:ascii="MS Gothic" w:hAnsi="MS Gothic" w:cs="MS Gothic" w:eastAsia="MS Gothic"/>
                     <w:color w:val="000000"/>
-                    <w:sz w:val="20"/>
-                    <w:szCs w:val="20"/>
+                    <w:sz w:val="18"/>
+                    <w:szCs w:val="18"/>
                   </w:rPr>
                   <w:t>☐</w:t>
                 </w:r>
@@ -9449,8 +9449,8 @@
                 <w:rPr>
                   <w:rFonts w:ascii="MS Gothic" w:hAnsi="MS Gothic" w:cs="MS Gothic" w:eastAsia="MS Gothic"/>
                   <w:color w:val="000000"/>
-                  <w:sz w:val="20"/>
-                  <w:szCs w:val="20"/>
+                  <w:sz w:val="18"/>
+                  <w:szCs w:val="18"/>
                 </w:rPr>
                 <w:alias w:val="support_area_affective_social"/>
                 <w:tag w:val="support_area_affective_social"/>
@@ -9467,8 +9467,8 @@
                   <w:rPr>
                     <w:rFonts w:ascii="MS Gothic" w:hAnsi="MS Gothic" w:cs="MS Gothic" w:eastAsia="MS Gothic"/>
                     <w:color w:val="000000"/>
-                    <w:sz w:val="20"/>
-                    <w:szCs w:val="20"/>
+                    <w:sz w:val="18"/>
+                    <w:szCs w:val="18"/>
                   </w:rPr>
                   <w:t>☐</w:t>
                 </w:r>
@@ -9487,8 +9487,8 @@
                 <w:rPr>
                   <w:rFonts w:ascii="MS Gothic" w:hAnsi="MS Gothic" w:cs="MS Gothic" w:eastAsia="MS Gothic"/>
                   <w:color w:val="000000"/>
-                  <w:sz w:val="20"/>
-                  <w:szCs w:val="20"/>
+                  <w:sz w:val="18"/>
+                  <w:szCs w:val="18"/>
                 </w:rPr>
                 <w:alias w:val="support_area_adaptive_functioning"/>
                 <w:tag w:val="support_area_adaptive_functioning"/>
@@ -9505,8 +9505,8 @@
                   <w:rPr>
                     <w:rFonts w:ascii="MS Gothic" w:hAnsi="MS Gothic" w:cs="MS Gothic" w:eastAsia="MS Gothic"/>
                     <w:color w:val="000000"/>
-                    <w:sz w:val="20"/>
-                    <w:szCs w:val="20"/>
+                    <w:sz w:val="18"/>
+                    <w:szCs w:val="18"/>
                   </w:rPr>
                   <w:t>☐</w:t>
                 </w:r>
@@ -9533,8 +9533,8 @@
                 <w:rPr>
                   <w:rFonts w:ascii="MS Gothic" w:hAnsi="MS Gothic" w:cs="MS Gothic" w:eastAsia="MS Gothic"/>
                   <w:color w:val="000000"/>
-                  <w:sz w:val="20"/>
-                  <w:szCs w:val="20"/>
+                  <w:sz w:val="18"/>
+                  <w:szCs w:val="18"/>
                 </w:rPr>
                 <w:alias w:val="support_area_autonomy"/>
                 <w:tag w:val="support_area_autonomy"/>
@@ -9551,8 +9551,8 @@
                   <w:rPr>
                     <w:rFonts w:ascii="MS Gothic" w:hAnsi="MS Gothic" w:cs="MS Gothic" w:eastAsia="MS Gothic"/>
                     <w:color w:val="000000"/>
-                    <w:sz w:val="20"/>
-                    <w:szCs w:val="20"/>
+                    <w:sz w:val="18"/>
+                    <w:szCs w:val="18"/>
                   </w:rPr>
                   <w:t>☐</w:t>
                 </w:r>
@@ -9589,8 +9589,8 @@
                 <w:rPr>
                   <w:rFonts w:ascii="MS Gothic" w:hAnsi="MS Gothic" w:cs="MS Gothic" w:eastAsia="MS Gothic"/>
                   <w:color w:val="000000"/>
-                  <w:sz w:val="20"/>
-                  <w:szCs w:val="20"/>
+                  <w:sz w:val="18"/>
+                  <w:szCs w:val="18"/>
                 </w:rPr>
                 <w:alias w:val="support_area_cognitive_functions"/>
                 <w:tag w:val="support_area_cognitive_functions"/>
@@ -9607,8 +9607,8 @@
                   <w:rPr>
                     <w:rFonts w:ascii="MS Gothic" w:hAnsi="MS Gothic" w:cs="MS Gothic" w:eastAsia="MS Gothic"/>
                     <w:color w:val="000000"/>
-                    <w:sz w:val="20"/>
-                    <w:szCs w:val="20"/>
+                    <w:sz w:val="18"/>
+                    <w:szCs w:val="18"/>
                   </w:rPr>
                   <w:t>☐</w:t>
                 </w:r>
@@ -9627,8 +9627,8 @@
                 <w:rPr>
                   <w:rFonts w:ascii="MS Gothic" w:hAnsi="MS Gothic" w:cs="MS Gothic" w:eastAsia="MS Gothic"/>
                   <w:color w:val="000000"/>
-                  <w:sz w:val="20"/>
-                  <w:szCs w:val="20"/>
+                  <w:sz w:val="18"/>
+                  <w:szCs w:val="18"/>
                 </w:rPr>
                 <w:alias w:val="support_area_executive_functions"/>
                 <w:tag w:val="support_area_executive_functions"/>
@@ -9645,8 +9645,8 @@
                   <w:rPr>
                     <w:rFonts w:ascii="MS Gothic" w:hAnsi="MS Gothic" w:cs="MS Gothic" w:eastAsia="MS Gothic"/>
                     <w:color w:val="000000"/>
-                    <w:sz w:val="20"/>
-                    <w:szCs w:val="20"/>
+                    <w:sz w:val="18"/>
+                    <w:szCs w:val="18"/>
                   </w:rPr>
                   <w:t>☐</w:t>
                 </w:r>
@@ -9665,8 +9665,8 @@
                 <w:rPr>
                   <w:rFonts w:ascii="MS Gothic" w:hAnsi="MS Gothic" w:cs="MS Gothic" w:eastAsia="MS Gothic"/>
                   <w:color w:val="000000"/>
-                  <w:sz w:val="20"/>
-                  <w:szCs w:val="20"/>
+                  <w:sz w:val="18"/>
+                  <w:szCs w:val="18"/>
                 </w:rPr>
                 <w:alias w:val="support_area_communication"/>
                 <w:tag w:val="support_area_communication"/>
@@ -9683,8 +9683,8 @@
                   <w:rPr>
                     <w:rFonts w:ascii="MS Gothic" w:hAnsi="MS Gothic" w:cs="MS Gothic" w:eastAsia="MS Gothic"/>
                     <w:color w:val="000000"/>
-                    <w:sz w:val="20"/>
-                    <w:szCs w:val="20"/>
+                    <w:sz w:val="18"/>
+                    <w:szCs w:val="18"/>
                   </w:rPr>
                   <w:t>☐</w:t>
                 </w:r>
@@ -9711,8 +9711,8 @@
                 <w:rPr>
                   <w:rFonts w:ascii="MS Gothic" w:hAnsi="MS Gothic" w:cs="MS Gothic" w:eastAsia="MS Gothic"/>
                   <w:color w:val="000000"/>
-                  <w:sz w:val="20"/>
-                  <w:szCs w:val="20"/>
+                  <w:sz w:val="18"/>
+                  <w:szCs w:val="18"/>
                 </w:rPr>
                 <w:alias w:val="support_area_social_adaptation"/>
                 <w:tag w:val="support_area_social_adaptation"/>
@@ -9729,8 +9729,8 @@
                   <w:rPr>
                     <w:rFonts w:ascii="MS Gothic" w:hAnsi="MS Gothic" w:cs="MS Gothic" w:eastAsia="MS Gothic"/>
                     <w:color w:val="000000"/>
-                    <w:sz w:val="20"/>
-                    <w:szCs w:val="20"/>
+                    <w:sz w:val="18"/>
+                    <w:szCs w:val="18"/>
                   </w:rPr>
                   <w:t>☐</w:t>
                 </w:r>
@@ -9749,8 +9749,8 @@
                 <w:rPr>
                   <w:rFonts w:ascii="MS Gothic" w:hAnsi="MS Gothic" w:cs="MS Gothic" w:eastAsia="MS Gothic"/>
                   <w:color w:val="000000"/>
-                  <w:sz w:val="20"/>
-                  <w:szCs w:val="20"/>
+                  <w:sz w:val="18"/>
+                  <w:szCs w:val="18"/>
                 </w:rPr>
                 <w:alias w:val="support_area_other"/>
                 <w:tag w:val="support_area_other"/>
@@ -9767,8 +9767,8 @@
                   <w:rPr>
                     <w:rFonts w:ascii="MS Gothic" w:hAnsi="MS Gothic" w:cs="MS Gothic" w:eastAsia="MS Gothic"/>
                     <w:color w:val="000000"/>
-                    <w:sz w:val="20"/>
-                    <w:szCs w:val="20"/>
+                    <w:sz w:val="18"/>
+                    <w:szCs w:val="18"/>
                   </w:rPr>
                   <w:t>☐</w:t>
                 </w:r>
@@ -9803,8 +9803,8 @@
                 <w:rPr>
                   <w:rFonts w:ascii="Arial" w:hAnsi="Arial" w:cs="Arial"/>
                   <w:color w:val="000000"/>
-                  <w:sz w:val="20"/>
-                  <w:szCs w:val="20"/>
+                  <w:sz w:val="18"/>
+                  <w:szCs w:val="18"/>
                 </w:rPr>
                 <w:alias w:val="support_area_other_detail"/>
                 <w:tag w:val="support_area_other_detail"/>
@@ -9820,8 +9820,8 @@
                   <w:rPr>
                     <w:rFonts w:ascii="Arial" w:hAnsi="Arial" w:cs="Arial"/>
                     <w:color w:val="000000"/>
-                    <w:sz w:val="20"/>
-                    <w:szCs w:val="20"/>
+                    <w:sz w:val="18"/>
+                    <w:szCs w:val="18"/>
                     <w:lang w:val="es-CL" w:eastAsia="es-CL"/>
                   </w:rPr>
                   <w:t>Escriba aquí</w:t>
@@ -10239,8 +10239,8 @@
                 <w:rFonts w:ascii="Arial" w:hAnsi="Arial" w:cs="Arial"/>
                 <w:bCs/>
                 <w:color w:val="000000"/>
-                <w:sz w:val="20"/>
-                <w:szCs w:val="20"/>
+                <w:sz w:val="18"/>
+                <w:szCs w:val="18"/>
               </w:rPr>
               <w:alias w:val="support_personal_specific"/>
               <w:tag w:val="support_personal_specific"/>
@@ -10258,16 +10258,16 @@
                     <w:rFonts w:ascii="Arial" w:hAnsi="Arial" w:cs="Arial"/>
                     <w:bCs/>
                     <w:color w:val="000000"/>
-                    <w:sz w:val="20"/>
-                    <w:szCs w:val="20"/>
+                    <w:sz w:val="18"/>
+                    <w:szCs w:val="18"/>
                   </w:rPr>
                 </w:pPr>
                 <w:r>
                   <w:rPr>
                     <w:rFonts w:ascii="Arial" w:hAnsi="Arial" w:cs="Arial"/>
                     <w:color w:val="000000"/>
-                    <w:sz w:val="20"/>
-                    <w:szCs w:val="20"/>
+                    <w:sz w:val="18"/>
+                    <w:szCs w:val="18"/>
                     <w:lang w:val="es-CL" w:eastAsia="es-CL"/>
                   </w:rPr>
                   <w:t>Escriba aquí</w:t>
@@ -10303,8 +10303,8 @@
             <w:rPr>
               <w:rFonts w:ascii="Arial" w:hAnsi="Arial" w:cs="Arial"/>
               <w:color w:val="000000"/>
-              <w:sz w:val="20"/>
-              <w:szCs w:val="20"/>
+              <w:sz w:val="18"/>
+              <w:szCs w:val="18"/>
             </w:rPr>
             <w:alias w:val="support_personal_effectiveness"/>
             <w:tag w:val="support_personal_effectiveness"/>
@@ -10332,16 +10332,16 @@
                   <w:rPr>
                     <w:rFonts w:ascii="Arial" w:hAnsi="Arial" w:cs="Arial"/>
                     <w:color w:val="000000"/>
-                    <w:sz w:val="20"/>
-                    <w:szCs w:val="20"/>
+                    <w:sz w:val="18"/>
+                    <w:szCs w:val="18"/>
                   </w:rPr>
                 </w:pPr>
                 <w:r>
                   <w:rPr>
                     <w:rFonts w:ascii="Arial" w:hAnsi="Arial" w:cs="Arial"/>
                     <w:color w:val="000000"/>
-                    <w:sz w:val="20"/>
-                    <w:szCs w:val="20"/>
+                    <w:sz w:val="18"/>
+                    <w:szCs w:val="18"/>
                     <w:lang w:val="es-CL" w:eastAsia="es-CL"/>
                   </w:rPr>
                   <w:t>Escriba aquí</w:t>
@@ -10355,8 +10355,8 @@
             <w:rPr>
               <w:rFonts w:ascii="MS Gothic" w:hAnsi="MS Gothic" w:cs="MS Gothic" w:eastAsia="MS Gothic"/>
               <w:color w:val="000000"/>
-              <w:sz w:val="20"/>
-              <w:szCs w:val="20"/>
+              <w:sz w:val="18"/>
+              <w:szCs w:val="18"/>
             </w:rPr>
             <w:alias w:val="support_personal_continuity__si"/>
             <w:tag w:val="support_personal_continuity__si"/>
@@ -10393,8 +10393,8 @@
                   <w:rPr>
                     <w:rFonts w:ascii="MS Gothic" w:hAnsi="MS Gothic" w:cs="MS Gothic" w:eastAsia="MS Gothic"/>
                     <w:color w:val="000000"/>
-                    <w:sz w:val="20"/>
-                    <w:szCs w:val="20"/>
+                    <w:sz w:val="18"/>
+                    <w:szCs w:val="18"/>
                   </w:rPr>
                   <w:t>☐</w:t>
                 </w:r>
@@ -10407,8 +10407,8 @@
             <w:rPr>
               <w:rFonts w:ascii="MS Gothic" w:hAnsi="MS Gothic" w:cs="MS Gothic" w:eastAsia="MS Gothic"/>
               <w:color w:val="000000"/>
-              <w:sz w:val="20"/>
-              <w:szCs w:val="20"/>
+              <w:sz w:val="18"/>
+              <w:szCs w:val="18"/>
             </w:rPr>
             <w:alias w:val="support_personal_continuity__no"/>
             <w:tag w:val="support_personal_continuity__no"/>
@@ -10445,8 +10445,8 @@
                   <w:rPr>
                     <w:rFonts w:ascii="MS Gothic" w:hAnsi="MS Gothic" w:cs="MS Gothic" w:eastAsia="MS Gothic"/>
                     <w:color w:val="000000"/>
-                    <w:sz w:val="20"/>
-                    <w:szCs w:val="20"/>
+                    <w:sz w:val="18"/>
+                    <w:szCs w:val="18"/>
                   </w:rPr>
                   <w:t>☐</w:t>
                 </w:r>
@@ -10459,8 +10459,8 @@
             <w:rPr>
               <w:rFonts w:ascii="Arial" w:hAnsi="Arial" w:cs="Arial"/>
               <w:color w:val="000000"/>
-              <w:sz w:val="20"/>
-              <w:szCs w:val="20"/>
+              <w:sz w:val="18"/>
+              <w:szCs w:val="18"/>
             </w:rPr>
             <w:alias w:val="support_personal_observations"/>
             <w:tag w:val="support_personal_observations"/>
@@ -10489,16 +10489,16 @@
                   <w:rPr>
                     <w:rFonts w:ascii="Arial" w:hAnsi="Arial" w:cs="Arial"/>
                     <w:color w:val="000000"/>
-                    <w:sz w:val="20"/>
-                    <w:szCs w:val="20"/>
+                    <w:sz w:val="18"/>
+                    <w:szCs w:val="18"/>
                   </w:rPr>
                 </w:pPr>
                 <w:r>
                   <w:rPr>
                     <w:rFonts w:ascii="Arial" w:hAnsi="Arial" w:cs="Arial"/>
                     <w:color w:val="000000"/>
-                    <w:sz w:val="20"/>
-                    <w:szCs w:val="20"/>
+                    <w:sz w:val="18"/>
+                    <w:szCs w:val="18"/>
                     <w:lang w:val="es-CL" w:eastAsia="es-CL"/>
                   </w:rPr>
                   <w:t>Escriba aquí</w:t>
@@ -10551,8 +10551,8 @@
                 <w:b/>
                 <w:i/>
                 <w:color w:val="000000"/>
-                <w:sz w:val="20"/>
-                <w:szCs w:val="20"/>
+                <w:sz w:val="18"/>
+                <w:szCs w:val="18"/>
               </w:rPr>
               <w:alias w:val="support_curricular_specific"/>
               <w:tag w:val="support_curricular_specific"/>
@@ -10571,16 +10571,16 @@
                     <w:b/>
                     <w:i/>
                     <w:color w:val="000000"/>
-                    <w:sz w:val="20"/>
-                    <w:szCs w:val="20"/>
+                    <w:sz w:val="18"/>
+                    <w:szCs w:val="18"/>
                   </w:rPr>
                 </w:pPr>
                 <w:r>
                   <w:rPr>
                     <w:rFonts w:ascii="Arial" w:hAnsi="Arial" w:cs="Arial"/>
                     <w:color w:val="000000"/>
-                    <w:sz w:val="20"/>
-                    <w:szCs w:val="20"/>
+                    <w:sz w:val="18"/>
+                    <w:szCs w:val="18"/>
                     <w:lang w:val="es-CL" w:eastAsia="es-CL"/>
                   </w:rPr>
                   <w:t>Escriba aquí</w:t>
@@ -10594,8 +10594,8 @@
             <w:rPr>
               <w:rFonts w:ascii="Arial" w:hAnsi="Arial" w:cs="Arial"/>
               <w:color w:val="000000"/>
-              <w:sz w:val="20"/>
-              <w:szCs w:val="20"/>
+              <w:sz w:val="18"/>
+              <w:szCs w:val="18"/>
             </w:rPr>
             <w:alias w:val="support_curricular_effectiveness"/>
             <w:tag w:val="support_curricular_effectiveness"/>
@@ -10623,16 +10623,16 @@
                   <w:rPr>
                     <w:rFonts w:ascii="Arial" w:hAnsi="Arial" w:cs="Arial"/>
                     <w:color w:val="000000"/>
-                    <w:sz w:val="20"/>
-                    <w:szCs w:val="20"/>
+                    <w:sz w:val="18"/>
+                    <w:szCs w:val="18"/>
                   </w:rPr>
                 </w:pPr>
                 <w:r>
                   <w:rPr>
                     <w:rFonts w:ascii="Arial" w:hAnsi="Arial" w:cs="Arial"/>
                     <w:color w:val="000000"/>
-                    <w:sz w:val="20"/>
-                    <w:szCs w:val="20"/>
+                    <w:sz w:val="18"/>
+                    <w:szCs w:val="18"/>
                     <w:lang w:val="es-CL" w:eastAsia="es-CL"/>
                   </w:rPr>
                   <w:t>Escriba aquí</w:t>
@@ -10646,8 +10646,8 @@
             <w:rPr>
               <w:rFonts w:ascii="MS Gothic" w:hAnsi="MS Gothic" w:cs="MS Gothic" w:eastAsia="MS Gothic"/>
               <w:color w:val="000000"/>
-              <w:sz w:val="20"/>
-              <w:szCs w:val="20"/>
+              <w:sz w:val="18"/>
+              <w:szCs w:val="18"/>
             </w:rPr>
             <w:alias w:val="support_curricular_continuity__si"/>
             <w:tag w:val="support_curricular_continuity__si"/>
@@ -10684,8 +10684,8 @@
                   <w:rPr>
                     <w:rFonts w:ascii="MS Gothic" w:hAnsi="MS Gothic" w:cs="MS Gothic" w:eastAsia="MS Gothic"/>
                     <w:color w:val="000000"/>
-                    <w:sz w:val="20"/>
-                    <w:szCs w:val="20"/>
+                    <w:sz w:val="18"/>
+                    <w:szCs w:val="18"/>
                   </w:rPr>
                   <w:t>☐</w:t>
                 </w:r>
@@ -10698,8 +10698,8 @@
             <w:rPr>
               <w:rFonts w:ascii="MS Gothic" w:hAnsi="MS Gothic" w:cs="MS Gothic" w:eastAsia="MS Gothic"/>
               <w:color w:val="000000"/>
-              <w:sz w:val="20"/>
-              <w:szCs w:val="20"/>
+              <w:sz w:val="18"/>
+              <w:szCs w:val="18"/>
             </w:rPr>
             <w:alias w:val="support_curricular_continuity__no"/>
             <w:tag w:val="support_curricular_continuity__no"/>
@@ -10736,8 +10736,8 @@
                   <w:rPr>
                     <w:rFonts w:ascii="MS Gothic" w:hAnsi="MS Gothic" w:cs="MS Gothic" w:eastAsia="MS Gothic"/>
                     <w:color w:val="000000"/>
-                    <w:sz w:val="20"/>
-                    <w:szCs w:val="20"/>
+                    <w:sz w:val="18"/>
+                    <w:szCs w:val="18"/>
                   </w:rPr>
                   <w:t>☐</w:t>
                 </w:r>
@@ -10750,8 +10750,8 @@
             <w:rPr>
               <w:rFonts w:ascii="Arial" w:hAnsi="Arial" w:cs="Arial"/>
               <w:color w:val="000000"/>
-              <w:sz w:val="20"/>
-              <w:szCs w:val="20"/>
+              <w:sz w:val="18"/>
+              <w:szCs w:val="18"/>
             </w:rPr>
             <w:alias w:val="support_curricular_observations"/>
             <w:tag w:val="support_curricular_observations"/>
@@ -10780,16 +10780,16 @@
                   <w:rPr>
                     <w:rFonts w:ascii="Arial" w:hAnsi="Arial" w:cs="Arial"/>
                     <w:color w:val="000000"/>
-                    <w:sz w:val="20"/>
-                    <w:szCs w:val="20"/>
+                    <w:sz w:val="18"/>
+                    <w:szCs w:val="18"/>
                   </w:rPr>
                 </w:pPr>
                 <w:r>
                   <w:rPr>
                     <w:rFonts w:ascii="Arial" w:hAnsi="Arial" w:cs="Arial"/>
                     <w:color w:val="000000"/>
-                    <w:sz w:val="20"/>
-                    <w:szCs w:val="20"/>
+                    <w:sz w:val="18"/>
+                    <w:szCs w:val="18"/>
                     <w:lang w:val="es-CL" w:eastAsia="es-CL"/>
                   </w:rPr>
                   <w:t>Escriba aquí</w:t>
@@ -10841,8 +10841,8 @@
                 <w:rFonts w:ascii="Arial" w:hAnsi="Arial" w:cs="Arial"/>
                 <w:bCs/>
                 <w:color w:val="000000"/>
-                <w:sz w:val="20"/>
-                <w:szCs w:val="20"/>
+                <w:sz w:val="18"/>
+                <w:szCs w:val="18"/>
               </w:rPr>
               <w:alias w:val="support_materials_specific"/>
               <w:tag w:val="support_materials_specific"/>
@@ -10860,16 +10860,16 @@
                     <w:rFonts w:ascii="Arial" w:hAnsi="Arial" w:cs="Arial"/>
                     <w:bCs/>
                     <w:color w:val="000000"/>
-                    <w:sz w:val="20"/>
-                    <w:szCs w:val="20"/>
+                    <w:sz w:val="18"/>
+                    <w:szCs w:val="18"/>
                   </w:rPr>
                 </w:pPr>
                 <w:r>
                   <w:rPr>
                     <w:rFonts w:ascii="Arial" w:hAnsi="Arial" w:cs="Arial"/>
                     <w:color w:val="000000"/>
-                    <w:sz w:val="20"/>
-                    <w:szCs w:val="20"/>
+                    <w:sz w:val="18"/>
+                    <w:szCs w:val="18"/>
                     <w:lang w:val="es-CL" w:eastAsia="es-CL"/>
                   </w:rPr>
                   <w:t>Escriba aquí</w:t>
@@ -10905,8 +10905,8 @@
             <w:rPr>
               <w:rFonts w:ascii="Arial" w:hAnsi="Arial" w:cs="Arial"/>
               <w:color w:val="000000"/>
-              <w:sz w:val="20"/>
-              <w:szCs w:val="20"/>
+              <w:sz w:val="18"/>
+              <w:szCs w:val="18"/>
             </w:rPr>
             <w:alias w:val="support_materials_effectiveness"/>
             <w:tag w:val="support_materials_effectiveness"/>
@@ -10934,16 +10934,16 @@
                   <w:rPr>
                     <w:rFonts w:ascii="Arial" w:hAnsi="Arial" w:cs="Arial"/>
                     <w:color w:val="000000"/>
-                    <w:sz w:val="20"/>
-                    <w:szCs w:val="20"/>
+                    <w:sz w:val="18"/>
+                    <w:szCs w:val="18"/>
                   </w:rPr>
                 </w:pPr>
                 <w:r>
                   <w:rPr>
                     <w:rFonts w:ascii="Arial" w:hAnsi="Arial" w:cs="Arial"/>
                     <w:color w:val="000000"/>
-                    <w:sz w:val="20"/>
-                    <w:szCs w:val="20"/>
+                    <w:sz w:val="18"/>
+                    <w:szCs w:val="18"/>
                     <w:lang w:val="es-CL" w:eastAsia="es-CL"/>
                   </w:rPr>
                   <w:t>Escriba aquí</w:t>
@@ -10957,8 +10957,8 @@
             <w:rPr>
               <w:rFonts w:ascii="MS Gothic" w:hAnsi="MS Gothic" w:cs="MS Gothic" w:eastAsia="MS Gothic"/>
               <w:color w:val="000000"/>
-              <w:sz w:val="20"/>
-              <w:szCs w:val="20"/>
+              <w:sz w:val="18"/>
+              <w:szCs w:val="18"/>
             </w:rPr>
             <w:alias w:val="support_materials_continuity__si"/>
             <w:tag w:val="support_materials_continuity__si"/>
@@ -10995,8 +10995,8 @@
                   <w:rPr>
                     <w:rFonts w:ascii="MS Gothic" w:hAnsi="MS Gothic" w:cs="MS Gothic" w:eastAsia="MS Gothic"/>
                     <w:color w:val="000000"/>
-                    <w:sz w:val="20"/>
-                    <w:szCs w:val="20"/>
+                    <w:sz w:val="18"/>
+                    <w:szCs w:val="18"/>
                   </w:rPr>
                   <w:t>☐</w:t>
                 </w:r>
@@ -11009,8 +11009,8 @@
             <w:rPr>
               <w:rFonts w:ascii="MS Gothic" w:hAnsi="MS Gothic" w:cs="MS Gothic" w:eastAsia="MS Gothic"/>
               <w:color w:val="000000"/>
-              <w:sz w:val="20"/>
-              <w:szCs w:val="20"/>
+              <w:sz w:val="18"/>
+              <w:szCs w:val="18"/>
             </w:rPr>
             <w:alias w:val="support_materials_continuity__no"/>
             <w:tag w:val="support_materials_continuity__no"/>
@@ -11047,8 +11047,8 @@
                   <w:rPr>
                     <w:rFonts w:ascii="MS Gothic" w:hAnsi="MS Gothic" w:cs="MS Gothic" w:eastAsia="MS Gothic"/>
                     <w:color w:val="000000"/>
-                    <w:sz w:val="20"/>
-                    <w:szCs w:val="20"/>
+                    <w:sz w:val="18"/>
+                    <w:szCs w:val="18"/>
                   </w:rPr>
                   <w:t>☐</w:t>
                 </w:r>
@@ -11061,8 +11061,8 @@
             <w:rPr>
               <w:rFonts w:ascii="Arial" w:hAnsi="Arial" w:cs="Arial"/>
               <w:color w:val="000000"/>
-              <w:sz w:val="20"/>
-              <w:szCs w:val="20"/>
+              <w:sz w:val="18"/>
+              <w:szCs w:val="18"/>
             </w:rPr>
             <w:alias w:val="support_materials_observations"/>
             <w:tag w:val="support_materials_observations"/>
@@ -11091,16 +11091,16 @@
                   <w:rPr>
                     <w:rFonts w:ascii="Arial" w:hAnsi="Arial" w:cs="Arial"/>
                     <w:color w:val="000000"/>
-                    <w:sz w:val="20"/>
-                    <w:szCs w:val="20"/>
+                    <w:sz w:val="18"/>
+                    <w:szCs w:val="18"/>
                   </w:rPr>
                 </w:pPr>
                 <w:r>
                   <w:rPr>
                     <w:rFonts w:ascii="Arial" w:hAnsi="Arial" w:cs="Arial"/>
                     <w:color w:val="000000"/>
-                    <w:sz w:val="20"/>
-                    <w:szCs w:val="20"/>
+                    <w:sz w:val="18"/>
+                    <w:szCs w:val="18"/>
                     <w:lang w:val="es-CL" w:eastAsia="es-CL"/>
                   </w:rPr>
                   <w:t>Escriba aquí</w:t>
@@ -11152,8 +11152,8 @@
                 <w:rFonts w:ascii="Arial" w:hAnsi="Arial" w:cs="Arial"/>
                 <w:bCs/>
                 <w:color w:val="000000"/>
-                <w:sz w:val="20"/>
-                <w:szCs w:val="20"/>
+                <w:sz w:val="18"/>
+                <w:szCs w:val="18"/>
               </w:rPr>
               <w:alias w:val="support_organizational_specific"/>
               <w:tag w:val="support_organizational_specific"/>
@@ -11171,16 +11171,16 @@
                     <w:rFonts w:ascii="Arial" w:hAnsi="Arial" w:cs="Arial"/>
                     <w:bCs/>
                     <w:color w:val="000000"/>
-                    <w:sz w:val="20"/>
-                    <w:szCs w:val="20"/>
+                    <w:sz w:val="18"/>
+                    <w:szCs w:val="18"/>
                   </w:rPr>
                 </w:pPr>
                 <w:r>
                   <w:rPr>
                     <w:rFonts w:ascii="Arial" w:hAnsi="Arial" w:cs="Arial"/>
                     <w:color w:val="000000"/>
-                    <w:sz w:val="20"/>
-                    <w:szCs w:val="20"/>
+                    <w:sz w:val="18"/>
+                    <w:szCs w:val="18"/>
                     <w:lang w:val="es-CL" w:eastAsia="es-CL"/>
                   </w:rPr>
                   <w:t>Escriba aquí</w:t>
@@ -11205,8 +11205,8 @@
             <w:rPr>
               <w:rFonts w:ascii="Arial" w:hAnsi="Arial" w:cs="Arial"/>
               <w:color w:val="000000"/>
-              <w:sz w:val="20"/>
-              <w:szCs w:val="20"/>
+              <w:sz w:val="18"/>
+              <w:szCs w:val="18"/>
             </w:rPr>
             <w:alias w:val="support_organizational_effectiveness"/>
             <w:tag w:val="support_organizational_effectiveness"/>
@@ -11234,16 +11234,16 @@
                   <w:rPr>
                     <w:rFonts w:ascii="Arial" w:hAnsi="Arial" w:cs="Arial"/>
                     <w:color w:val="000000"/>
-                    <w:sz w:val="20"/>
-                    <w:szCs w:val="20"/>
+                    <w:sz w:val="18"/>
+                    <w:szCs w:val="18"/>
                   </w:rPr>
                 </w:pPr>
                 <w:r>
                   <w:rPr>
                     <w:rFonts w:ascii="Arial" w:hAnsi="Arial" w:cs="Arial"/>
                     <w:color w:val="000000"/>
-                    <w:sz w:val="20"/>
-                    <w:szCs w:val="20"/>
+                    <w:sz w:val="18"/>
+                    <w:szCs w:val="18"/>
                     <w:lang w:val="es-CL" w:eastAsia="es-CL"/>
                   </w:rPr>
                   <w:t>Escriba aquí</w:t>
@@ -11257,8 +11257,8 @@
             <w:rPr>
               <w:rFonts w:ascii="MS Gothic" w:hAnsi="MS Gothic" w:cs="MS Gothic" w:eastAsia="MS Gothic"/>
               <w:color w:val="000000"/>
-              <w:sz w:val="20"/>
-              <w:szCs w:val="20"/>
+              <w:sz w:val="18"/>
+              <w:szCs w:val="18"/>
             </w:rPr>
             <w:alias w:val="support_organizational_continuity__si"/>
             <w:tag w:val="support_organizational_continuity__si"/>
@@ -11295,8 +11295,8 @@
                   <w:rPr>
                     <w:rFonts w:ascii="MS Gothic" w:hAnsi="MS Gothic" w:cs="MS Gothic" w:eastAsia="MS Gothic"/>
                     <w:color w:val="000000"/>
-                    <w:sz w:val="20"/>
-                    <w:szCs w:val="20"/>
+                    <w:sz w:val="18"/>
+                    <w:szCs w:val="18"/>
                   </w:rPr>
                   <w:t>☐</w:t>
                 </w:r>
@@ -11309,8 +11309,8 @@
             <w:rPr>
               <w:rFonts w:ascii="MS Gothic" w:hAnsi="MS Gothic" w:cs="MS Gothic" w:eastAsia="MS Gothic"/>
               <w:color w:val="000000"/>
-              <w:sz w:val="20"/>
-              <w:szCs w:val="20"/>
+              <w:sz w:val="18"/>
+              <w:szCs w:val="18"/>
             </w:rPr>
             <w:alias w:val="support_organizational_continuity__no"/>
             <w:tag w:val="support_organizational_continuity__no"/>
@@ -11347,8 +11347,8 @@
                   <w:rPr>
                     <w:rFonts w:ascii="MS Gothic" w:hAnsi="MS Gothic" w:cs="MS Gothic" w:eastAsia="MS Gothic"/>
                     <w:color w:val="000000"/>
-                    <w:sz w:val="20"/>
-                    <w:szCs w:val="20"/>
+                    <w:sz w:val="18"/>
+                    <w:szCs w:val="18"/>
                   </w:rPr>
                   <w:t>☐</w:t>
                 </w:r>
@@ -11361,8 +11361,8 @@
             <w:rPr>
               <w:rFonts w:ascii="Arial" w:hAnsi="Arial" w:cs="Arial"/>
               <w:color w:val="000000"/>
-              <w:sz w:val="20"/>
-              <w:szCs w:val="20"/>
+              <w:sz w:val="18"/>
+              <w:szCs w:val="18"/>
             </w:rPr>
             <w:alias w:val="support_organizational_observations"/>
             <w:tag w:val="support_organizational_observations"/>
@@ -11391,16 +11391,16 @@
                   <w:rPr>
                     <w:rFonts w:ascii="Arial" w:hAnsi="Arial" w:cs="Arial"/>
                     <w:color w:val="000000"/>
-                    <w:sz w:val="20"/>
-                    <w:szCs w:val="20"/>
+                    <w:sz w:val="18"/>
+                    <w:szCs w:val="18"/>
                   </w:rPr>
                 </w:pPr>
                 <w:r>
                   <w:rPr>
                     <w:rFonts w:ascii="Arial" w:hAnsi="Arial" w:cs="Arial"/>
                     <w:color w:val="000000"/>
-                    <w:sz w:val="20"/>
-                    <w:szCs w:val="20"/>
+                    <w:sz w:val="18"/>
+                    <w:szCs w:val="18"/>
                     <w:lang w:val="es-CL" w:eastAsia="es-CL"/>
                   </w:rPr>
                   <w:t>Escriba aquí</w:t>
@@ -11452,8 +11452,8 @@
                 <w:rFonts w:ascii="Arial" w:hAnsi="Arial" w:cs="Arial"/>
                 <w:bCs/>
                 <w:color w:val="000000"/>
-                <w:sz w:val="20"/>
-                <w:szCs w:val="20"/>
+                <w:sz w:val="18"/>
+                <w:szCs w:val="18"/>
               </w:rPr>
               <w:alias w:val="support_family_specific"/>
               <w:tag w:val="support_family_specific"/>
@@ -11471,16 +11471,16 @@
                     <w:rFonts w:ascii="Arial" w:hAnsi="Arial" w:cs="Arial"/>
                     <w:bCs/>
                     <w:color w:val="000000"/>
-                    <w:sz w:val="20"/>
-                    <w:szCs w:val="20"/>
+                    <w:sz w:val="18"/>
+                    <w:szCs w:val="18"/>
                   </w:rPr>
                 </w:pPr>
                 <w:r>
                   <w:rPr>
                     <w:rFonts w:ascii="Arial" w:hAnsi="Arial" w:cs="Arial"/>
                     <w:color w:val="000000"/>
-                    <w:sz w:val="20"/>
-                    <w:szCs w:val="20"/>
+                    <w:sz w:val="18"/>
+                    <w:szCs w:val="18"/>
                     <w:lang w:val="es-CL" w:eastAsia="es-CL"/>
                   </w:rPr>
                   <w:t>Escriba aquí</w:t>
@@ -11505,8 +11505,8 @@
             <w:rPr>
               <w:rFonts w:ascii="Arial" w:hAnsi="Arial" w:cs="Arial"/>
               <w:color w:val="000000"/>
-              <w:sz w:val="20"/>
-              <w:szCs w:val="20"/>
+              <w:sz w:val="18"/>
+              <w:szCs w:val="18"/>
             </w:rPr>
             <w:alias w:val="support_family_effectiveness"/>
             <w:tag w:val="support_family_effectiveness"/>
@@ -11534,16 +11534,16 @@
                   <w:rPr>
                     <w:rFonts w:ascii="Arial" w:hAnsi="Arial" w:cs="Arial"/>
                     <w:color w:val="000000"/>
-                    <w:sz w:val="20"/>
-                    <w:szCs w:val="20"/>
+                    <w:sz w:val="18"/>
+                    <w:szCs w:val="18"/>
                   </w:rPr>
                 </w:pPr>
                 <w:r>
                   <w:rPr>
                     <w:rFonts w:ascii="Arial" w:hAnsi="Arial" w:cs="Arial"/>
                     <w:color w:val="000000"/>
-                    <w:sz w:val="20"/>
-                    <w:szCs w:val="20"/>
+                    <w:sz w:val="18"/>
+                    <w:szCs w:val="18"/>
                     <w:lang w:val="es-CL" w:eastAsia="es-CL"/>
                   </w:rPr>
                   <w:t>Escriba aquí</w:t>
@@ -11557,8 +11557,8 @@
             <w:rPr>
               <w:rFonts w:ascii="MS Gothic" w:hAnsi="MS Gothic" w:cs="MS Gothic" w:eastAsia="MS Gothic"/>
               <w:color w:val="000000"/>
-              <w:sz w:val="20"/>
-              <w:szCs w:val="20"/>
+              <w:sz w:val="18"/>
+              <w:szCs w:val="18"/>
             </w:rPr>
             <w:alias w:val="support_family_continuity__si"/>
             <w:tag w:val="support_family_continuity__si"/>
@@ -11595,8 +11595,8 @@
                   <w:rPr>
                     <w:rFonts w:ascii="MS Gothic" w:hAnsi="MS Gothic" w:cs="MS Gothic" w:eastAsia="MS Gothic"/>
                     <w:color w:val="000000"/>
-                    <w:sz w:val="20"/>
-                    <w:szCs w:val="20"/>
+                    <w:sz w:val="18"/>
+                    <w:szCs w:val="18"/>
                   </w:rPr>
                   <w:t>☐</w:t>
                 </w:r>
@@ -11609,8 +11609,8 @@
             <w:rPr>
               <w:rFonts w:ascii="MS Gothic" w:hAnsi="MS Gothic" w:cs="MS Gothic" w:eastAsia="MS Gothic"/>
               <w:color w:val="000000"/>
-              <w:sz w:val="20"/>
-              <w:szCs w:val="20"/>
+              <w:sz w:val="18"/>
+              <w:szCs w:val="18"/>
             </w:rPr>
             <w:alias w:val="support_family_continuity__no"/>
             <w:tag w:val="support_family_continuity__no"/>
@@ -11647,8 +11647,8 @@
                   <w:rPr>
                     <w:rFonts w:ascii="MS Gothic" w:hAnsi="MS Gothic" w:cs="MS Gothic" w:eastAsia="MS Gothic"/>
                     <w:color w:val="000000"/>
-                    <w:sz w:val="20"/>
-                    <w:szCs w:val="20"/>
+                    <w:sz w:val="18"/>
+                    <w:szCs w:val="18"/>
                   </w:rPr>
                   <w:t>☐</w:t>
                 </w:r>
@@ -11661,8 +11661,8 @@
             <w:rPr>
               <w:rFonts w:ascii="Arial" w:hAnsi="Arial" w:cs="Arial"/>
               <w:color w:val="000000"/>
-              <w:sz w:val="20"/>
-              <w:szCs w:val="20"/>
+              <w:sz w:val="18"/>
+              <w:szCs w:val="18"/>
             </w:rPr>
             <w:alias w:val="support_family_observations"/>
             <w:tag w:val="support_family_observations"/>
@@ -11691,16 +11691,16 @@
                   <w:rPr>
                     <w:rFonts w:ascii="Arial" w:hAnsi="Arial" w:cs="Arial"/>
                     <w:color w:val="000000"/>
-                    <w:sz w:val="20"/>
-                    <w:szCs w:val="20"/>
+                    <w:sz w:val="18"/>
+                    <w:szCs w:val="18"/>
                   </w:rPr>
                 </w:pPr>
                 <w:r>
                   <w:rPr>
                     <w:rFonts w:ascii="Arial" w:hAnsi="Arial" w:cs="Arial"/>
                     <w:color w:val="000000"/>
-                    <w:sz w:val="20"/>
-                    <w:szCs w:val="20"/>
+                    <w:sz w:val="18"/>
+                    <w:szCs w:val="18"/>
                     <w:lang w:val="es-CL" w:eastAsia="es-CL"/>
                   </w:rPr>
                   <w:t>Escriba aquí</w:t>
@@ -11752,8 +11752,8 @@
                 <w:b/>
                 <w:i/>
                 <w:color w:val="000000"/>
-                <w:sz w:val="20"/>
-                <w:szCs w:val="20"/>
+                <w:sz w:val="18"/>
+                <w:szCs w:val="18"/>
               </w:rPr>
               <w:alias w:val="support_social_specific"/>
               <w:tag w:val="support_social_specific"/>
@@ -11772,16 +11772,16 @@
                     <w:b/>
                     <w:i/>
                     <w:color w:val="000000"/>
-                    <w:sz w:val="20"/>
-                    <w:szCs w:val="20"/>
+                    <w:sz w:val="18"/>
+                    <w:szCs w:val="18"/>
                   </w:rPr>
                 </w:pPr>
                 <w:r>
                   <w:rPr>
                     <w:rFonts w:ascii="Arial" w:hAnsi="Arial" w:cs="Arial"/>
                     <w:color w:val="000000"/>
-                    <w:sz w:val="20"/>
-                    <w:szCs w:val="20"/>
+                    <w:sz w:val="18"/>
+                    <w:szCs w:val="18"/>
                     <w:lang w:val="es-CL" w:eastAsia="es-CL"/>
                   </w:rPr>
                   <w:t>Escriba aquí</w:t>
@@ -11795,8 +11795,8 @@
             <w:rPr>
               <w:rFonts w:ascii="Arial" w:hAnsi="Arial" w:cs="Arial"/>
               <w:color w:val="000000"/>
-              <w:sz w:val="20"/>
-              <w:szCs w:val="20"/>
+              <w:sz w:val="18"/>
+              <w:szCs w:val="18"/>
             </w:rPr>
             <w:alias w:val="support_social_effectiveness"/>
             <w:tag w:val="support_social_effectiveness"/>
@@ -11823,16 +11823,16 @@
                   <w:rPr>
                     <w:rFonts w:ascii="Arial" w:hAnsi="Arial" w:cs="Arial"/>
                     <w:color w:val="000000"/>
-                    <w:sz w:val="20"/>
-                    <w:szCs w:val="20"/>
+                    <w:sz w:val="18"/>
+                    <w:szCs w:val="18"/>
                   </w:rPr>
                 </w:pPr>
                 <w:r>
                   <w:rPr>
                     <w:rFonts w:ascii="Arial" w:hAnsi="Arial" w:cs="Arial"/>
                     <w:color w:val="000000"/>
-                    <w:sz w:val="20"/>
-                    <w:szCs w:val="20"/>
+                    <w:sz w:val="18"/>
+                    <w:szCs w:val="18"/>
                     <w:lang w:val="es-CL" w:eastAsia="es-CL"/>
                   </w:rPr>
                   <w:t>Escriba aquí</w:t>
@@ -11846,8 +11846,8 @@
             <w:rPr>
               <w:rFonts w:ascii="MS Gothic" w:hAnsi="MS Gothic" w:cs="MS Gothic" w:eastAsia="MS Gothic"/>
               <w:color w:val="000000"/>
-              <w:sz w:val="20"/>
-              <w:szCs w:val="20"/>
+              <w:sz w:val="18"/>
+              <w:szCs w:val="18"/>
             </w:rPr>
             <w:alias w:val="support_social_continuity__si"/>
             <w:tag w:val="support_social_continuity__si"/>
@@ -11883,8 +11883,8 @@
                   <w:rPr>
                     <w:rFonts w:ascii="MS Gothic" w:hAnsi="MS Gothic" w:cs="MS Gothic" w:eastAsia="MS Gothic"/>
                     <w:color w:val="000000"/>
-                    <w:sz w:val="20"/>
-                    <w:szCs w:val="20"/>
+                    <w:sz w:val="18"/>
+                    <w:szCs w:val="18"/>
                   </w:rPr>
                   <w:t>☐</w:t>
                 </w:r>
@@ -11897,8 +11897,8 @@
             <w:rPr>
               <w:rFonts w:ascii="MS Gothic" w:hAnsi="MS Gothic" w:cs="MS Gothic" w:eastAsia="MS Gothic"/>
               <w:color w:val="000000"/>
-              <w:sz w:val="20"/>
-              <w:szCs w:val="20"/>
+              <w:sz w:val="18"/>
+              <w:szCs w:val="18"/>
             </w:rPr>
             <w:alias w:val="support_social_continuity__no"/>
             <w:tag w:val="support_social_continuity__no"/>
@@ -11934,8 +11934,8 @@
                   <w:rPr>
                     <w:rFonts w:ascii="MS Gothic" w:hAnsi="MS Gothic" w:cs="MS Gothic" w:eastAsia="MS Gothic"/>
                     <w:color w:val="000000"/>
-                    <w:sz w:val="20"/>
-                    <w:szCs w:val="20"/>
+                    <w:sz w:val="18"/>
+                    <w:szCs w:val="18"/>
                   </w:rPr>
                   <w:t>☐</w:t>
                 </w:r>
@@ -11948,8 +11948,8 @@
             <w:rPr>
               <w:rFonts w:ascii="Arial" w:hAnsi="Arial" w:cs="Arial"/>
               <w:color w:val="000000"/>
-              <w:sz w:val="20"/>
-              <w:szCs w:val="20"/>
+              <w:sz w:val="18"/>
+              <w:szCs w:val="18"/>
             </w:rPr>
             <w:alias w:val="support_social_observations"/>
             <w:tag w:val="support_social_observations"/>
@@ -11977,16 +11977,16 @@
                   <w:rPr>
                     <w:rFonts w:ascii="Arial" w:hAnsi="Arial" w:cs="Arial"/>
                     <w:color w:val="000000"/>
-                    <w:sz w:val="20"/>
-                    <w:szCs w:val="20"/>
+                    <w:sz w:val="18"/>
+                    <w:szCs w:val="18"/>
                   </w:rPr>
                 </w:pPr>
                 <w:r>
                   <w:rPr>
                     <w:rFonts w:ascii="Arial" w:hAnsi="Arial" w:cs="Arial"/>
                     <w:color w:val="000000"/>
-                    <w:sz w:val="20"/>
-                    <w:szCs w:val="20"/>
+                    <w:sz w:val="18"/>
+                    <w:szCs w:val="18"/>
                     <w:lang w:val="es-CL" w:eastAsia="es-CL"/>
                   </w:rPr>
                   <w:t>Escriba aquí</w:t>
@@ -12066,8 +12066,8 @@
                 <w:rFonts w:ascii="Arial" w:hAnsi="Arial" w:cs="Arial"/>
                 <w:i/>
                 <w:color w:val="000000"/>
-                <w:sz w:val="20"/>
-                <w:szCs w:val="20"/>
+                <w:sz w:val="18"/>
+                <w:szCs w:val="18"/>
               </w:rPr>
               <w:alias w:val="support_other_specific"/>
               <w:tag w:val="support_other_specific"/>
@@ -12085,16 +12085,16 @@
                     <w:rFonts w:ascii="Arial" w:hAnsi="Arial" w:cs="Arial"/>
                     <w:i/>
                     <w:color w:val="000000"/>
-                    <w:sz w:val="20"/>
-                    <w:szCs w:val="20"/>
+                    <w:sz w:val="18"/>
+                    <w:szCs w:val="18"/>
                   </w:rPr>
                 </w:pPr>
                 <w:r>
                   <w:rPr>
                     <w:rFonts w:ascii="Arial" w:hAnsi="Arial" w:cs="Arial"/>
                     <w:color w:val="000000"/>
-                    <w:sz w:val="20"/>
-                    <w:szCs w:val="20"/>
+                    <w:sz w:val="18"/>
+                    <w:szCs w:val="18"/>
                     <w:lang w:val="es-CL" w:eastAsia="es-CL"/>
                   </w:rPr>
                   <w:t>Escriba aquí</w:t>
@@ -12130,8 +12130,8 @@
             <w:rPr>
               <w:rFonts w:ascii="Arial" w:hAnsi="Arial" w:cs="Arial"/>
               <w:color w:val="000000"/>
-              <w:sz w:val="20"/>
-              <w:szCs w:val="20"/>
+              <w:sz w:val="18"/>
+              <w:szCs w:val="18"/>
             </w:rPr>
             <w:alias w:val="support_other_effectiveness"/>
             <w:tag w:val="support_other_effectiveness"/>
@@ -12159,16 +12159,16 @@
                   <w:rPr>
                     <w:rFonts w:ascii="Arial" w:hAnsi="Arial" w:cs="Arial"/>
                     <w:color w:val="000000"/>
-                    <w:sz w:val="20"/>
-                    <w:szCs w:val="20"/>
+                    <w:sz w:val="18"/>
+                    <w:szCs w:val="18"/>
                   </w:rPr>
                 </w:pPr>
                 <w:r>
                   <w:rPr>
                     <w:rFonts w:ascii="Arial" w:hAnsi="Arial" w:cs="Arial"/>
                     <w:color w:val="000000"/>
-                    <w:sz w:val="20"/>
-                    <w:szCs w:val="20"/>
+                    <w:sz w:val="18"/>
+                    <w:szCs w:val="18"/>
                     <w:lang w:val="es-CL" w:eastAsia="es-CL"/>
                   </w:rPr>
                   <w:t>Escriba aquí</w:t>
@@ -12182,8 +12182,8 @@
             <w:rPr>
               <w:rFonts w:ascii="MS Gothic" w:hAnsi="MS Gothic" w:cs="MS Gothic" w:eastAsia="MS Gothic"/>
               <w:color w:val="000000"/>
-              <w:sz w:val="20"/>
-              <w:szCs w:val="20"/>
+              <w:sz w:val="18"/>
+              <w:szCs w:val="18"/>
             </w:rPr>
             <w:alias w:val="support_other_continuity__si"/>
             <w:tag w:val="support_other_continuity__si"/>
@@ -12220,8 +12220,8 @@
                   <w:rPr>
                     <w:rFonts w:ascii="MS Gothic" w:hAnsi="MS Gothic" w:cs="MS Gothic" w:eastAsia="MS Gothic"/>
                     <w:color w:val="000000"/>
-                    <w:sz w:val="20"/>
-                    <w:szCs w:val="20"/>
+                    <w:sz w:val="18"/>
+                    <w:szCs w:val="18"/>
                   </w:rPr>
                   <w:t>☐</w:t>
                 </w:r>
@@ -12234,8 +12234,8 @@
             <w:rPr>
               <w:rFonts w:ascii="MS Gothic" w:hAnsi="MS Gothic" w:cs="MS Gothic" w:eastAsia="MS Gothic"/>
               <w:color w:val="000000"/>
-              <w:sz w:val="20"/>
-              <w:szCs w:val="20"/>
+              <w:sz w:val="18"/>
+              <w:szCs w:val="18"/>
             </w:rPr>
             <w:alias w:val="support_other_continuity__no"/>
             <w:tag w:val="support_other_continuity__no"/>
@@ -12272,8 +12272,8 @@
                   <w:rPr>
                     <w:rFonts w:ascii="MS Gothic" w:hAnsi="MS Gothic" w:cs="MS Gothic" w:eastAsia="MS Gothic"/>
                     <w:color w:val="000000"/>
-                    <w:sz w:val="20"/>
-                    <w:szCs w:val="20"/>
+                    <w:sz w:val="18"/>
+                    <w:szCs w:val="18"/>
                   </w:rPr>
                   <w:t>☐</w:t>
                 </w:r>
@@ -12286,8 +12286,8 @@
             <w:rPr>
               <w:rFonts w:ascii="Arial" w:hAnsi="Arial" w:cs="Arial"/>
               <w:color w:val="000000"/>
-              <w:sz w:val="20"/>
-              <w:szCs w:val="20"/>
+              <w:sz w:val="18"/>
+              <w:szCs w:val="18"/>
             </w:rPr>
             <w:alias w:val="support_other_observations"/>
             <w:tag w:val="support_other_observations"/>
@@ -12316,16 +12316,16 @@
                   <w:rPr>
                     <w:rFonts w:ascii="Arial" w:hAnsi="Arial" w:cs="Arial"/>
                     <w:color w:val="000000"/>
-                    <w:sz w:val="20"/>
-                    <w:szCs w:val="20"/>
+                    <w:sz w:val="18"/>
+                    <w:szCs w:val="18"/>
                   </w:rPr>
                 </w:pPr>
                 <w:r>
                   <w:rPr>
                     <w:rFonts w:ascii="Arial" w:hAnsi="Arial" w:cs="Arial"/>
                     <w:color w:val="000000"/>
-                    <w:sz w:val="20"/>
-                    <w:szCs w:val="20"/>
+                    <w:sz w:val="18"/>
+                    <w:szCs w:val="18"/>
                     <w:lang w:val="es-CL" w:eastAsia="es-CL"/>
                   </w:rPr>
                   <w:t>Escriba aquí</w:t>
@@ -12469,8 +12469,8 @@
                 <w:rFonts w:ascii="Arial" w:hAnsi="Arial" w:cs="Arial"/>
                 <w:bCs/>
                 <w:color w:val="000000"/>
-                <w:sz w:val="20"/>
-                <w:szCs w:val="20"/>
+                <w:sz w:val="18"/>
+                <w:szCs w:val="18"/>
               </w:rPr>
               <w:alias w:val="support_work_strategies"/>
               <w:tag w:val="support_work_strategies"/>
@@ -12488,16 +12488,16 @@
                     <w:rFonts w:ascii="Arial" w:hAnsi="Arial" w:cs="Arial"/>
                     <w:bCs/>
                     <w:color w:val="000000"/>
-                    <w:sz w:val="20"/>
-                    <w:szCs w:val="20"/>
+                    <w:sz w:val="18"/>
+                    <w:szCs w:val="18"/>
                   </w:rPr>
                 </w:pPr>
                 <w:r>
                   <w:rPr>
                     <w:rFonts w:ascii="Arial" w:hAnsi="Arial" w:cs="Arial"/>
                     <w:color w:val="000000"/>
-                    <w:sz w:val="20"/>
-                    <w:szCs w:val="20"/>
+                    <w:sz w:val="18"/>
+                    <w:szCs w:val="18"/>
                     <w:lang w:val="es-CL" w:eastAsia="es-CL"/>
                   </w:rPr>
                   <w:t>Escriba aquí</w:t>
@@ -12647,8 +12647,8 @@
                 <w:rFonts w:ascii="Arial" w:hAnsi="Arial" w:cs="Arial"/>
                 <w:i/>
                 <w:color w:val="000000"/>
-                <w:sz w:val="20"/>
-                <w:szCs w:val="20"/>
+                <w:sz w:val="18"/>
+                <w:szCs w:val="18"/>
               </w:rPr>
               <w:alias w:val="support_family_strategies_effectiveness"/>
               <w:tag w:val="support_family_strategies_effectiveness"/>
@@ -12666,16 +12666,16 @@
                     <w:rFonts w:ascii="Arial" w:hAnsi="Arial" w:cs="Arial"/>
                     <w:i/>
                     <w:color w:val="000000"/>
-                    <w:sz w:val="20"/>
-                    <w:szCs w:val="20"/>
+                    <w:sz w:val="18"/>
+                    <w:szCs w:val="18"/>
                   </w:rPr>
                 </w:pPr>
                 <w:r>
                   <w:rPr>
                     <w:rFonts w:ascii="Arial" w:hAnsi="Arial" w:cs="Arial"/>
                     <w:color w:val="000000"/>
-                    <w:sz w:val="20"/>
-                    <w:szCs w:val="20"/>
+                    <w:sz w:val="18"/>
+                    <w:szCs w:val="18"/>
                     <w:lang w:val="es-CL" w:eastAsia="es-CL"/>
                   </w:rPr>
                   <w:t>Escriba aquí</w:t>
@@ -12785,8 +12785,8 @@
               <w:rFonts w:ascii="Arial" w:hAnsi="Arial" w:cs="Arial"/>
               <w:i/>
               <w:color w:val="000000"/>
-              <w:sz w:val="20"/>
-              <w:szCs w:val="20"/>
+              <w:sz w:val="18"/>
+              <w:szCs w:val="18"/>
             </w:rPr>
             <w:alias w:val="support_new_needs_required"/>
             <w:tag w:val="support_new_needs_required"/>
@@ -12814,16 +12814,16 @@
                     <w:rFonts w:ascii="Arial" w:hAnsi="Arial" w:cs="Arial"/>
                     <w:i/>
                     <w:color w:val="000000"/>
-                    <w:sz w:val="20"/>
-                    <w:szCs w:val="20"/>
+                    <w:sz w:val="18"/>
+                    <w:szCs w:val="18"/>
                   </w:rPr>
                 </w:pPr>
                 <w:r>
                   <w:rPr>
                     <w:rFonts w:ascii="Arial" w:hAnsi="Arial" w:cs="Arial"/>
                     <w:color w:val="000000"/>
-                    <w:sz w:val="20"/>
-                    <w:szCs w:val="20"/>
+                    <w:sz w:val="18"/>
+                    <w:szCs w:val="18"/>
                     <w:lang w:val="es-CL" w:eastAsia="es-CL"/>
                   </w:rPr>
                   <w:t>Escriba aquí</w:t>
@@ -12994,8 +12994,8 @@
             <w:rPr>
               <w:rFonts w:ascii="Arial" w:hAnsi="Arial" w:cs="Arial"/>
               <w:color w:val="000000"/>
-              <w:sz w:val="20"/>
-              <w:szCs w:val="20"/>
+              <w:sz w:val="18"/>
+              <w:szCs w:val="18"/>
             </w:rPr>
             <w:alias w:val="support_next_period_comments"/>
             <w:tag w:val="support_next_period_comments"/>
@@ -13016,16 +13016,16 @@
                   <w:rPr>
                     <w:rFonts w:ascii="Arial" w:hAnsi="Arial" w:cs="Arial"/>
                     <w:color w:val="000000"/>
-                    <w:sz w:val="20"/>
-                    <w:szCs w:val="20"/>
+                    <w:sz w:val="18"/>
+                    <w:szCs w:val="18"/>
                   </w:rPr>
                 </w:pPr>
                 <w:r>
                   <w:rPr>
                     <w:rFonts w:ascii="Arial" w:hAnsi="Arial" w:cs="Arial"/>
                     <w:color w:val="000000"/>
-                    <w:sz w:val="20"/>
-                    <w:szCs w:val="20"/>
+                    <w:sz w:val="18"/>
+                    <w:szCs w:val="18"/>
                     <w:lang w:val="es-CL" w:eastAsia="es-CL"/>
                   </w:rPr>
                   <w:t>Escriba aquí</w:t>
@@ -13582,8 +13582,8 @@
               <w:rPr>
                 <w:rFonts w:ascii="Arial" w:hAnsi="Arial" w:cs="Arial"/>
                 <w:color w:val="000000"/>
-                <w:sz w:val="20"/>
-                <w:szCs w:val="20"/>
+                <w:sz w:val="18"/>
+                <w:szCs w:val="18"/>
               </w:rPr>
               <w:alias w:val="full_name"/>
               <w:tag w:val="full_name"/>
@@ -13600,16 +13600,16 @@
                   <w:rPr>
                     <w:rFonts w:ascii="Arial" w:hAnsi="Arial" w:cs="Arial"/>
                     <w:color w:val="000000"/>
-                    <w:sz w:val="20"/>
-                    <w:szCs w:val="20"/>
+                    <w:sz w:val="18"/>
+                    <w:szCs w:val="18"/>
                   </w:rPr>
                 </w:pPr>
                 <w:r>
                   <w:rPr>
                     <w:rFonts w:ascii="Arial" w:hAnsi="Arial" w:cs="Arial"/>
                     <w:color w:val="000000"/>
-                    <w:sz w:val="20"/>
-                    <w:szCs w:val="20"/>
+                    <w:sz w:val="18"/>
+                    <w:szCs w:val="18"/>
                     <w:lang w:val="es-CL" w:eastAsia="es-CL"/>
                   </w:rPr>
                   <w:t>Escriba aquí</w:t>
@@ -13655,8 +13655,8 @@
                   <w:rFonts w:ascii="Arial" w:hAnsi="Arial" w:cs="Arial"/>
                   <w:b/>
                   <w:color w:val="000000"/>
-                  <w:sz w:val="20"/>
-                  <w:szCs w:val="20"/>
+                  <w:sz w:val="18"/>
+                  <w:szCs w:val="18"/>
                 </w:rPr>
                 <w:alias w:val="identification_number"/>
                 <w:tag w:val="identification_number"/>
@@ -13672,8 +13672,8 @@
                   <w:rPr>
                     <w:rFonts w:ascii="Arial" w:hAnsi="Arial" w:cs="Arial"/>
                     <w:color w:val="000000"/>
-                    <w:sz w:val="20"/>
-                    <w:szCs w:val="20"/>
+                    <w:sz w:val="18"/>
+                    <w:szCs w:val="18"/>
                     <w:lang w:val="es-CL" w:eastAsia="es-CL"/>
                   </w:rPr>
                   <w:t>Escriba aquí</w:t>
@@ -13900,8 +13900,8 @@
             <w:rPr>
               <w:rFonts w:ascii="Arial" w:hAnsi="Arial" w:cs="Arial"/>
               <w:color w:val="000000"/>
-              <w:sz w:val="20"/>
-              <w:szCs w:val="20"/>
+              <w:sz w:val="18"/>
+              <w:szCs w:val="18"/>
             </w:rPr>
             <w:alias w:val="exit_revaluation_professionals[0].professional_id"/>
             <w:tag w:val="exit_revaluation_professionals[0].professional_id"/>
@@ -13923,16 +13923,16 @@
                   <w:rPr>
                     <w:rFonts w:ascii="Arial" w:hAnsi="Arial" w:cs="Arial"/>
                     <w:color w:val="000000"/>
-                    <w:sz w:val="20"/>
-                    <w:szCs w:val="20"/>
+                    <w:sz w:val="18"/>
+                    <w:szCs w:val="18"/>
                   </w:rPr>
                 </w:pPr>
                 <w:r>
                   <w:rPr>
                     <w:rFonts w:ascii="Arial" w:hAnsi="Arial" w:cs="Arial"/>
                     <w:color w:val="000000"/>
-                    <w:sz w:val="20"/>
-                    <w:szCs w:val="20"/>
+                    <w:sz w:val="18"/>
+                    <w:szCs w:val="18"/>
                     <w:lang w:val="es-CL" w:eastAsia="es-CL"/>
                   </w:rPr>
                   <w:t>Escriba aquí</w:t>
@@ -13946,8 +13946,8 @@
             <w:rPr>
               <w:rFonts w:ascii="Arial" w:hAnsi="Arial" w:cs="Arial"/>
               <w:color w:val="000000"/>
-              <w:sz w:val="20"/>
-              <w:szCs w:val="20"/>
+              <w:sz w:val="18"/>
+              <w:szCs w:val="18"/>
             </w:rPr>
             <w:alias w:val="exit_revaluation_professionals[0].profession_id"/>
             <w:tag w:val="exit_revaluation_professionals[0].profession_id"/>
@@ -13969,16 +13969,16 @@
                   <w:rPr>
                     <w:rFonts w:ascii="Arial" w:hAnsi="Arial" w:cs="Arial"/>
                     <w:color w:val="000000"/>
-                    <w:sz w:val="20"/>
-                    <w:szCs w:val="20"/>
+                    <w:sz w:val="18"/>
+                    <w:szCs w:val="18"/>
                   </w:rPr>
                 </w:pPr>
                 <w:r>
                   <w:rPr>
                     <w:rFonts w:ascii="Arial" w:hAnsi="Arial" w:cs="Arial"/>
                     <w:color w:val="000000"/>
-                    <w:sz w:val="20"/>
-                    <w:szCs w:val="20"/>
+                    <w:sz w:val="18"/>
+                    <w:szCs w:val="18"/>
                     <w:lang w:val="es-CL" w:eastAsia="es-CL"/>
                   </w:rPr>
                   <w:t>Escriba aquí</w:t>
@@ -13992,8 +13992,8 @@
             <w:rPr>
               <w:rFonts w:ascii="Arial" w:hAnsi="Arial" w:cs="Arial"/>
               <w:color w:val="000000"/>
-              <w:sz w:val="20"/>
-              <w:szCs w:val="20"/>
+              <w:sz w:val="18"/>
+              <w:szCs w:val="18"/>
             </w:rPr>
             <w:alias w:val="exit_revaluation_professionals[0].phone_email"/>
             <w:tag w:val="exit_revaluation_professionals[0].phone_email"/>
@@ -14015,16 +14015,16 @@
                   <w:rPr>
                     <w:rFonts w:ascii="Arial" w:hAnsi="Arial" w:cs="Arial"/>
                     <w:color w:val="000000"/>
-                    <w:sz w:val="20"/>
-                    <w:szCs w:val="20"/>
+                    <w:sz w:val="18"/>
+                    <w:szCs w:val="18"/>
                   </w:rPr>
                 </w:pPr>
                 <w:r>
                   <w:rPr>
                     <w:rFonts w:ascii="Arial" w:hAnsi="Arial" w:cs="Arial"/>
                     <w:color w:val="000000"/>
-                    <w:sz w:val="20"/>
-                    <w:szCs w:val="20"/>
+                    <w:sz w:val="18"/>
+                    <w:szCs w:val="18"/>
                     <w:lang w:val="es-CL" w:eastAsia="es-CL"/>
                   </w:rPr>
                   <w:t>Escriba aquí</w:t>
@@ -14038,8 +14038,8 @@
             <w:rPr>
               <w:rFonts w:ascii="Arial" w:hAnsi="Arial" w:cs="Arial"/>
               <w:color w:val="000000"/>
-              <w:sz w:val="20"/>
-              <w:szCs w:val="20"/>
+              <w:sz w:val="18"/>
+              <w:szCs w:val="18"/>
             </w:rPr>
             <w:alias w:val="exit_revaluation_professionals[0].professional_registration"/>
             <w:tag w:val="exit_revaluation_professionals[0].professional_registration"/>
@@ -14061,16 +14061,16 @@
                   <w:rPr>
                     <w:rFonts w:ascii="Arial" w:hAnsi="Arial" w:cs="Arial"/>
                     <w:color w:val="000000"/>
-                    <w:sz w:val="20"/>
-                    <w:szCs w:val="20"/>
+                    <w:sz w:val="18"/>
+                    <w:szCs w:val="18"/>
                   </w:rPr>
                 </w:pPr>
                 <w:r>
                   <w:rPr>
                     <w:rFonts w:ascii="Arial" w:hAnsi="Arial" w:cs="Arial"/>
                     <w:color w:val="000000"/>
-                    <w:sz w:val="20"/>
-                    <w:szCs w:val="20"/>
+                    <w:sz w:val="18"/>
+                    <w:szCs w:val="18"/>
                     <w:lang w:val="es-CL" w:eastAsia="es-CL"/>
                   </w:rPr>
                   <w:t>Escriba aquí</w:t>
@@ -14089,8 +14089,8 @@
             <w:rPr>
               <w:rFonts w:ascii="Arial" w:hAnsi="Arial" w:cs="Arial"/>
               <w:color w:val="000000"/>
-              <w:sz w:val="20"/>
-              <w:szCs w:val="20"/>
+              <w:sz w:val="18"/>
+              <w:szCs w:val="18"/>
             </w:rPr>
             <w:alias w:val="exit_revaluation_professionals[1].professional_id"/>
             <w:tag w:val="exit_revaluation_professionals[1].professional_id"/>
@@ -14112,16 +14112,16 @@
                   <w:rPr>
                     <w:rFonts w:ascii="Arial" w:hAnsi="Arial" w:cs="Arial"/>
                     <w:color w:val="000000"/>
-                    <w:sz w:val="20"/>
-                    <w:szCs w:val="20"/>
+                    <w:sz w:val="18"/>
+                    <w:szCs w:val="18"/>
                   </w:rPr>
                 </w:pPr>
                 <w:r>
                   <w:rPr>
                     <w:rFonts w:ascii="Arial" w:hAnsi="Arial" w:cs="Arial"/>
                     <w:color w:val="000000"/>
-                    <w:sz w:val="20"/>
-                    <w:szCs w:val="20"/>
+                    <w:sz w:val="18"/>
+                    <w:szCs w:val="18"/>
                     <w:lang w:val="es-CL" w:eastAsia="es-CL"/>
                   </w:rPr>
                   <w:t>Escriba aquí</w:t>
@@ -14135,8 +14135,8 @@
             <w:rPr>
               <w:rFonts w:ascii="Arial" w:hAnsi="Arial" w:cs="Arial"/>
               <w:color w:val="000000"/>
-              <w:sz w:val="20"/>
-              <w:szCs w:val="20"/>
+              <w:sz w:val="18"/>
+              <w:szCs w:val="18"/>
             </w:rPr>
             <w:alias w:val="exit_revaluation_professionals[1].profession_id"/>
             <w:tag w:val="exit_revaluation_professionals[1].profession_id"/>
@@ -14158,16 +14158,16 @@
                   <w:rPr>
                     <w:rFonts w:ascii="Arial" w:hAnsi="Arial" w:cs="Arial"/>
                     <w:color w:val="000000"/>
-                    <w:sz w:val="20"/>
-                    <w:szCs w:val="20"/>
+                    <w:sz w:val="18"/>
+                    <w:szCs w:val="18"/>
                   </w:rPr>
                 </w:pPr>
                 <w:r>
                   <w:rPr>
                     <w:rFonts w:ascii="Arial" w:hAnsi="Arial" w:cs="Arial"/>
                     <w:color w:val="000000"/>
-                    <w:sz w:val="20"/>
-                    <w:szCs w:val="20"/>
+                    <w:sz w:val="18"/>
+                    <w:szCs w:val="18"/>
                     <w:lang w:val="es-CL" w:eastAsia="es-CL"/>
                   </w:rPr>
                   <w:t>Escriba aquí</w:t>
@@ -14181,8 +14181,8 @@
             <w:rPr>
               <w:rFonts w:ascii="Arial" w:hAnsi="Arial" w:cs="Arial"/>
               <w:color w:val="000000"/>
-              <w:sz w:val="20"/>
-              <w:szCs w:val="20"/>
+              <w:sz w:val="18"/>
+              <w:szCs w:val="18"/>
             </w:rPr>
             <w:alias w:val="exit_revaluation_professionals[1].phone_email"/>
             <w:tag w:val="exit_revaluation_professionals[1].phone_email"/>
@@ -14204,16 +14204,16 @@
                   <w:rPr>
                     <w:rFonts w:ascii="Arial" w:hAnsi="Arial" w:cs="Arial"/>
                     <w:color w:val="000000"/>
-                    <w:sz w:val="20"/>
-                    <w:szCs w:val="20"/>
+                    <w:sz w:val="18"/>
+                    <w:szCs w:val="18"/>
                   </w:rPr>
                 </w:pPr>
                 <w:r>
                   <w:rPr>
                     <w:rFonts w:ascii="Arial" w:hAnsi="Arial" w:cs="Arial"/>
                     <w:color w:val="000000"/>
-                    <w:sz w:val="20"/>
-                    <w:szCs w:val="20"/>
+                    <w:sz w:val="18"/>
+                    <w:szCs w:val="18"/>
                     <w:lang w:val="es-CL" w:eastAsia="es-CL"/>
                   </w:rPr>
                   <w:t>Escriba aquí</w:t>
@@ -14227,8 +14227,8 @@
             <w:rPr>
               <w:rFonts w:ascii="Arial" w:hAnsi="Arial" w:cs="Arial"/>
               <w:color w:val="000000"/>
-              <w:sz w:val="20"/>
-              <w:szCs w:val="20"/>
+              <w:sz w:val="18"/>
+              <w:szCs w:val="18"/>
             </w:rPr>
             <w:alias w:val="exit_revaluation_professionals[1].professional_registration"/>
             <w:tag w:val="exit_revaluation_professionals[1].professional_registration"/>
@@ -14250,16 +14250,16 @@
                   <w:rPr>
                     <w:rFonts w:ascii="Arial" w:hAnsi="Arial" w:cs="Arial"/>
                     <w:color w:val="000000"/>
-                    <w:sz w:val="20"/>
-                    <w:szCs w:val="20"/>
+                    <w:sz w:val="18"/>
+                    <w:szCs w:val="18"/>
                   </w:rPr>
                 </w:pPr>
                 <w:r>
                   <w:rPr>
                     <w:rFonts w:ascii="Arial" w:hAnsi="Arial" w:cs="Arial"/>
                     <w:color w:val="000000"/>
-                    <w:sz w:val="20"/>
-                    <w:szCs w:val="20"/>
+                    <w:sz w:val="18"/>
+                    <w:szCs w:val="18"/>
                     <w:lang w:val="es-CL" w:eastAsia="es-CL"/>
                   </w:rPr>
                   <w:t>Escriba aquí</w:t>
@@ -14278,8 +14278,8 @@
             <w:rPr>
               <w:rFonts w:ascii="Arial" w:hAnsi="Arial" w:cs="Arial"/>
               <w:color w:val="000000"/>
-              <w:sz w:val="20"/>
-              <w:szCs w:val="20"/>
+              <w:sz w:val="18"/>
+              <w:szCs w:val="18"/>
             </w:rPr>
             <w:alias w:val="exit_revaluation_professionals[2].professional_id"/>
             <w:tag w:val="exit_revaluation_professionals[2].professional_id"/>
@@ -14301,16 +14301,16 @@
                   <w:rPr>
                     <w:rFonts w:ascii="Arial" w:hAnsi="Arial" w:cs="Arial"/>
                     <w:color w:val="000000"/>
-                    <w:sz w:val="20"/>
-                    <w:szCs w:val="20"/>
+                    <w:sz w:val="18"/>
+                    <w:szCs w:val="18"/>
                   </w:rPr>
                 </w:pPr>
                 <w:r>
                   <w:rPr>
                     <w:rFonts w:ascii="Arial" w:hAnsi="Arial" w:cs="Arial"/>
                     <w:color w:val="000000"/>
-                    <w:sz w:val="20"/>
-                    <w:szCs w:val="20"/>
+                    <w:sz w:val="18"/>
+                    <w:szCs w:val="18"/>
                     <w:lang w:val="es-CL" w:eastAsia="es-CL"/>
                   </w:rPr>
                   <w:t>Escriba aquí</w:t>
@@ -14324,8 +14324,8 @@
             <w:rPr>
               <w:rFonts w:ascii="Arial" w:hAnsi="Arial" w:cs="Arial"/>
               <w:color w:val="000000"/>
-              <w:sz w:val="20"/>
-              <w:szCs w:val="20"/>
+              <w:sz w:val="18"/>
+              <w:szCs w:val="18"/>
             </w:rPr>
             <w:alias w:val="exit_revaluation_professionals[2].profession_id"/>
             <w:tag w:val="exit_revaluation_professionals[2].profession_id"/>
@@ -14347,16 +14347,16 @@
                   <w:rPr>
                     <w:rFonts w:ascii="Arial" w:hAnsi="Arial" w:cs="Arial"/>
                     <w:color w:val="000000"/>
-                    <w:sz w:val="20"/>
-                    <w:szCs w:val="20"/>
+                    <w:sz w:val="18"/>
+                    <w:szCs w:val="18"/>
                   </w:rPr>
                 </w:pPr>
                 <w:r>
                   <w:rPr>
                     <w:rFonts w:ascii="Arial" w:hAnsi="Arial" w:cs="Arial"/>
                     <w:color w:val="000000"/>
-                    <w:sz w:val="20"/>
-                    <w:szCs w:val="20"/>
+                    <w:sz w:val="18"/>
+                    <w:szCs w:val="18"/>
                     <w:lang w:val="es-CL" w:eastAsia="es-CL"/>
                   </w:rPr>
                   <w:t>Escriba aquí</w:t>
@@ -14370,8 +14370,8 @@
             <w:rPr>
               <w:rFonts w:ascii="Arial" w:hAnsi="Arial" w:cs="Arial"/>
               <w:color w:val="000000"/>
-              <w:sz w:val="20"/>
-              <w:szCs w:val="20"/>
+              <w:sz w:val="18"/>
+              <w:szCs w:val="18"/>
             </w:rPr>
             <w:alias w:val="exit_revaluation_professionals[2].phone_email"/>
             <w:tag w:val="exit_revaluation_professionals[2].phone_email"/>
@@ -14393,16 +14393,16 @@
                   <w:rPr>
                     <w:rFonts w:ascii="Arial" w:hAnsi="Arial" w:cs="Arial"/>
                     <w:color w:val="000000"/>
-                    <w:sz w:val="20"/>
-                    <w:szCs w:val="20"/>
+                    <w:sz w:val="18"/>
+                    <w:szCs w:val="18"/>
                   </w:rPr>
                 </w:pPr>
                 <w:r>
                   <w:rPr>
                     <w:rFonts w:ascii="Arial" w:hAnsi="Arial" w:cs="Arial"/>
                     <w:color w:val="000000"/>
-                    <w:sz w:val="20"/>
-                    <w:szCs w:val="20"/>
+                    <w:sz w:val="18"/>
+                    <w:szCs w:val="18"/>
                     <w:lang w:val="es-CL" w:eastAsia="es-CL"/>
                   </w:rPr>
                   <w:t>Escriba aquí</w:t>
@@ -14416,8 +14416,8 @@
             <w:rPr>
               <w:rFonts w:ascii="Arial" w:hAnsi="Arial" w:cs="Arial"/>
               <w:color w:val="000000"/>
-              <w:sz w:val="20"/>
-              <w:szCs w:val="20"/>
+              <w:sz w:val="18"/>
+              <w:szCs w:val="18"/>
             </w:rPr>
             <w:alias w:val="exit_revaluation_professionals[2].professional_registration"/>
             <w:tag w:val="exit_revaluation_professionals[2].professional_registration"/>
@@ -14439,16 +14439,16 @@
                   <w:rPr>
                     <w:rFonts w:ascii="Arial" w:hAnsi="Arial" w:cs="Arial"/>
                     <w:color w:val="000000"/>
-                    <w:sz w:val="20"/>
-                    <w:szCs w:val="20"/>
+                    <w:sz w:val="18"/>
+                    <w:szCs w:val="18"/>
                   </w:rPr>
                 </w:pPr>
                 <w:r>
                   <w:rPr>
                     <w:rFonts w:ascii="Arial" w:hAnsi="Arial" w:cs="Arial"/>
                     <w:color w:val="000000"/>
-                    <w:sz w:val="20"/>
-                    <w:szCs w:val="20"/>
+                    <w:sz w:val="18"/>
+                    <w:szCs w:val="18"/>
                     <w:lang w:val="es-CL" w:eastAsia="es-CL"/>
                   </w:rPr>
                   <w:t>Escriba aquí</w:t>
@@ -14467,8 +14467,8 @@
             <w:rPr>
               <w:rFonts w:ascii="Arial" w:hAnsi="Arial" w:cs="Arial"/>
               <w:color w:val="000000"/>
-              <w:sz w:val="20"/>
-              <w:szCs w:val="20"/>
+              <w:sz w:val="18"/>
+              <w:szCs w:val="18"/>
             </w:rPr>
             <w:alias w:val="exit_revaluation_professionals[3].professional_id"/>
             <w:tag w:val="exit_revaluation_professionals[3].professional_id"/>
@@ -14490,16 +14490,16 @@
                   <w:rPr>
                     <w:rFonts w:ascii="Arial" w:hAnsi="Arial" w:cs="Arial"/>
                     <w:color w:val="000000"/>
-                    <w:sz w:val="20"/>
-                    <w:szCs w:val="20"/>
+                    <w:sz w:val="18"/>
+                    <w:szCs w:val="18"/>
                   </w:rPr>
                 </w:pPr>
                 <w:r>
                   <w:rPr>
                     <w:rFonts w:ascii="Arial" w:hAnsi="Arial" w:cs="Arial"/>
                     <w:color w:val="000000"/>
-                    <w:sz w:val="20"/>
-                    <w:szCs w:val="20"/>
+                    <w:sz w:val="18"/>
+                    <w:szCs w:val="18"/>
                     <w:lang w:val="es-CL" w:eastAsia="es-CL"/>
                   </w:rPr>
                   <w:t>Escriba aquí</w:t>
@@ -14513,8 +14513,8 @@
             <w:rPr>
               <w:rFonts w:ascii="Arial" w:hAnsi="Arial" w:cs="Arial"/>
               <w:color w:val="000000"/>
-              <w:sz w:val="20"/>
-              <w:szCs w:val="20"/>
+              <w:sz w:val="18"/>
+              <w:szCs w:val="18"/>
             </w:rPr>
             <w:alias w:val="exit_revaluation_professionals[3].profession_id"/>
             <w:tag w:val="exit_revaluation_professionals[3].profession_id"/>
@@ -14536,16 +14536,16 @@
                   <w:rPr>
                     <w:rFonts w:ascii="Arial" w:hAnsi="Arial" w:cs="Arial"/>
                     <w:color w:val="000000"/>
-                    <w:sz w:val="20"/>
-                    <w:szCs w:val="20"/>
+                    <w:sz w:val="18"/>
+                    <w:szCs w:val="18"/>
                   </w:rPr>
                 </w:pPr>
                 <w:r>
                   <w:rPr>
                     <w:rFonts w:ascii="Arial" w:hAnsi="Arial" w:cs="Arial"/>
                     <w:color w:val="000000"/>
-                    <w:sz w:val="20"/>
-                    <w:szCs w:val="20"/>
+                    <w:sz w:val="18"/>
+                    <w:szCs w:val="18"/>
                     <w:lang w:val="es-CL" w:eastAsia="es-CL"/>
                   </w:rPr>
                   <w:t>Escriba aquí</w:t>
@@ -14559,8 +14559,8 @@
             <w:rPr>
               <w:rFonts w:ascii="Arial" w:hAnsi="Arial" w:cs="Arial"/>
               <w:color w:val="000000"/>
-              <w:sz w:val="20"/>
-              <w:szCs w:val="20"/>
+              <w:sz w:val="18"/>
+              <w:szCs w:val="18"/>
             </w:rPr>
             <w:alias w:val="exit_revaluation_professionals[3].phone_email"/>
             <w:tag w:val="exit_revaluation_professionals[3].phone_email"/>
@@ -14582,16 +14582,16 @@
                   <w:rPr>
                     <w:rFonts w:ascii="Arial" w:hAnsi="Arial" w:cs="Arial"/>
                     <w:color w:val="000000"/>
-                    <w:sz w:val="20"/>
-                    <w:szCs w:val="20"/>
+                    <w:sz w:val="18"/>
+                    <w:szCs w:val="18"/>
                   </w:rPr>
                 </w:pPr>
                 <w:r>
                   <w:rPr>
                     <w:rFonts w:ascii="Arial" w:hAnsi="Arial" w:cs="Arial"/>
                     <w:color w:val="000000"/>
-                    <w:sz w:val="20"/>
-                    <w:szCs w:val="20"/>
+                    <w:sz w:val="18"/>
+                    <w:szCs w:val="18"/>
                     <w:lang w:val="es-CL" w:eastAsia="es-CL"/>
                   </w:rPr>
                   <w:t>Escriba aquí</w:t>
@@ -14605,8 +14605,8 @@
             <w:rPr>
               <w:rFonts w:ascii="Arial" w:hAnsi="Arial" w:cs="Arial"/>
               <w:color w:val="000000"/>
-              <w:sz w:val="20"/>
-              <w:szCs w:val="20"/>
+              <w:sz w:val="18"/>
+              <w:szCs w:val="18"/>
             </w:rPr>
             <w:alias w:val="exit_revaluation_professionals[3].professional_registration"/>
             <w:tag w:val="exit_revaluation_professionals[3].professional_registration"/>
@@ -14628,16 +14628,16 @@
                   <w:rPr>
                     <w:rFonts w:ascii="Arial" w:hAnsi="Arial" w:cs="Arial"/>
                     <w:color w:val="000000"/>
-                    <w:sz w:val="20"/>
-                    <w:szCs w:val="20"/>
+                    <w:sz w:val="18"/>
+                    <w:szCs w:val="18"/>
                   </w:rPr>
                 </w:pPr>
                 <w:r>
                   <w:rPr>
                     <w:rFonts w:ascii="Arial" w:hAnsi="Arial" w:cs="Arial"/>
                     <w:color w:val="000000"/>
-                    <w:sz w:val="20"/>
-                    <w:szCs w:val="20"/>
+                    <w:sz w:val="18"/>
+                    <w:szCs w:val="18"/>
                     <w:lang w:val="es-CL" w:eastAsia="es-CL"/>
                   </w:rPr>
                   <w:t>Escriba aquí</w:t>
@@ -14656,8 +14656,8 @@
             <w:rPr>
               <w:rFonts w:ascii="Arial" w:hAnsi="Arial" w:cs="Arial"/>
               <w:color w:val="000000"/>
-              <w:sz w:val="20"/>
-              <w:szCs w:val="20"/>
+              <w:sz w:val="18"/>
+              <w:szCs w:val="18"/>
             </w:rPr>
             <w:alias w:val="exit_dea_deficit_evaluation"/>
             <w:tag w:val="exit_dea_deficit_evaluation"/>
@@ -14679,16 +14679,16 @@
                   <w:rPr>
                     <w:rFonts w:ascii="Arial" w:hAnsi="Arial" w:cs="Arial"/>
                     <w:color w:val="000000"/>
-                    <w:sz w:val="20"/>
-                    <w:szCs w:val="20"/>
+                    <w:sz w:val="18"/>
+                    <w:szCs w:val="18"/>
                   </w:rPr>
                 </w:pPr>
                 <w:r>
                   <w:rPr>
                     <w:rFonts w:ascii="Arial" w:hAnsi="Arial" w:cs="Arial"/>
                     <w:color w:val="000000"/>
-                    <w:sz w:val="20"/>
-                    <w:szCs w:val="20"/>
+                    <w:sz w:val="18"/>
+                    <w:szCs w:val="18"/>
                     <w:lang w:val="es-CL" w:eastAsia="es-CL"/>
                   </w:rPr>
                   <w:t>Escriba aquí</w:t>
@@ -14702,8 +14702,8 @@
             <w:rPr>
               <w:rFonts w:ascii="Arial" w:hAnsi="Arial" w:cs="Arial"/>
               <w:color w:val="000000"/>
-              <w:sz w:val="20"/>
-              <w:szCs w:val="20"/>
+              <w:sz w:val="18"/>
+              <w:szCs w:val="18"/>
             </w:rPr>
             <w:alias w:val="exit_dea_deficit_evaluation"/>
             <w:tag w:val="exit_dea_deficit_evaluation"/>
@@ -14725,16 +14725,16 @@
                   <w:rPr>
                     <w:rFonts w:ascii="Arial" w:hAnsi="Arial" w:cs="Arial"/>
                     <w:color w:val="000000"/>
-                    <w:sz w:val="20"/>
-                    <w:szCs w:val="20"/>
+                    <w:sz w:val="18"/>
+                    <w:szCs w:val="18"/>
                   </w:rPr>
                 </w:pPr>
                 <w:r>
                   <w:rPr>
                     <w:rFonts w:ascii="Arial" w:hAnsi="Arial" w:cs="Arial"/>
                     <w:color w:val="000000"/>
-                    <w:sz w:val="20"/>
-                    <w:szCs w:val="20"/>
+                    <w:sz w:val="18"/>
+                    <w:szCs w:val="18"/>
                     <w:lang w:val="es-CL" w:eastAsia="es-CL"/>
                   </w:rPr>
                   <w:t>Escriba aquí</w:t>
@@ -14748,8 +14748,8 @@
             <w:rPr>
               <w:rFonts w:ascii="Arial" w:hAnsi="Arial" w:cs="Arial"/>
               <w:color w:val="000000"/>
-              <w:sz w:val="20"/>
-              <w:szCs w:val="20"/>
+              <w:sz w:val="18"/>
+              <w:szCs w:val="18"/>
             </w:rPr>
             <w:alias w:val="exit_dea_deficit_evaluation"/>
             <w:tag w:val="exit_dea_deficit_evaluation"/>
@@ -14771,16 +14771,16 @@
                   <w:rPr>
                     <w:rFonts w:ascii="Arial" w:hAnsi="Arial" w:cs="Arial"/>
                     <w:color w:val="000000"/>
-                    <w:sz w:val="20"/>
-                    <w:szCs w:val="20"/>
+                    <w:sz w:val="18"/>
+                    <w:szCs w:val="18"/>
                   </w:rPr>
                 </w:pPr>
                 <w:r>
                   <w:rPr>
                     <w:rFonts w:ascii="Arial" w:hAnsi="Arial" w:cs="Arial"/>
                     <w:color w:val="000000"/>
-                    <w:sz w:val="20"/>
-                    <w:szCs w:val="20"/>
+                    <w:sz w:val="18"/>
+                    <w:szCs w:val="18"/>
                     <w:lang w:val="es-CL" w:eastAsia="es-CL"/>
                   </w:rPr>
                   <w:t>Escriba aquí</w:t>
@@ -14794,8 +14794,8 @@
             <w:rPr>
               <w:rFonts w:ascii="Arial" w:hAnsi="Arial" w:cs="Arial"/>
               <w:color w:val="000000"/>
-              <w:sz w:val="20"/>
-              <w:szCs w:val="20"/>
+              <w:sz w:val="18"/>
+              <w:szCs w:val="18"/>
             </w:rPr>
             <w:alias w:val="exit_dea_deficit_evaluation"/>
             <w:tag w:val="exit_dea_deficit_evaluation"/>
@@ -14817,16 +14817,16 @@
                   <w:rPr>
                     <w:rFonts w:ascii="Arial" w:hAnsi="Arial" w:cs="Arial"/>
                     <w:color w:val="000000"/>
-                    <w:sz w:val="20"/>
-                    <w:szCs w:val="20"/>
+                    <w:sz w:val="18"/>
+                    <w:szCs w:val="18"/>
                   </w:rPr>
                 </w:pPr>
                 <w:r>
                   <w:rPr>
                     <w:rFonts w:ascii="Arial" w:hAnsi="Arial" w:cs="Arial"/>
                     <w:color w:val="000000"/>
-                    <w:sz w:val="20"/>
-                    <w:szCs w:val="20"/>
+                    <w:sz w:val="18"/>
+                    <w:szCs w:val="18"/>
                     <w:lang w:val="es-CL" w:eastAsia="es-CL"/>
                   </w:rPr>
                   <w:t>Escriba aquí</w:t>
@@ -15077,8 +15077,8 @@
                 <w:b/>
                 <w:i/>
                 <w:color w:val="000000"/>
-                <w:sz w:val="20"/>
-                <w:szCs w:val="20"/>
+                <w:sz w:val="18"/>
+                <w:szCs w:val="18"/>
               </w:rPr>
               <w:alias w:val="exit_dea_deficit_evaluation"/>
               <w:tag w:val="exit_dea_deficit_evaluation"/>
@@ -15097,16 +15097,16 @@
                     <w:b/>
                     <w:i/>
                     <w:color w:val="000000"/>
-                    <w:sz w:val="20"/>
-                    <w:szCs w:val="20"/>
+                    <w:sz w:val="18"/>
+                    <w:szCs w:val="18"/>
                   </w:rPr>
                 </w:pPr>
                 <w:r>
                   <w:rPr>
                     <w:rFonts w:ascii="Arial" w:hAnsi="Arial" w:cs="Arial"/>
                     <w:color w:val="000000"/>
-                    <w:sz w:val="20"/>
-                    <w:szCs w:val="20"/>
+                    <w:sz w:val="18"/>
+                    <w:szCs w:val="18"/>
                     <w:lang w:val="es-CL" w:eastAsia="es-CL"/>
                   </w:rPr>
                   <w:t>Escriba aquí</w:t>
@@ -15229,8 +15229,8 @@
                   <w:rFonts w:ascii="Arial" w:hAnsi="Arial" w:cs="Arial"/>
                   <w:b/>
                   <w:color w:val="000000"/>
-                  <w:sz w:val="20"/>
-                  <w:szCs w:val="20"/>
+                  <w:sz w:val="18"/>
+                  <w:szCs w:val="18"/>
                 </w:rPr>
                 <w:alias w:val="decision_school_year"/>
                 <w:tag w:val="decision_school_year"/>
@@ -15246,8 +15246,8 @@
                   <w:rPr>
                     <w:rFonts w:ascii="Arial" w:hAnsi="Arial" w:cs="Arial"/>
                     <w:color w:val="000000"/>
-                    <w:sz w:val="20"/>
-                    <w:szCs w:val="20"/>
+                    <w:sz w:val="18"/>
+                    <w:szCs w:val="18"/>
                     <w:lang w:val="es-CL" w:eastAsia="es-CL"/>
                   </w:rPr>
                   <w:t>Escriba aquí</w:t>
@@ -15381,8 +15381,8 @@
                   <w:rFonts w:ascii="MS Gothic" w:hAnsi="MS Gothic" w:cs="MS Gothic" w:eastAsia="MS Gothic"/>
                   <w:i/>
                   <w:color w:val="000000"/>
-                  <w:sz w:val="20"/>
-                  <w:szCs w:val="20"/>
+                  <w:sz w:val="18"/>
+                  <w:szCs w:val="18"/>
                 </w:rPr>
                 <w:alias w:val="decision_type__egreso"/>
                 <w:tag w:val="decision_type__egreso"/>
@@ -15400,8 +15400,8 @@
                     <w:rFonts w:ascii="MS Gothic" w:hAnsi="MS Gothic" w:cs="MS Gothic" w:eastAsia="MS Gothic"/>
                     <w:i/>
                     <w:color w:val="000000"/>
-                    <w:sz w:val="20"/>
-                    <w:szCs w:val="20"/>
+                    <w:sz w:val="18"/>
+                    <w:szCs w:val="18"/>
                   </w:rPr>
                   <w:t>☐</w:t>
                 </w:r>
@@ -15430,8 +15430,8 @@
                   <w:rFonts w:ascii="MS Gothic" w:hAnsi="MS Gothic" w:cs="MS Gothic" w:eastAsia="MS Gothic"/>
                   <w:b/>
                   <w:color w:val="000000"/>
-                  <w:sz w:val="20"/>
-                  <w:szCs w:val="20"/>
+                  <w:sz w:val="18"/>
+                  <w:szCs w:val="18"/>
                 </w:rPr>
                 <w:alias w:val="decision_type__continuidad"/>
                 <w:tag w:val="decision_type__continuidad"/>
@@ -15449,8 +15449,8 @@
                     <w:rFonts w:ascii="MS Gothic" w:hAnsi="MS Gothic" w:cs="MS Gothic" w:eastAsia="MS Gothic"/>
                     <w:b/>
                     <w:color w:val="000000"/>
-                    <w:sz w:val="20"/>
-                    <w:szCs w:val="20"/>
+                    <w:sz w:val="18"/>
+                    <w:szCs w:val="18"/>
                   </w:rPr>
                   <w:t>☐</w:t>
                 </w:r>
@@ -15488,8 +15488,8 @@
                   <w:rFonts w:ascii="Arial" w:hAnsi="Arial" w:cs="Arial"/>
                   <w:b/>
                   <w:color w:val="000000"/>
-                  <w:sz w:val="20"/>
-                  <w:szCs w:val="20"/>
+                  <w:sz w:val="18"/>
+                  <w:szCs w:val="18"/>
                 </w:rPr>
                 <w:alias w:val="decision_date"/>
                 <w:tag w:val="decision_date"/>
@@ -15505,8 +15505,8 @@
                   <w:rPr>
                     <w:rFonts w:ascii="Arial" w:hAnsi="Arial" w:cs="Arial"/>
                     <w:color w:val="000000"/>
-                    <w:sz w:val="20"/>
-                    <w:szCs w:val="20"/>
+                    <w:sz w:val="18"/>
+                    <w:szCs w:val="18"/>
                     <w:lang w:val="es-CL" w:eastAsia="es-CL"/>
                   </w:rPr>
                   <w:t>Escriba aquí</w:t>
@@ -15558,8 +15558,8 @@
                 <w:b/>
                 <w:i/>
                 <w:color w:val="000000"/>
-                <w:sz w:val="20"/>
-                <w:szCs w:val="20"/>
+                <w:sz w:val="18"/>
+                <w:szCs w:val="18"/>
               </w:rPr>
               <w:alias w:val="decision_rationale"/>
               <w:tag w:val="decision_rationale"/>
@@ -15578,16 +15578,16 @@
                     <w:b/>
                     <w:i/>
                     <w:color w:val="000000"/>
-                    <w:sz w:val="20"/>
-                    <w:szCs w:val="20"/>
+                    <w:sz w:val="18"/>
+                    <w:szCs w:val="18"/>
                   </w:rPr>
                 </w:pPr>
                 <w:r>
                   <w:rPr>
                     <w:rFonts w:ascii="Arial" w:hAnsi="Arial" w:cs="Arial"/>
                     <w:color w:val="000000"/>
-                    <w:sz w:val="20"/>
-                    <w:szCs w:val="20"/>
+                    <w:sz w:val="18"/>
+                    <w:szCs w:val="18"/>
                     <w:lang w:val="es-CL" w:eastAsia="es-CL"/>
                   </w:rPr>
                   <w:t>Escriba aquí</w:t>
@@ -15671,8 +15671,8 @@
               <w:rFonts w:ascii="Arial" w:hAnsi="Arial" w:cs="Arial"/>
               <w:i/>
               <w:color w:val="000000"/>
-              <w:sz w:val="20"/>
-              <w:szCs w:val="20"/>
+              <w:sz w:val="18"/>
+              <w:szCs w:val="18"/>
             </w:rPr>
             <w:alias w:val="decision_observations"/>
             <w:tag w:val="decision_observations"/>
@@ -15701,16 +15701,16 @@
                     <w:rFonts w:ascii="Arial" w:hAnsi="Arial" w:cs="Arial"/>
                     <w:i/>
                     <w:color w:val="000000"/>
-                    <w:sz w:val="20"/>
-                    <w:szCs w:val="20"/>
+                    <w:sz w:val="18"/>
+                    <w:szCs w:val="18"/>
                   </w:rPr>
                 </w:pPr>
                 <w:r>
                   <w:rPr>
                     <w:rFonts w:ascii="Arial" w:hAnsi="Arial" w:cs="Arial"/>
                     <w:color w:val="000000"/>
-                    <w:sz w:val="20"/>
-                    <w:szCs w:val="20"/>
+                    <w:sz w:val="18"/>
+                    <w:szCs w:val="18"/>
                     <w:lang w:val="es-CL" w:eastAsia="es-CL"/>
                   </w:rPr>
                   <w:t>Escriba aquí</w:t>

--- a/files/original_student_files/fur4_ci_t_formulario.docx
+++ b/files/original_student_files/fur4_ci_t_formulario.docx
@@ -676,7 +676,7 @@
       </w:tr>
       <w:tr>
         <w:trPr>
-          <w:trHeight w:hRule="atLeast" w:val="215"/>
+          <w:trHeight w:hRule="exact" w:val="215"/>
           <w:jc w:val="center"/>
         </w:trPr>
         <w:tc>
@@ -1478,7 +1478,7 @@
       </w:tr>
       <w:tr>
         <w:trPr>
-          <w:trHeight w:hRule="atLeast" w:val="187"/>
+          <w:trHeight w:hRule="exact" w:val="187"/>
           <w:jc w:val="center"/>
         </w:trPr>
         <w:tc>
@@ -1879,7 +1879,7 @@
       </w:tr>
       <w:tr>
         <w:trPr>
-          <w:trHeight w:hRule="atLeast" w:val="187"/>
+          <w:trHeight w:hRule="exact" w:val="187"/>
           <w:jc w:val="center"/>
         </w:trPr>
         <w:tc>
@@ -2163,7 +2163,7 @@
       </w:tr>
       <w:tr>
         <w:trPr>
-          <w:trHeight w:hRule="atLeast" w:val="187"/>
+          <w:trHeight w:hRule="exact" w:val="187"/>
           <w:jc w:val="center"/>
         </w:trPr>
         <w:tc>
@@ -2418,7 +2418,7 @@
       </w:tr>
       <w:tr>
         <w:trPr>
-          <w:trHeight w:hRule="atLeast" w:val="187"/>
+          <w:trHeight w:hRule="exact" w:val="187"/>
           <w:jc w:val="center"/>
         </w:trPr>
         <w:tc>
@@ -4735,7 +4735,7 @@
       </w:tr>
       <w:tr>
         <w:trPr>
-          <w:trHeight w:hRule="atLeast" w:val="256"/>
+          <w:trHeight w:hRule="exact" w:val="256"/>
           <w:jc w:val="center"/>
         </w:trPr>
         <w:tc>
@@ -14659,8 +14659,8 @@
               <w:sz w:val="18"/>
               <w:szCs w:val="18"/>
             </w:rPr>
-            <w:alias w:val="exit_dea_deficit_evaluation"/>
-            <w:tag w:val="exit_dea_deficit_evaluation"/>
+            <w:alias w:val="exit_revaluation_professionals[4].professional_id"/>
+            <w:tag w:val="exit_revaluation_professionals[4].professional_id"/>
             <w:id w:val="-254361597"/>
             <w:placeholder>
               <w:docPart w:val="40D236EBEB194579A0AFCFC6C677791E"/>
@@ -14705,8 +14705,8 @@
               <w:sz w:val="18"/>
               <w:szCs w:val="18"/>
             </w:rPr>
-            <w:alias w:val="exit_dea_deficit_evaluation"/>
-            <w:tag w:val="exit_dea_deficit_evaluation"/>
+            <w:alias w:val="exit_revaluation_professionals[4].profession_id"/>
+            <w:tag w:val="exit_revaluation_professionals[4].profession_id"/>
             <w:id w:val="-316499013"/>
             <w:placeholder>
               <w:docPart w:val="0FC4501D30CF479FA118FA202DA5C737"/>
@@ -14751,8 +14751,8 @@
               <w:sz w:val="18"/>
               <w:szCs w:val="18"/>
             </w:rPr>
-            <w:alias w:val="exit_dea_deficit_evaluation"/>
-            <w:tag w:val="exit_dea_deficit_evaluation"/>
+            <w:alias w:val="exit_revaluation_professionals[4].phone_email"/>
+            <w:tag w:val="exit_revaluation_professionals[4].phone_email"/>
             <w:id w:val="107628663"/>
             <w:placeholder>
               <w:docPart w:val="40EEAFD3F3944960A34F3F98899F7BDA"/>
@@ -14797,8 +14797,8 @@
               <w:sz w:val="18"/>
               <w:szCs w:val="18"/>
             </w:rPr>
-            <w:alias w:val="exit_dea_deficit_evaluation"/>
-            <w:tag w:val="exit_dea_deficit_evaluation"/>
+            <w:alias w:val="exit_revaluation_professionals[4].professional_registration"/>
+            <w:tag w:val="exit_revaluation_professionals[4].professional_registration"/>
             <w:id w:val="-72124028"/>
             <w:placeholder>
               <w:docPart w:val="4E5C72E63CD64ED096E3ACC4D299AC95"/>
